--- a/cpp-placentas/manuscript/Wong_Placenta_IH_supplement.docx
+++ b/cpp-placentas/manuscript/Wong_Placenta_IH_supplement.docx
@@ -12028,12 +12028,13 @@
         </w:tblBorders>
       </w:tblPr>
       <w:tblGrid>
-        <w:gridCol w:w="2400"/>
-        <w:gridCol w:w="1100"/>
-        <w:gridCol w:w="1450"/>
-        <w:gridCol w:w="1450"/>
-        <w:gridCol w:w="1500"/>
-        <w:gridCol w:w="1460"/>
+        <w:gridCol w:w="2000"/>
+        <w:gridCol w:w="1000"/>
+        <w:gridCol w:w="1250"/>
+        <w:gridCol w:w="1250"/>
+        <w:gridCol w:w="1300"/>
+        <w:gridCol w:w="1300"/>
+        <w:gridCol w:w="1260"/>
       </w:tblGrid>
       <w:tr>
         <w:trPr>
@@ -12041,7 +12042,7 @@
         </w:trPr>
         <w:tc>
           <w:tcPr>
-            <w:tcW w:type="dxa" w:w="2400"/>
+            <w:tcW w:type="dxa" w:w="2000"/>
             <w:tcBorders>
               <w:top w:val="single" w:color="000000" w:sz="8"/>
               <w:left w:val="none" w:color="FFFFFF" w:sz="0"/>
@@ -12074,7 +12075,7 @@
         </w:tc>
         <w:tc>
           <w:tcPr>
-            <w:tcW w:type="dxa" w:w="1100"/>
+            <w:tcW w:type="dxa" w:w="1000"/>
             <w:tcBorders>
               <w:top w:val="single" w:color="000000" w:sz="8"/>
               <w:left w:val="none" w:color="FFFFFF" w:sz="0"/>
@@ -12107,7 +12108,7 @@
         </w:tc>
         <w:tc>
           <w:tcPr>
-            <w:tcW w:type="dxa" w:w="1450"/>
+            <w:tcW w:type="dxa" w:w="1250"/>
             <w:tcBorders>
               <w:top w:val="single" w:color="000000" w:sz="8"/>
               <w:left w:val="none" w:color="FFFFFF" w:sz="0"/>
@@ -12140,7 +12141,7 @@
         </w:tc>
         <w:tc>
           <w:tcPr>
-            <w:tcW w:type="dxa" w:w="1450"/>
+            <w:tcW w:type="dxa" w:w="1250"/>
             <w:tcBorders>
               <w:top w:val="single" w:color="000000" w:sz="8"/>
               <w:left w:val="none" w:color="FFFFFF" w:sz="0"/>
@@ -12173,7 +12174,7 @@
         </w:tc>
         <w:tc>
           <w:tcPr>
-            <w:tcW w:type="dxa" w:w="1500"/>
+            <w:tcW w:type="dxa" w:w="1300"/>
             <w:tcBorders>
               <w:top w:val="single" w:color="000000" w:sz="8"/>
               <w:left w:val="none" w:color="FFFFFF" w:sz="0"/>
@@ -12206,7 +12207,7 @@
         </w:tc>
         <w:tc>
           <w:tcPr>
-            <w:tcW w:type="dxa" w:w="1460"/>
+            <w:tcW w:type="dxa" w:w="1300"/>
             <w:tcBorders>
               <w:top w:val="single" w:color="000000" w:sz="8"/>
               <w:left w:val="none" w:color="FFFFFF" w:sz="0"/>
@@ -12234,6 +12235,39 @@
                 <w:szCs w:val="16"/>
               </w:rPr>
               <w:t xml:space="preserve">Definite IH, % (cases/N)</w:t>
+            </w:r>
+          </w:p>
+        </w:tc>
+        <w:tc>
+          <w:tcPr>
+            <w:tcW w:type="dxa" w:w="1260"/>
+            <w:tcBorders>
+              <w:top w:val="single" w:color="000000" w:sz="8"/>
+              <w:left w:val="none" w:color="FFFFFF" w:sz="0"/>
+              <w:bottom w:val="single" w:color="000000" w:sz="8"/>
+              <w:right w:val="none" w:color="FFFFFF" w:sz="0"/>
+            </w:tcBorders>
+            <w:tcMar>
+              <w:top w:type="dxa" w:w="30"/>
+              <w:left w:type="dxa" w:w="60"/>
+              <w:bottom w:type="dxa" w:w="30"/>
+              <w:right w:type="dxa" w:w="60"/>
+            </w:tcMar>
+          </w:tcPr>
+          <w:p>
+            <w:pPr>
+              <w:spacing w:line="240"/>
+              <w:jc w:val="center"/>
+            </w:pPr>
+            <w:r>
+              <w:rPr>
+                <w:rFonts w:ascii="Times New Roman" w:cs="Times New Roman" w:eastAsia="Times New Roman" w:hAnsi="Times New Roman"/>
+                <w:b/>
+                <w:bCs/>
+                <w:sz w:val="16"/>
+                <w:szCs w:val="16"/>
+              </w:rPr>
+              <w:t xml:space="preserve">Site RR (95% CI)ᵃ</w:t>
             </w:r>
           </w:p>
         </w:tc>
@@ -12244,7 +12278,7 @@
         </w:trPr>
         <w:tc>
           <w:tcPr>
-            <w:tcW w:type="dxa" w:w="2400"/>
+            <w:tcW w:type="dxa" w:w="2000"/>
             <w:tcBorders>
               <w:top w:val="none" w:color="FFFFFF" w:sz="0"/>
               <w:left w:val="none" w:color="FFFFFF" w:sz="0"/>
@@ -12275,7 +12309,7 @@
         </w:tc>
         <w:tc>
           <w:tcPr>
-            <w:tcW w:type="dxa" w:w="1100"/>
+            <w:tcW w:type="dxa" w:w="1000"/>
             <w:tcBorders>
               <w:top w:val="none" w:color="FFFFFF" w:sz="0"/>
               <w:left w:val="none" w:color="FFFFFF" w:sz="0"/>
@@ -12306,7 +12340,7 @@
         </w:tc>
         <w:tc>
           <w:tcPr>
-            <w:tcW w:type="dxa" w:w="1450"/>
+            <w:tcW w:type="dxa" w:w="1250"/>
             <w:tcBorders>
               <w:top w:val="none" w:color="FFFFFF" w:sz="0"/>
               <w:left w:val="none" w:color="FFFFFF" w:sz="0"/>
@@ -12337,7 +12371,7 @@
         </w:tc>
         <w:tc>
           <w:tcPr>
-            <w:tcW w:type="dxa" w:w="1450"/>
+            <w:tcW w:type="dxa" w:w="1250"/>
             <w:tcBorders>
               <w:top w:val="none" w:color="FFFFFF" w:sz="0"/>
               <w:left w:val="none" w:color="FFFFFF" w:sz="0"/>
@@ -12368,7 +12402,7 @@
         </w:tc>
         <w:tc>
           <w:tcPr>
-            <w:tcW w:type="dxa" w:w="1500"/>
+            <w:tcW w:type="dxa" w:w="1300"/>
             <w:tcBorders>
               <w:top w:val="none" w:color="FFFFFF" w:sz="0"/>
               <w:left w:val="none" w:color="FFFFFF" w:sz="0"/>
@@ -12399,7 +12433,7 @@
         </w:tc>
         <w:tc>
           <w:tcPr>
-            <w:tcW w:type="dxa" w:w="1460"/>
+            <w:tcW w:type="dxa" w:w="1300"/>
             <w:tcBorders>
               <w:top w:val="none" w:color="FFFFFF" w:sz="0"/>
               <w:left w:val="none" w:color="FFFFFF" w:sz="0"/>
@@ -12425,6 +12459,37 @@
                 <w:szCs w:val="16"/>
               </w:rPr>
               <w:t xml:space="preserve">3.0% (290/9,660)</w:t>
+            </w:r>
+          </w:p>
+        </w:tc>
+        <w:tc>
+          <w:tcPr>
+            <w:tcW w:type="dxa" w:w="1260"/>
+            <w:tcBorders>
+              <w:top w:val="none" w:color="FFFFFF" w:sz="0"/>
+              <w:left w:val="none" w:color="FFFFFF" w:sz="0"/>
+              <w:bottom w:val="none" w:color="FFFFFF" w:sz="0"/>
+              <w:right w:val="none" w:color="FFFFFF" w:sz="0"/>
+            </w:tcBorders>
+            <w:tcMar>
+              <w:top w:type="dxa" w:w="30"/>
+              <w:left w:type="dxa" w:w="60"/>
+              <w:bottom w:type="dxa" w:w="30"/>
+              <w:right w:type="dxa" w:w="60"/>
+            </w:tcMar>
+          </w:tcPr>
+          <w:p>
+            <w:pPr>
+              <w:spacing w:line="240"/>
+              <w:jc w:val="center"/>
+            </w:pPr>
+            <w:r>
+              <w:rPr>
+                <w:rFonts w:ascii="Times New Roman" w:cs="Times New Roman" w:eastAsia="Times New Roman" w:hAnsi="Times New Roman"/>
+                <w:sz w:val="16"/>
+                <w:szCs w:val="16"/>
+              </w:rPr>
+              <w:t xml:space="preserve">1 REF</w:t>
             </w:r>
           </w:p>
         </w:tc>
@@ -12435,7 +12500,7 @@
         </w:trPr>
         <w:tc>
           <w:tcPr>
-            <w:tcW w:type="dxa" w:w="2400"/>
+            <w:tcW w:type="dxa" w:w="2000"/>
             <w:tcBorders>
               <w:top w:val="none" w:color="FFFFFF" w:sz="0"/>
               <w:left w:val="none" w:color="FFFFFF" w:sz="0"/>
@@ -12466,7 +12531,7 @@
         </w:tc>
         <w:tc>
           <w:tcPr>
-            <w:tcW w:type="dxa" w:w="1100"/>
+            <w:tcW w:type="dxa" w:w="1000"/>
             <w:tcBorders>
               <w:top w:val="none" w:color="FFFFFF" w:sz="0"/>
               <w:left w:val="none" w:color="FFFFFF" w:sz="0"/>
@@ -12497,7 +12562,7 @@
         </w:tc>
         <w:tc>
           <w:tcPr>
-            <w:tcW w:type="dxa" w:w="1450"/>
+            <w:tcW w:type="dxa" w:w="1250"/>
             <w:tcBorders>
               <w:top w:val="none" w:color="FFFFFF" w:sz="0"/>
               <w:left w:val="none" w:color="FFFFFF" w:sz="0"/>
@@ -12528,7 +12593,7 @@
         </w:tc>
         <w:tc>
           <w:tcPr>
-            <w:tcW w:type="dxa" w:w="1450"/>
+            <w:tcW w:type="dxa" w:w="1250"/>
             <w:tcBorders>
               <w:top w:val="none" w:color="FFFFFF" w:sz="0"/>
               <w:left w:val="none" w:color="FFFFFF" w:sz="0"/>
@@ -12559,7 +12624,7 @@
         </w:tc>
         <w:tc>
           <w:tcPr>
-            <w:tcW w:type="dxa" w:w="1500"/>
+            <w:tcW w:type="dxa" w:w="1300"/>
             <w:tcBorders>
               <w:top w:val="none" w:color="FFFFFF" w:sz="0"/>
               <w:left w:val="none" w:color="FFFFFF" w:sz="0"/>
@@ -12590,7 +12655,7 @@
         </w:tc>
         <w:tc>
           <w:tcPr>
-            <w:tcW w:type="dxa" w:w="1460"/>
+            <w:tcW w:type="dxa" w:w="1300"/>
             <w:tcBorders>
               <w:top w:val="none" w:color="FFFFFF" w:sz="0"/>
               <w:left w:val="none" w:color="FFFFFF" w:sz="0"/>
@@ -12616,6 +12681,37 @@
                 <w:szCs w:val="16"/>
               </w:rPr>
               <w:t xml:space="preserve">3.6% (79/2,182)</w:t>
+            </w:r>
+          </w:p>
+        </w:tc>
+        <w:tc>
+          <w:tcPr>
+            <w:tcW w:type="dxa" w:w="1260"/>
+            <w:tcBorders>
+              <w:top w:val="none" w:color="FFFFFF" w:sz="0"/>
+              <w:left w:val="none" w:color="FFFFFF" w:sz="0"/>
+              <w:bottom w:val="none" w:color="FFFFFF" w:sz="0"/>
+              <w:right w:val="none" w:color="FFFFFF" w:sz="0"/>
+            </w:tcBorders>
+            <w:tcMar>
+              <w:top w:type="dxa" w:w="30"/>
+              <w:left w:type="dxa" w:w="60"/>
+              <w:bottom w:type="dxa" w:w="30"/>
+              <w:right w:type="dxa" w:w="60"/>
+            </w:tcMar>
+          </w:tcPr>
+          <w:p>
+            <w:pPr>
+              <w:spacing w:line="240"/>
+              <w:jc w:val="center"/>
+            </w:pPr>
+            <w:r>
+              <w:rPr>
+                <w:rFonts w:ascii="Times New Roman" w:cs="Times New Roman" w:eastAsia="Times New Roman" w:hAnsi="Times New Roman"/>
+                <w:sz w:val="16"/>
+                <w:szCs w:val="16"/>
+              </w:rPr>
+              <w:t xml:space="preserve">0.90 (0.69, 1.16)</w:t>
             </w:r>
           </w:p>
         </w:tc>
@@ -12626,7 +12722,7 @@
         </w:trPr>
         <w:tc>
           <w:tcPr>
-            <w:tcW w:type="dxa" w:w="2400"/>
+            <w:tcW w:type="dxa" w:w="2000"/>
             <w:tcBorders>
               <w:top w:val="none" w:color="FFFFFF" w:sz="0"/>
               <w:left w:val="none" w:color="FFFFFF" w:sz="0"/>
@@ -12657,7 +12753,7 @@
         </w:tc>
         <w:tc>
           <w:tcPr>
-            <w:tcW w:type="dxa" w:w="1100"/>
+            <w:tcW w:type="dxa" w:w="1000"/>
             <w:tcBorders>
               <w:top w:val="none" w:color="FFFFFF" w:sz="0"/>
               <w:left w:val="none" w:color="FFFFFF" w:sz="0"/>
@@ -12688,7 +12784,7 @@
         </w:tc>
         <w:tc>
           <w:tcPr>
-            <w:tcW w:type="dxa" w:w="1450"/>
+            <w:tcW w:type="dxa" w:w="1250"/>
             <w:tcBorders>
               <w:top w:val="none" w:color="FFFFFF" w:sz="0"/>
               <w:left w:val="none" w:color="FFFFFF" w:sz="0"/>
@@ -12719,7 +12815,7 @@
         </w:tc>
         <w:tc>
           <w:tcPr>
-            <w:tcW w:type="dxa" w:w="1450"/>
+            <w:tcW w:type="dxa" w:w="1250"/>
             <w:tcBorders>
               <w:top w:val="none" w:color="FFFFFF" w:sz="0"/>
               <w:left w:val="none" w:color="FFFFFF" w:sz="0"/>
@@ -12750,7 +12846,7 @@
         </w:tc>
         <w:tc>
           <w:tcPr>
-            <w:tcW w:type="dxa" w:w="1500"/>
+            <w:tcW w:type="dxa" w:w="1300"/>
             <w:tcBorders>
               <w:top w:val="none" w:color="FFFFFF" w:sz="0"/>
               <w:left w:val="none" w:color="FFFFFF" w:sz="0"/>
@@ -12781,7 +12877,7 @@
         </w:tc>
         <w:tc>
           <w:tcPr>
-            <w:tcW w:type="dxa" w:w="1460"/>
+            <w:tcW w:type="dxa" w:w="1300"/>
             <w:tcBorders>
               <w:top w:val="none" w:color="FFFFFF" w:sz="0"/>
               <w:left w:val="none" w:color="FFFFFF" w:sz="0"/>
@@ -12807,6 +12903,37 @@
                 <w:szCs w:val="16"/>
               </w:rPr>
               <w:t xml:space="preserve">1.0% (23/2,332)</w:t>
+            </w:r>
+          </w:p>
+        </w:tc>
+        <w:tc>
+          <w:tcPr>
+            <w:tcW w:type="dxa" w:w="1260"/>
+            <w:tcBorders>
+              <w:top w:val="none" w:color="FFFFFF" w:sz="0"/>
+              <w:left w:val="none" w:color="FFFFFF" w:sz="0"/>
+              <w:bottom w:val="none" w:color="FFFFFF" w:sz="0"/>
+              <w:right w:val="none" w:color="FFFFFF" w:sz="0"/>
+            </w:tcBorders>
+            <w:tcMar>
+              <w:top w:type="dxa" w:w="30"/>
+              <w:left w:type="dxa" w:w="60"/>
+              <w:bottom w:type="dxa" w:w="30"/>
+              <w:right w:type="dxa" w:w="60"/>
+            </w:tcMar>
+          </w:tcPr>
+          <w:p>
+            <w:pPr>
+              <w:spacing w:line="240"/>
+              <w:jc w:val="center"/>
+            </w:pPr>
+            <w:r>
+              <w:rPr>
+                <w:rFonts w:ascii="Times New Roman" w:cs="Times New Roman" w:eastAsia="Times New Roman" w:hAnsi="Times New Roman"/>
+                <w:sz w:val="16"/>
+                <w:szCs w:val="16"/>
+              </w:rPr>
+              <w:t xml:space="preserve">1.17 (0.68, 2.01)</w:t>
             </w:r>
           </w:p>
         </w:tc>
@@ -12817,7 +12944,7 @@
         </w:trPr>
         <w:tc>
           <w:tcPr>
-            <w:tcW w:type="dxa" w:w="2400"/>
+            <w:tcW w:type="dxa" w:w="2000"/>
             <w:tcBorders>
               <w:top w:val="none" w:color="FFFFFF" w:sz="0"/>
               <w:left w:val="none" w:color="FFFFFF" w:sz="0"/>
@@ -12848,7 +12975,7 @@
         </w:tc>
         <w:tc>
           <w:tcPr>
-            <w:tcW w:type="dxa" w:w="1100"/>
+            <w:tcW w:type="dxa" w:w="1000"/>
             <w:tcBorders>
               <w:top w:val="none" w:color="FFFFFF" w:sz="0"/>
               <w:left w:val="none" w:color="FFFFFF" w:sz="0"/>
@@ -12879,7 +13006,7 @@
         </w:tc>
         <w:tc>
           <w:tcPr>
-            <w:tcW w:type="dxa" w:w="1450"/>
+            <w:tcW w:type="dxa" w:w="1250"/>
             <w:tcBorders>
               <w:top w:val="none" w:color="FFFFFF" w:sz="0"/>
               <w:left w:val="none" w:color="FFFFFF" w:sz="0"/>
@@ -12910,7 +13037,7 @@
         </w:tc>
         <w:tc>
           <w:tcPr>
-            <w:tcW w:type="dxa" w:w="1450"/>
+            <w:tcW w:type="dxa" w:w="1250"/>
             <w:tcBorders>
               <w:top w:val="none" w:color="FFFFFF" w:sz="0"/>
               <w:left w:val="none" w:color="FFFFFF" w:sz="0"/>
@@ -12941,7 +13068,7 @@
         </w:tc>
         <w:tc>
           <w:tcPr>
-            <w:tcW w:type="dxa" w:w="1500"/>
+            <w:tcW w:type="dxa" w:w="1300"/>
             <w:tcBorders>
               <w:top w:val="none" w:color="FFFFFF" w:sz="0"/>
               <w:left w:val="none" w:color="FFFFFF" w:sz="0"/>
@@ -12972,7 +13099,7 @@
         </w:tc>
         <w:tc>
           <w:tcPr>
-            <w:tcW w:type="dxa" w:w="1460"/>
+            <w:tcW w:type="dxa" w:w="1300"/>
             <w:tcBorders>
               <w:top w:val="none" w:color="FFFFFF" w:sz="0"/>
               <w:left w:val="none" w:color="FFFFFF" w:sz="0"/>
@@ -12998,6 +13125,37 @@
                 <w:szCs w:val="16"/>
               </w:rPr>
               <w:t xml:space="preserve">1.9% (34/1,762)</w:t>
+            </w:r>
+          </w:p>
+        </w:tc>
+        <w:tc>
+          <w:tcPr>
+            <w:tcW w:type="dxa" w:w="1260"/>
+            <w:tcBorders>
+              <w:top w:val="none" w:color="FFFFFF" w:sz="0"/>
+              <w:left w:val="none" w:color="FFFFFF" w:sz="0"/>
+              <w:bottom w:val="none" w:color="FFFFFF" w:sz="0"/>
+              <w:right w:val="none" w:color="FFFFFF" w:sz="0"/>
+            </w:tcBorders>
+            <w:tcMar>
+              <w:top w:type="dxa" w:w="30"/>
+              <w:left w:type="dxa" w:w="60"/>
+              <w:bottom w:type="dxa" w:w="30"/>
+              <w:right w:type="dxa" w:w="60"/>
+            </w:tcMar>
+          </w:tcPr>
+          <w:p>
+            <w:pPr>
+              <w:spacing w:line="240"/>
+              <w:jc w:val="center"/>
+            </w:pPr>
+            <w:r>
+              <w:rPr>
+                <w:rFonts w:ascii="Times New Roman" w:cs="Times New Roman" w:eastAsia="Times New Roman" w:hAnsi="Times New Roman"/>
+                <w:sz w:val="16"/>
+                <w:szCs w:val="16"/>
+              </w:rPr>
+              <w:t xml:space="preserve">1.04 (0.70, 1.54)</w:t>
             </w:r>
           </w:p>
         </w:tc>
@@ -13008,7 +13166,7 @@
         </w:trPr>
         <w:tc>
           <w:tcPr>
-            <w:tcW w:type="dxa" w:w="2400"/>
+            <w:tcW w:type="dxa" w:w="2000"/>
             <w:tcBorders>
               <w:top w:val="none" w:color="FFFFFF" w:sz="0"/>
               <w:left w:val="none" w:color="FFFFFF" w:sz="0"/>
@@ -13039,7 +13197,7 @@
         </w:tc>
         <w:tc>
           <w:tcPr>
-            <w:tcW w:type="dxa" w:w="1100"/>
+            <w:tcW w:type="dxa" w:w="1000"/>
             <w:tcBorders>
               <w:top w:val="none" w:color="FFFFFF" w:sz="0"/>
               <w:left w:val="none" w:color="FFFFFF" w:sz="0"/>
@@ -13070,7 +13228,7 @@
         </w:tc>
         <w:tc>
           <w:tcPr>
-            <w:tcW w:type="dxa" w:w="1450"/>
+            <w:tcW w:type="dxa" w:w="1250"/>
             <w:tcBorders>
               <w:top w:val="none" w:color="FFFFFF" w:sz="0"/>
               <w:left w:val="none" w:color="FFFFFF" w:sz="0"/>
@@ -13101,7 +13259,7 @@
         </w:tc>
         <w:tc>
           <w:tcPr>
-            <w:tcW w:type="dxa" w:w="1450"/>
+            <w:tcW w:type="dxa" w:w="1250"/>
             <w:tcBorders>
               <w:top w:val="none" w:color="FFFFFF" w:sz="0"/>
               <w:left w:val="none" w:color="FFFFFF" w:sz="0"/>
@@ -13132,7 +13290,7 @@
         </w:tc>
         <w:tc>
           <w:tcPr>
-            <w:tcW w:type="dxa" w:w="1500"/>
+            <w:tcW w:type="dxa" w:w="1300"/>
             <w:tcBorders>
               <w:top w:val="none" w:color="FFFFFF" w:sz="0"/>
               <w:left w:val="none" w:color="FFFFFF" w:sz="0"/>
@@ -13163,7 +13321,7 @@
         </w:tc>
         <w:tc>
           <w:tcPr>
-            <w:tcW w:type="dxa" w:w="1460"/>
+            <w:tcW w:type="dxa" w:w="1300"/>
             <w:tcBorders>
               <w:top w:val="none" w:color="FFFFFF" w:sz="0"/>
               <w:left w:val="none" w:color="FFFFFF" w:sz="0"/>
@@ -13189,6 +13347,37 @@
                 <w:szCs w:val="16"/>
               </w:rPr>
               <w:t xml:space="preserve">0.6% (16/2,667)</w:t>
+            </w:r>
+          </w:p>
+        </w:tc>
+        <w:tc>
+          <w:tcPr>
+            <w:tcW w:type="dxa" w:w="1260"/>
+            <w:tcBorders>
+              <w:top w:val="none" w:color="FFFFFF" w:sz="0"/>
+              <w:left w:val="none" w:color="FFFFFF" w:sz="0"/>
+              <w:bottom w:val="none" w:color="FFFFFF" w:sz="0"/>
+              <w:right w:val="none" w:color="FFFFFF" w:sz="0"/>
+            </w:tcBorders>
+            <w:tcMar>
+              <w:top w:type="dxa" w:w="30"/>
+              <w:left w:type="dxa" w:w="60"/>
+              <w:bottom w:type="dxa" w:w="30"/>
+              <w:right w:type="dxa" w:w="60"/>
+            </w:tcMar>
+          </w:tcPr>
+          <w:p>
+            <w:pPr>
+              <w:spacing w:line="240"/>
+              <w:jc w:val="center"/>
+            </w:pPr>
+            <w:r>
+              <w:rPr>
+                <w:rFonts w:ascii="Times New Roman" w:cs="Times New Roman" w:eastAsia="Times New Roman" w:hAnsi="Times New Roman"/>
+                <w:sz w:val="16"/>
+                <w:szCs w:val="16"/>
+              </w:rPr>
+              <w:t xml:space="preserve">0.49 (0.28, 0.85)</w:t>
             </w:r>
           </w:p>
         </w:tc>
@@ -13199,7 +13388,7 @@
         </w:trPr>
         <w:tc>
           <w:tcPr>
-            <w:tcW w:type="dxa" w:w="2400"/>
+            <w:tcW w:type="dxa" w:w="2000"/>
             <w:tcBorders>
               <w:top w:val="none" w:color="FFFFFF" w:sz="0"/>
               <w:left w:val="none" w:color="FFFFFF" w:sz="0"/>
@@ -13230,7 +13419,7 @@
         </w:tc>
         <w:tc>
           <w:tcPr>
-            <w:tcW w:type="dxa" w:w="1100"/>
+            <w:tcW w:type="dxa" w:w="1000"/>
             <w:tcBorders>
               <w:top w:val="none" w:color="FFFFFF" w:sz="0"/>
               <w:left w:val="none" w:color="FFFFFF" w:sz="0"/>
@@ -13261,7 +13450,7 @@
         </w:tc>
         <w:tc>
           <w:tcPr>
-            <w:tcW w:type="dxa" w:w="1450"/>
+            <w:tcW w:type="dxa" w:w="1250"/>
             <w:tcBorders>
               <w:top w:val="none" w:color="FFFFFF" w:sz="0"/>
               <w:left w:val="none" w:color="FFFFFF" w:sz="0"/>
@@ -13292,7 +13481,7 @@
         </w:tc>
         <w:tc>
           <w:tcPr>
-            <w:tcW w:type="dxa" w:w="1450"/>
+            <w:tcW w:type="dxa" w:w="1250"/>
             <w:tcBorders>
               <w:top w:val="none" w:color="FFFFFF" w:sz="0"/>
               <w:left w:val="none" w:color="FFFFFF" w:sz="0"/>
@@ -13323,7 +13512,7 @@
         </w:tc>
         <w:tc>
           <w:tcPr>
-            <w:tcW w:type="dxa" w:w="1500"/>
+            <w:tcW w:type="dxa" w:w="1300"/>
             <w:tcBorders>
               <w:top w:val="none" w:color="FFFFFF" w:sz="0"/>
               <w:left w:val="none" w:color="FFFFFF" w:sz="0"/>
@@ -13354,7 +13543,7 @@
         </w:tc>
         <w:tc>
           <w:tcPr>
-            <w:tcW w:type="dxa" w:w="1460"/>
+            <w:tcW w:type="dxa" w:w="1300"/>
             <w:tcBorders>
               <w:top w:val="none" w:color="FFFFFF" w:sz="0"/>
               <w:left w:val="none" w:color="FFFFFF" w:sz="0"/>
@@ -13380,6 +13569,37 @@
                 <w:szCs w:val="16"/>
               </w:rPr>
               <w:t xml:space="preserve">2.1% (48/2,319)</w:t>
+            </w:r>
+          </w:p>
+        </w:tc>
+        <w:tc>
+          <w:tcPr>
+            <w:tcW w:type="dxa" w:w="1260"/>
+            <w:tcBorders>
+              <w:top w:val="none" w:color="FFFFFF" w:sz="0"/>
+              <w:left w:val="none" w:color="FFFFFF" w:sz="0"/>
+              <w:bottom w:val="none" w:color="FFFFFF" w:sz="0"/>
+              <w:right w:val="none" w:color="FFFFFF" w:sz="0"/>
+            </w:tcBorders>
+            <w:tcMar>
+              <w:top w:type="dxa" w:w="30"/>
+              <w:left w:type="dxa" w:w="60"/>
+              <w:bottom w:type="dxa" w:w="30"/>
+              <w:right w:type="dxa" w:w="60"/>
+            </w:tcMar>
+          </w:tcPr>
+          <w:p>
+            <w:pPr>
+              <w:spacing w:line="240"/>
+              <w:jc w:val="center"/>
+            </w:pPr>
+            <w:r>
+              <w:rPr>
+                <w:rFonts w:ascii="Times New Roman" w:cs="Times New Roman" w:eastAsia="Times New Roman" w:hAnsi="Times New Roman"/>
+                <w:sz w:val="16"/>
+                <w:szCs w:val="16"/>
+              </w:rPr>
+              <w:t xml:space="preserve">1.67 (1.14, 2.43)</w:t>
             </w:r>
           </w:p>
         </w:tc>
@@ -13390,7 +13610,7 @@
         </w:trPr>
         <w:tc>
           <w:tcPr>
-            <w:tcW w:type="dxa" w:w="2400"/>
+            <w:tcW w:type="dxa" w:w="2000"/>
             <w:tcBorders>
               <w:top w:val="none" w:color="FFFFFF" w:sz="0"/>
               <w:left w:val="none" w:color="FFFFFF" w:sz="0"/>
@@ -13421,7 +13641,7 @@
         </w:tc>
         <w:tc>
           <w:tcPr>
-            <w:tcW w:type="dxa" w:w="1100"/>
+            <w:tcW w:type="dxa" w:w="1000"/>
             <w:tcBorders>
               <w:top w:val="none" w:color="FFFFFF" w:sz="0"/>
               <w:left w:val="none" w:color="FFFFFF" w:sz="0"/>
@@ -13452,7 +13672,7 @@
         </w:tc>
         <w:tc>
           <w:tcPr>
-            <w:tcW w:type="dxa" w:w="1450"/>
+            <w:tcW w:type="dxa" w:w="1250"/>
             <w:tcBorders>
               <w:top w:val="none" w:color="FFFFFF" w:sz="0"/>
               <w:left w:val="none" w:color="FFFFFF" w:sz="0"/>
@@ -13483,7 +13703,7 @@
         </w:tc>
         <w:tc>
           <w:tcPr>
-            <w:tcW w:type="dxa" w:w="1450"/>
+            <w:tcW w:type="dxa" w:w="1250"/>
             <w:tcBorders>
               <w:top w:val="none" w:color="FFFFFF" w:sz="0"/>
               <w:left w:val="none" w:color="FFFFFF" w:sz="0"/>
@@ -13514,7 +13734,7 @@
         </w:tc>
         <w:tc>
           <w:tcPr>
-            <w:tcW w:type="dxa" w:w="1500"/>
+            <w:tcW w:type="dxa" w:w="1300"/>
             <w:tcBorders>
               <w:top w:val="none" w:color="FFFFFF" w:sz="0"/>
               <w:left w:val="none" w:color="FFFFFF" w:sz="0"/>
@@ -13545,7 +13765,7 @@
         </w:tc>
         <w:tc>
           <w:tcPr>
-            <w:tcW w:type="dxa" w:w="1460"/>
+            <w:tcW w:type="dxa" w:w="1300"/>
             <w:tcBorders>
               <w:top w:val="none" w:color="FFFFFF" w:sz="0"/>
               <w:left w:val="none" w:color="FFFFFF" w:sz="0"/>
@@ -13571,6 +13791,37 @@
                 <w:szCs w:val="16"/>
               </w:rPr>
               <w:t xml:space="preserve">3.0% (77/2,590)</w:t>
+            </w:r>
+          </w:p>
+        </w:tc>
+        <w:tc>
+          <w:tcPr>
+            <w:tcW w:type="dxa" w:w="1260"/>
+            <w:tcBorders>
+              <w:top w:val="none" w:color="FFFFFF" w:sz="0"/>
+              <w:left w:val="none" w:color="FFFFFF" w:sz="0"/>
+              <w:bottom w:val="none" w:color="FFFFFF" w:sz="0"/>
+              <w:right w:val="none" w:color="FFFFFF" w:sz="0"/>
+            </w:tcBorders>
+            <w:tcMar>
+              <w:top w:type="dxa" w:w="30"/>
+              <w:left w:type="dxa" w:w="60"/>
+              <w:bottom w:type="dxa" w:w="30"/>
+              <w:right w:type="dxa" w:w="60"/>
+            </w:tcMar>
+          </w:tcPr>
+          <w:p>
+            <w:pPr>
+              <w:spacing w:line="240"/>
+              <w:jc w:val="center"/>
+            </w:pPr>
+            <w:r>
+              <w:rPr>
+                <w:rFonts w:ascii="Times New Roman" w:cs="Times New Roman" w:eastAsia="Times New Roman" w:hAnsi="Times New Roman"/>
+                <w:sz w:val="16"/>
+                <w:szCs w:val="16"/>
+              </w:rPr>
+              <w:t xml:space="preserve">1.00 (0.77, 1.30)</w:t>
             </w:r>
           </w:p>
         </w:tc>
@@ -13581,7 +13832,7 @@
         </w:trPr>
         <w:tc>
           <w:tcPr>
-            <w:tcW w:type="dxa" w:w="2400"/>
+            <w:tcW w:type="dxa" w:w="2000"/>
             <w:tcBorders>
               <w:top w:val="none" w:color="FFFFFF" w:sz="0"/>
               <w:left w:val="none" w:color="FFFFFF" w:sz="0"/>
@@ -13612,7 +13863,7 @@
         </w:tc>
         <w:tc>
           <w:tcPr>
-            <w:tcW w:type="dxa" w:w="1100"/>
+            <w:tcW w:type="dxa" w:w="1000"/>
             <w:tcBorders>
               <w:top w:val="none" w:color="FFFFFF" w:sz="0"/>
               <w:left w:val="none" w:color="FFFFFF" w:sz="0"/>
@@ -13643,7 +13894,7 @@
         </w:tc>
         <w:tc>
           <w:tcPr>
-            <w:tcW w:type="dxa" w:w="1450"/>
+            <w:tcW w:type="dxa" w:w="1250"/>
             <w:tcBorders>
               <w:top w:val="none" w:color="FFFFFF" w:sz="0"/>
               <w:left w:val="none" w:color="FFFFFF" w:sz="0"/>
@@ -13674,7 +13925,7 @@
         </w:tc>
         <w:tc>
           <w:tcPr>
-            <w:tcW w:type="dxa" w:w="1450"/>
+            <w:tcW w:type="dxa" w:w="1250"/>
             <w:tcBorders>
               <w:top w:val="none" w:color="FFFFFF" w:sz="0"/>
               <w:left w:val="none" w:color="FFFFFF" w:sz="0"/>
@@ -13705,7 +13956,7 @@
         </w:tc>
         <w:tc>
           <w:tcPr>
-            <w:tcW w:type="dxa" w:w="1500"/>
+            <w:tcW w:type="dxa" w:w="1300"/>
             <w:tcBorders>
               <w:top w:val="none" w:color="FFFFFF" w:sz="0"/>
               <w:left w:val="none" w:color="FFFFFF" w:sz="0"/>
@@ -13736,7 +13987,7 @@
         </w:tc>
         <w:tc>
           <w:tcPr>
-            <w:tcW w:type="dxa" w:w="1460"/>
+            <w:tcW w:type="dxa" w:w="1300"/>
             <w:tcBorders>
               <w:top w:val="none" w:color="FFFFFF" w:sz="0"/>
               <w:left w:val="none" w:color="FFFFFF" w:sz="0"/>
@@ -13762,6 +14013,37 @@
                 <w:szCs w:val="16"/>
               </w:rPr>
               <w:t xml:space="preserve">1.0% (31/3,262)</w:t>
+            </w:r>
+          </w:p>
+        </w:tc>
+        <w:tc>
+          <w:tcPr>
+            <w:tcW w:type="dxa" w:w="1260"/>
+            <w:tcBorders>
+              <w:top w:val="none" w:color="FFFFFF" w:sz="0"/>
+              <w:left w:val="none" w:color="FFFFFF" w:sz="0"/>
+              <w:bottom w:val="none" w:color="FFFFFF" w:sz="0"/>
+              <w:right w:val="none" w:color="FFFFFF" w:sz="0"/>
+            </w:tcBorders>
+            <w:tcMar>
+              <w:top w:type="dxa" w:w="30"/>
+              <w:left w:type="dxa" w:w="60"/>
+              <w:bottom w:type="dxa" w:w="30"/>
+              <w:right w:type="dxa" w:w="60"/>
+            </w:tcMar>
+          </w:tcPr>
+          <w:p>
+            <w:pPr>
+              <w:spacing w:line="240"/>
+              <w:jc w:val="center"/>
+            </w:pPr>
+            <w:r>
+              <w:rPr>
+                <w:rFonts w:ascii="Times New Roman" w:cs="Times New Roman" w:eastAsia="Times New Roman" w:hAnsi="Times New Roman"/>
+                <w:sz w:val="16"/>
+                <w:szCs w:val="16"/>
+              </w:rPr>
+              <w:t xml:space="preserve">0.62 (0.36, 1.07)</w:t>
             </w:r>
           </w:p>
         </w:tc>
@@ -13772,7 +14054,7 @@
         </w:trPr>
         <w:tc>
           <w:tcPr>
-            <w:tcW w:type="dxa" w:w="2400"/>
+            <w:tcW w:type="dxa" w:w="2000"/>
             <w:tcBorders>
               <w:top w:val="none" w:color="FFFFFF" w:sz="0"/>
               <w:left w:val="none" w:color="FFFFFF" w:sz="0"/>
@@ -13803,7 +14085,7 @@
         </w:tc>
         <w:tc>
           <w:tcPr>
-            <w:tcW w:type="dxa" w:w="1100"/>
+            <w:tcW w:type="dxa" w:w="1000"/>
             <w:tcBorders>
               <w:top w:val="none" w:color="FFFFFF" w:sz="0"/>
               <w:left w:val="none" w:color="FFFFFF" w:sz="0"/>
@@ -13834,7 +14116,7 @@
         </w:tc>
         <w:tc>
           <w:tcPr>
-            <w:tcW w:type="dxa" w:w="1450"/>
+            <w:tcW w:type="dxa" w:w="1250"/>
             <w:tcBorders>
               <w:top w:val="none" w:color="FFFFFF" w:sz="0"/>
               <w:left w:val="none" w:color="FFFFFF" w:sz="0"/>
@@ -13865,7 +14147,7 @@
         </w:tc>
         <w:tc>
           <w:tcPr>
-            <w:tcW w:type="dxa" w:w="1450"/>
+            <w:tcW w:type="dxa" w:w="1250"/>
             <w:tcBorders>
               <w:top w:val="none" w:color="FFFFFF" w:sz="0"/>
               <w:left w:val="none" w:color="FFFFFF" w:sz="0"/>
@@ -13896,7 +14178,7 @@
         </w:tc>
         <w:tc>
           <w:tcPr>
-            <w:tcW w:type="dxa" w:w="1500"/>
+            <w:tcW w:type="dxa" w:w="1300"/>
             <w:tcBorders>
               <w:top w:val="none" w:color="FFFFFF" w:sz="0"/>
               <w:left w:val="none" w:color="FFFFFF" w:sz="0"/>
@@ -13927,7 +14209,7 @@
         </w:tc>
         <w:tc>
           <w:tcPr>
-            <w:tcW w:type="dxa" w:w="1460"/>
+            <w:tcW w:type="dxa" w:w="1300"/>
             <w:tcBorders>
               <w:top w:val="none" w:color="FFFFFF" w:sz="0"/>
               <w:left w:val="none" w:color="FFFFFF" w:sz="0"/>
@@ -13953,6 +14235,37 @@
                 <w:szCs w:val="16"/>
               </w:rPr>
               <w:t xml:space="preserve">1.1% (29/2,630)</w:t>
+            </w:r>
+          </w:p>
+        </w:tc>
+        <w:tc>
+          <w:tcPr>
+            <w:tcW w:type="dxa" w:w="1260"/>
+            <w:tcBorders>
+              <w:top w:val="none" w:color="FFFFFF" w:sz="0"/>
+              <w:left w:val="none" w:color="FFFFFF" w:sz="0"/>
+              <w:bottom w:val="none" w:color="FFFFFF" w:sz="0"/>
+              <w:right w:val="none" w:color="FFFFFF" w:sz="0"/>
+            </w:tcBorders>
+            <w:tcMar>
+              <w:top w:type="dxa" w:w="30"/>
+              <w:left w:type="dxa" w:w="60"/>
+              <w:bottom w:type="dxa" w:w="30"/>
+              <w:right w:type="dxa" w:w="60"/>
+            </w:tcMar>
+          </w:tcPr>
+          <w:p>
+            <w:pPr>
+              <w:spacing w:line="240"/>
+              <w:jc w:val="center"/>
+            </w:pPr>
+            <w:r>
+              <w:rPr>
+                <w:rFonts w:ascii="Times New Roman" w:cs="Times New Roman" w:eastAsia="Times New Roman" w:hAnsi="Times New Roman"/>
+                <w:sz w:val="16"/>
+                <w:szCs w:val="16"/>
+              </w:rPr>
+              <w:t xml:space="preserve">0.52 (0.35, 0.78)</w:t>
             </w:r>
           </w:p>
         </w:tc>
@@ -13963,7 +14276,7 @@
         </w:trPr>
         <w:tc>
           <w:tcPr>
-            <w:tcW w:type="dxa" w:w="2400"/>
+            <w:tcW w:type="dxa" w:w="2000"/>
             <w:tcBorders>
               <w:top w:val="none" w:color="FFFFFF" w:sz="0"/>
               <w:left w:val="none" w:color="FFFFFF" w:sz="0"/>
@@ -13994,7 +14307,7 @@
         </w:tc>
         <w:tc>
           <w:tcPr>
-            <w:tcW w:type="dxa" w:w="1100"/>
+            <w:tcW w:type="dxa" w:w="1000"/>
             <w:tcBorders>
               <w:top w:val="none" w:color="FFFFFF" w:sz="0"/>
               <w:left w:val="none" w:color="FFFFFF" w:sz="0"/>
@@ -14025,7 +14338,7 @@
         </w:tc>
         <w:tc>
           <w:tcPr>
-            <w:tcW w:type="dxa" w:w="1450"/>
+            <w:tcW w:type="dxa" w:w="1250"/>
             <w:tcBorders>
               <w:top w:val="none" w:color="FFFFFF" w:sz="0"/>
               <w:left w:val="none" w:color="FFFFFF" w:sz="0"/>
@@ -14056,7 +14369,7 @@
         </w:tc>
         <w:tc>
           <w:tcPr>
-            <w:tcW w:type="dxa" w:w="1450"/>
+            <w:tcW w:type="dxa" w:w="1250"/>
             <w:tcBorders>
               <w:top w:val="none" w:color="FFFFFF" w:sz="0"/>
               <w:left w:val="none" w:color="FFFFFF" w:sz="0"/>
@@ -14087,7 +14400,7 @@
         </w:tc>
         <w:tc>
           <w:tcPr>
-            <w:tcW w:type="dxa" w:w="1500"/>
+            <w:tcW w:type="dxa" w:w="1300"/>
             <w:tcBorders>
               <w:top w:val="none" w:color="FFFFFF" w:sz="0"/>
               <w:left w:val="none" w:color="FFFFFF" w:sz="0"/>
@@ -14118,7 +14431,7 @@
         </w:tc>
         <w:tc>
           <w:tcPr>
-            <w:tcW w:type="dxa" w:w="1460"/>
+            <w:tcW w:type="dxa" w:w="1300"/>
             <w:tcBorders>
               <w:top w:val="none" w:color="FFFFFF" w:sz="0"/>
               <w:left w:val="none" w:color="FFFFFF" w:sz="0"/>
@@ -14144,6 +14457,37 @@
                 <w:szCs w:val="16"/>
               </w:rPr>
               <w:t xml:space="preserve">0.4% (31/7,140)</w:t>
+            </w:r>
+          </w:p>
+        </w:tc>
+        <w:tc>
+          <w:tcPr>
+            <w:tcW w:type="dxa" w:w="1260"/>
+            <w:tcBorders>
+              <w:top w:val="none" w:color="FFFFFF" w:sz="0"/>
+              <w:left w:val="none" w:color="FFFFFF" w:sz="0"/>
+              <w:bottom w:val="none" w:color="FFFFFF" w:sz="0"/>
+              <w:right w:val="none" w:color="FFFFFF" w:sz="0"/>
+            </w:tcBorders>
+            <w:tcMar>
+              <w:top w:type="dxa" w:w="30"/>
+              <w:left w:type="dxa" w:w="60"/>
+              <w:bottom w:type="dxa" w:w="30"/>
+              <w:right w:type="dxa" w:w="60"/>
+            </w:tcMar>
+          </w:tcPr>
+          <w:p>
+            <w:pPr>
+              <w:spacing w:line="240"/>
+              <w:jc w:val="center"/>
+            </w:pPr>
+            <w:r>
+              <w:rPr>
+                <w:rFonts w:ascii="Times New Roman" w:cs="Times New Roman" w:eastAsia="Times New Roman" w:hAnsi="Times New Roman"/>
+                <w:sz w:val="16"/>
+                <w:szCs w:val="16"/>
+              </w:rPr>
+              <w:t xml:space="preserve">0.45 (0.29, 0.71)</w:t>
             </w:r>
           </w:p>
         </w:tc>
@@ -14154,7 +14498,7 @@
         </w:trPr>
         <w:tc>
           <w:tcPr>
-            <w:tcW w:type="dxa" w:w="2400"/>
+            <w:tcW w:type="dxa" w:w="2000"/>
             <w:tcBorders>
               <w:top w:val="none" w:color="FFFFFF" w:sz="0"/>
               <w:left w:val="none" w:color="FFFFFF" w:sz="0"/>
@@ -14185,7 +14529,7 @@
         </w:tc>
         <w:tc>
           <w:tcPr>
-            <w:tcW w:type="dxa" w:w="1100"/>
+            <w:tcW w:type="dxa" w:w="1000"/>
             <w:tcBorders>
               <w:top w:val="none" w:color="FFFFFF" w:sz="0"/>
               <w:left w:val="none" w:color="FFFFFF" w:sz="0"/>
@@ -14216,7 +14560,7 @@
         </w:tc>
         <w:tc>
           <w:tcPr>
-            <w:tcW w:type="dxa" w:w="1450"/>
+            <w:tcW w:type="dxa" w:w="1250"/>
             <w:tcBorders>
               <w:top w:val="none" w:color="FFFFFF" w:sz="0"/>
               <w:left w:val="none" w:color="FFFFFF" w:sz="0"/>
@@ -14247,7 +14591,7 @@
         </w:tc>
         <w:tc>
           <w:tcPr>
-            <w:tcW w:type="dxa" w:w="1450"/>
+            <w:tcW w:type="dxa" w:w="1250"/>
             <w:tcBorders>
               <w:top w:val="none" w:color="FFFFFF" w:sz="0"/>
               <w:left w:val="none" w:color="FFFFFF" w:sz="0"/>
@@ -14278,7 +14622,7 @@
         </w:tc>
         <w:tc>
           <w:tcPr>
-            <w:tcW w:type="dxa" w:w="1500"/>
+            <w:tcW w:type="dxa" w:w="1300"/>
             <w:tcBorders>
               <w:top w:val="none" w:color="FFFFFF" w:sz="0"/>
               <w:left w:val="none" w:color="FFFFFF" w:sz="0"/>
@@ -14309,7 +14653,7 @@
         </w:tc>
         <w:tc>
           <w:tcPr>
-            <w:tcW w:type="dxa" w:w="1460"/>
+            <w:tcW w:type="dxa" w:w="1300"/>
             <w:tcBorders>
               <w:top w:val="none" w:color="FFFFFF" w:sz="0"/>
               <w:left w:val="none" w:color="FFFFFF" w:sz="0"/>
@@ -14335,6 +14679,37 @@
                 <w:szCs w:val="16"/>
               </w:rPr>
               <w:t xml:space="preserve">1.2% (38/3,143)</w:t>
+            </w:r>
+          </w:p>
+        </w:tc>
+        <w:tc>
+          <w:tcPr>
+            <w:tcW w:type="dxa" w:w="1260"/>
+            <w:tcBorders>
+              <w:top w:val="none" w:color="FFFFFF" w:sz="0"/>
+              <w:left w:val="none" w:color="FFFFFF" w:sz="0"/>
+              <w:bottom w:val="none" w:color="FFFFFF" w:sz="0"/>
+              <w:right w:val="none" w:color="FFFFFF" w:sz="0"/>
+            </w:tcBorders>
+            <w:tcMar>
+              <w:top w:type="dxa" w:w="30"/>
+              <w:left w:type="dxa" w:w="60"/>
+              <w:bottom w:type="dxa" w:w="30"/>
+              <w:right w:type="dxa" w:w="60"/>
+            </w:tcMar>
+          </w:tcPr>
+          <w:p>
+            <w:pPr>
+              <w:spacing w:line="240"/>
+              <w:jc w:val="center"/>
+            </w:pPr>
+            <w:r>
+              <w:rPr>
+                <w:rFonts w:ascii="Times New Roman" w:cs="Times New Roman" w:eastAsia="Times New Roman" w:hAnsi="Times New Roman"/>
+                <w:sz w:val="16"/>
+                <w:szCs w:val="16"/>
+              </w:rPr>
+              <w:t xml:space="preserve">0.49 (0.35, 0.69)</w:t>
             </w:r>
           </w:p>
         </w:tc>
@@ -14345,7 +14720,7 @@
         </w:trPr>
         <w:tc>
           <w:tcPr>
-            <w:tcW w:type="dxa" w:w="2400"/>
+            <w:tcW w:type="dxa" w:w="2000"/>
             <w:tcBorders>
               <w:top w:val="none" w:color="FFFFFF" w:sz="0"/>
               <w:left w:val="none" w:color="FFFFFF" w:sz="0"/>
@@ -14376,7 +14751,7 @@
         </w:tc>
         <w:tc>
           <w:tcPr>
-            <w:tcW w:type="dxa" w:w="1100"/>
+            <w:tcW w:type="dxa" w:w="1000"/>
             <w:tcBorders>
               <w:top w:val="none" w:color="FFFFFF" w:sz="0"/>
               <w:left w:val="none" w:color="FFFFFF" w:sz="0"/>
@@ -14407,7 +14782,7 @@
         </w:tc>
         <w:tc>
           <w:tcPr>
-            <w:tcW w:type="dxa" w:w="1450"/>
+            <w:tcW w:type="dxa" w:w="1250"/>
             <w:tcBorders>
               <w:top w:val="none" w:color="FFFFFF" w:sz="0"/>
               <w:left w:val="none" w:color="FFFFFF" w:sz="0"/>
@@ -14438,7 +14813,7 @@
         </w:tc>
         <w:tc>
           <w:tcPr>
-            <w:tcW w:type="dxa" w:w="1450"/>
+            <w:tcW w:type="dxa" w:w="1250"/>
             <w:tcBorders>
               <w:top w:val="none" w:color="FFFFFF" w:sz="0"/>
               <w:left w:val="none" w:color="FFFFFF" w:sz="0"/>
@@ -14469,7 +14844,7 @@
         </w:tc>
         <w:tc>
           <w:tcPr>
-            <w:tcW w:type="dxa" w:w="1500"/>
+            <w:tcW w:type="dxa" w:w="1300"/>
             <w:tcBorders>
               <w:top w:val="none" w:color="FFFFFF" w:sz="0"/>
               <w:left w:val="none" w:color="FFFFFF" w:sz="0"/>
@@ -14500,7 +14875,7 @@
         </w:tc>
         <w:tc>
           <w:tcPr>
-            <w:tcW w:type="dxa" w:w="1460"/>
+            <w:tcW w:type="dxa" w:w="1300"/>
             <w:tcBorders>
               <w:top w:val="none" w:color="FFFFFF" w:sz="0"/>
               <w:left w:val="none" w:color="FFFFFF" w:sz="0"/>
@@ -14526,6 +14901,37 @@
                 <w:szCs w:val="16"/>
               </w:rPr>
               <w:t xml:space="preserve">0.4% (4/1,013)</w:t>
+            </w:r>
+          </w:p>
+        </w:tc>
+        <w:tc>
+          <w:tcPr>
+            <w:tcW w:type="dxa" w:w="1260"/>
+            <w:tcBorders>
+              <w:top w:val="none" w:color="FFFFFF" w:sz="0"/>
+              <w:left w:val="none" w:color="FFFFFF" w:sz="0"/>
+              <w:bottom w:val="none" w:color="FFFFFF" w:sz="0"/>
+              <w:right w:val="none" w:color="FFFFFF" w:sz="0"/>
+            </w:tcBorders>
+            <w:tcMar>
+              <w:top w:type="dxa" w:w="30"/>
+              <w:left w:type="dxa" w:w="60"/>
+              <w:bottom w:type="dxa" w:w="30"/>
+              <w:right w:type="dxa" w:w="60"/>
+            </w:tcMar>
+          </w:tcPr>
+          <w:p>
+            <w:pPr>
+              <w:spacing w:line="240"/>
+              <w:jc w:val="center"/>
+            </w:pPr>
+            <w:r>
+              <w:rPr>
+                <w:rFonts w:ascii="Times New Roman" w:cs="Times New Roman" w:eastAsia="Times New Roman" w:hAnsi="Times New Roman"/>
+                <w:sz w:val="16"/>
+                <w:szCs w:val="16"/>
+              </w:rPr>
+              <w:t xml:space="preserve">0.44 (0.16, 1.23)</w:t>
             </w:r>
           </w:p>
         </w:tc>
@@ -14536,7 +14942,7 @@
         </w:trPr>
         <w:tc>
           <w:tcPr>
-            <w:tcW w:type="dxa" w:w="2400"/>
+            <w:tcW w:type="dxa" w:w="2000"/>
             <w:tcBorders>
               <w:top w:val="none" w:color="FFFFFF" w:sz="0"/>
               <w:left w:val="none" w:color="FFFFFF" w:sz="0"/>
@@ -14567,7 +14973,7 @@
         </w:tc>
         <w:tc>
           <w:tcPr>
-            <w:tcW w:type="dxa" w:w="1100"/>
+            <w:tcW w:type="dxa" w:w="1000"/>
             <w:tcBorders>
               <w:top w:val="none" w:color="FFFFFF" w:sz="0"/>
               <w:left w:val="none" w:color="FFFFFF" w:sz="0"/>
@@ -14598,7 +15004,7 @@
         </w:tc>
         <w:tc>
           <w:tcPr>
-            <w:tcW w:type="dxa" w:w="1450"/>
+            <w:tcW w:type="dxa" w:w="1250"/>
             <w:tcBorders>
               <w:top w:val="none" w:color="FFFFFF" w:sz="0"/>
               <w:left w:val="none" w:color="FFFFFF" w:sz="0"/>
@@ -14629,7 +15035,7 @@
         </w:tc>
         <w:tc>
           <w:tcPr>
-            <w:tcW w:type="dxa" w:w="1450"/>
+            <w:tcW w:type="dxa" w:w="1250"/>
             <w:tcBorders>
               <w:top w:val="none" w:color="FFFFFF" w:sz="0"/>
               <w:left w:val="none" w:color="FFFFFF" w:sz="0"/>
@@ -14660,7 +15066,7 @@
         </w:tc>
         <w:tc>
           <w:tcPr>
-            <w:tcW w:type="dxa" w:w="1500"/>
+            <w:tcW w:type="dxa" w:w="1300"/>
             <w:tcBorders>
               <w:top w:val="none" w:color="FFFFFF" w:sz="0"/>
               <w:left w:val="none" w:color="FFFFFF" w:sz="0"/>
@@ -14691,7 +15097,7 @@
         </w:tc>
         <w:tc>
           <w:tcPr>
-            <w:tcW w:type="dxa" w:w="1460"/>
+            <w:tcW w:type="dxa" w:w="1300"/>
             <w:tcBorders>
               <w:top w:val="none" w:color="FFFFFF" w:sz="0"/>
               <w:left w:val="none" w:color="FFFFFF" w:sz="0"/>
@@ -14717,6 +15123,37 @@
                 <w:szCs w:val="16"/>
               </w:rPr>
               <w:t xml:space="preserve">1.7% (700/40,700)</w:t>
+            </w:r>
+          </w:p>
+        </w:tc>
+        <w:tc>
+          <w:tcPr>
+            <w:tcW w:type="dxa" w:w="1260"/>
+            <w:tcBorders>
+              <w:top w:val="none" w:color="FFFFFF" w:sz="0"/>
+              <w:left w:val="none" w:color="FFFFFF" w:sz="0"/>
+              <w:bottom w:val="single" w:color="000000" w:sz="8"/>
+              <w:right w:val="none" w:color="FFFFFF" w:sz="0"/>
+            </w:tcBorders>
+            <w:tcMar>
+              <w:top w:type="dxa" w:w="30"/>
+              <w:left w:type="dxa" w:w="60"/>
+              <w:bottom w:type="dxa" w:w="30"/>
+              <w:right w:type="dxa" w:w="60"/>
+            </w:tcMar>
+          </w:tcPr>
+          <w:p>
+            <w:pPr>
+              <w:spacing w:line="240"/>
+              <w:jc w:val="center"/>
+            </w:pPr>
+            <w:r>
+              <w:rPr>
+                <w:rFonts w:ascii="Times New Roman" w:cs="Times New Roman" w:eastAsia="Times New Roman" w:hAnsi="Times New Roman"/>
+                <w:sz w:val="16"/>
+                <w:szCs w:val="16"/>
+              </w:rPr>
+              <w:t xml:space="preserve"/>
             </w:r>
           </w:p>
         </w:tc>
@@ -14732,7 +15169,7 @@
           <w:sz w:val="16"/>
           <w:szCs w:val="16"/>
         </w:rPr>
-        <w:t xml:space="preserve">Site names other than Boston are from the study team's site mapping and should be confirmed against CPP documentation. Cramér's V for the association of study site with any MVM, any AI, and definite IH among 40,700 infants: 0.38, 0.15, and 0.09. MVM, maternal vascular malperfusion. AI, acute inflammation.</w:t>
+        <w:t xml:space="preserve">ᵃRelative risk of definite IH for each site compared with Boston, from the primary model for any MVM (adjusted for 11 covariates, with inverse probability of censoring weights). Site names other than Boston are from the study team's site mapping and should be confirmed against CPP documentation. Cramér's V for the association of study site with any MVM, any AI, and definite IH among 40,700 infants: 0.38, 0.15, and 0.09. MVM, maternal vascular malperfusion. AI, acute inflammation.</w:t>
       </w:r>
     </w:p>
     <w:p>

--- a/cpp-placentas/manuscript/Wong_Placenta_IH_supplement.docx
+++ b/cpp-placentas/manuscript/Wong_Placenta_IH_supplement.docx
@@ -11454,7 +11454,7 @@
                 <w:sz w:val="16"/>
                 <w:szCs w:val="16"/>
               </w:rPr>
-              <w:t xml:space="preserve">Small for gestational age</w:t>
+              <w:t xml:space="preserve">Small for gestational age infant</w:t>
             </w:r>
           </w:p>
         </w:tc>

--- a/cpp-placentas/manuscript/Wong_Placenta_IH_supplement.docx
+++ b/cpp-placentas/manuscript/Wong_Placenta_IH_supplement.docx
@@ -21905,1838 +21905,6 @@
           <w:sz w:val="20"/>
           <w:szCs w:val="20"/>
         </w:rPr>
-        <w:t xml:space="preserve">Associations of placental diagnoses with expected birth outcomes in the Boston centre and the other 11 centres, as a check of construct validity.</w:t>
-      </w:r>
-    </w:p>
-    <w:tbl>
-      <w:tblPr>
-        <w:tblW w:type="dxa" w:w="9360"/>
-        <w:tblBorders>
-          <w:top w:val="single" w:color="auto" w:sz="4"/>
-          <w:left w:val="single" w:color="auto" w:sz="4"/>
-          <w:bottom w:val="single" w:color="auto" w:sz="4"/>
-          <w:right w:val="single" w:color="auto" w:sz="4"/>
-          <w:insideH w:val="single" w:color="auto" w:sz="4"/>
-          <w:insideV w:val="single" w:color="auto" w:sz="4"/>
-        </w:tblBorders>
-      </w:tblPr>
-      <w:tblGrid>
-        <w:gridCol w:w="2560"/>
-        <w:gridCol w:w="1500"/>
-        <w:gridCol w:w="1800"/>
-        <w:gridCol w:w="1800"/>
-        <w:gridCol w:w="1700"/>
-      </w:tblGrid>
-      <w:tr>
-        <w:trPr>
-          <w:tblHeader/>
-        </w:trPr>
-        <w:tc>
-          <w:tcPr>
-            <w:tcW w:type="dxa" w:w="2560"/>
-            <w:tcBorders>
-              <w:top w:val="single" w:color="000000" w:sz="8"/>
-              <w:left w:val="none" w:color="FFFFFF" w:sz="0"/>
-              <w:bottom w:val="single" w:color="000000" w:sz="8"/>
-              <w:right w:val="none" w:color="FFFFFF" w:sz="0"/>
-            </w:tcBorders>
-            <w:tcMar>
-              <w:top w:type="dxa" w:w="30"/>
-              <w:left w:type="dxa" w:w="60"/>
-              <w:bottom w:type="dxa" w:w="30"/>
-              <w:right w:type="dxa" w:w="60"/>
-            </w:tcMar>
-          </w:tcPr>
-          <w:p>
-            <w:pPr>
-              <w:spacing w:line="240"/>
-              <w:jc w:val="left"/>
-            </w:pPr>
-            <w:r>
-              <w:rPr>
-                <w:rFonts w:ascii="Times New Roman" w:cs="Times New Roman" w:eastAsia="Times New Roman" w:hAnsi="Times New Roman"/>
-                <w:b/>
-                <w:bCs/>
-                <w:sz w:val="16"/>
-                <w:szCs w:val="16"/>
-              </w:rPr>
-              <w:t xml:space="preserve">Outcome, by exposure</w:t>
-            </w:r>
-          </w:p>
-        </w:tc>
-        <w:tc>
-          <w:tcPr>
-            <w:tcW w:type="dxa" w:w="1500"/>
-            <w:tcBorders>
-              <w:top w:val="single" w:color="000000" w:sz="8"/>
-              <w:left w:val="none" w:color="FFFFFF" w:sz="0"/>
-              <w:bottom w:val="single" w:color="000000" w:sz="8"/>
-              <w:right w:val="none" w:color="FFFFFF" w:sz="0"/>
-            </w:tcBorders>
-            <w:tcMar>
-              <w:top w:type="dxa" w:w="30"/>
-              <w:left w:type="dxa" w:w="60"/>
-              <w:bottom w:type="dxa" w:w="30"/>
-              <w:right w:type="dxa" w:w="60"/>
-            </w:tcMar>
-          </w:tcPr>
-          <w:p>
-            <w:pPr>
-              <w:spacing w:line="240"/>
-              <w:jc w:val="center"/>
-            </w:pPr>
-            <w:r>
-              <w:rPr>
-                <w:rFonts w:ascii="Times New Roman" w:cs="Times New Roman" w:eastAsia="Times New Roman" w:hAnsi="Times New Roman"/>
-                <w:b/>
-                <w:bCs/>
-                <w:sz w:val="16"/>
-                <w:szCs w:val="16"/>
-              </w:rPr>
-              <w:t xml:space="preserve">Centre</w:t>
-            </w:r>
-          </w:p>
-        </w:tc>
-        <w:tc>
-          <w:tcPr>
-            <w:tcW w:type="dxa" w:w="1800"/>
-            <w:tcBorders>
-              <w:top w:val="single" w:color="000000" w:sz="8"/>
-              <w:left w:val="none" w:color="FFFFFF" w:sz="0"/>
-              <w:bottom w:val="single" w:color="000000" w:sz="8"/>
-              <w:right w:val="none" w:color="FFFFFF" w:sz="0"/>
-            </w:tcBorders>
-            <w:tcMar>
-              <w:top w:type="dxa" w:w="30"/>
-              <w:left w:type="dxa" w:w="60"/>
-              <w:bottom w:type="dxa" w:w="30"/>
-              <w:right w:type="dxa" w:w="60"/>
-            </w:tcMar>
-          </w:tcPr>
-          <w:p>
-            <w:pPr>
-              <w:spacing w:line="240"/>
-              <w:jc w:val="center"/>
-            </w:pPr>
-            <w:r>
-              <w:rPr>
-                <w:rFonts w:ascii="Times New Roman" w:cs="Times New Roman" w:eastAsia="Times New Roman" w:hAnsi="Times New Roman"/>
-                <w:b/>
-                <w:bCs/>
-                <w:sz w:val="16"/>
-                <w:szCs w:val="16"/>
-              </w:rPr>
-              <w:t xml:space="preserve">Exposed, % (n/N)</w:t>
-            </w:r>
-          </w:p>
-        </w:tc>
-        <w:tc>
-          <w:tcPr>
-            <w:tcW w:type="dxa" w:w="1800"/>
-            <w:tcBorders>
-              <w:top w:val="single" w:color="000000" w:sz="8"/>
-              <w:left w:val="none" w:color="FFFFFF" w:sz="0"/>
-              <w:bottom w:val="single" w:color="000000" w:sz="8"/>
-              <w:right w:val="none" w:color="FFFFFF" w:sz="0"/>
-            </w:tcBorders>
-            <w:tcMar>
-              <w:top w:type="dxa" w:w="30"/>
-              <w:left w:type="dxa" w:w="60"/>
-              <w:bottom w:type="dxa" w:w="30"/>
-              <w:right w:type="dxa" w:w="60"/>
-            </w:tcMar>
-          </w:tcPr>
-          <w:p>
-            <w:pPr>
-              <w:spacing w:line="240"/>
-              <w:jc w:val="center"/>
-            </w:pPr>
-            <w:r>
-              <w:rPr>
-                <w:rFonts w:ascii="Times New Roman" w:cs="Times New Roman" w:eastAsia="Times New Roman" w:hAnsi="Times New Roman"/>
-                <w:b/>
-                <w:bCs/>
-                <w:sz w:val="16"/>
-                <w:szCs w:val="16"/>
-              </w:rPr>
-              <w:t xml:space="preserve">Unexposed, % (n/N)</w:t>
-            </w:r>
-          </w:p>
-        </w:tc>
-        <w:tc>
-          <w:tcPr>
-            <w:tcW w:type="dxa" w:w="1700"/>
-            <w:tcBorders>
-              <w:top w:val="single" w:color="000000" w:sz="8"/>
-              <w:left w:val="none" w:color="FFFFFF" w:sz="0"/>
-              <w:bottom w:val="single" w:color="000000" w:sz="8"/>
-              <w:right w:val="none" w:color="FFFFFF" w:sz="0"/>
-            </w:tcBorders>
-            <w:tcMar>
-              <w:top w:type="dxa" w:w="30"/>
-              <w:left w:type="dxa" w:w="60"/>
-              <w:bottom w:type="dxa" w:w="30"/>
-              <w:right w:type="dxa" w:w="60"/>
-            </w:tcMar>
-          </w:tcPr>
-          <w:p>
-            <w:pPr>
-              <w:spacing w:line="240"/>
-              <w:jc w:val="center"/>
-            </w:pPr>
-            <w:r>
-              <w:rPr>
-                <w:rFonts w:ascii="Times New Roman" w:cs="Times New Roman" w:eastAsia="Times New Roman" w:hAnsi="Times New Roman"/>
-                <w:b/>
-                <w:bCs/>
-                <w:sz w:val="16"/>
-                <w:szCs w:val="16"/>
-              </w:rPr>
-              <w:t xml:space="preserve">Crude RR (95% CI)</w:t>
-            </w:r>
-          </w:p>
-        </w:tc>
-      </w:tr>
-      <w:tr>
-        <w:trPr>
-          <w:cantSplit/>
-        </w:trPr>
-        <w:tc>
-          <w:tcPr>
-            <w:tcW w:type="dxa" w:w="2560"/>
-            <w:tcBorders>
-              <w:top w:val="none" w:color="FFFFFF" w:sz="0"/>
-              <w:left w:val="none" w:color="FFFFFF" w:sz="0"/>
-              <w:bottom w:val="none" w:color="FFFFFF" w:sz="0"/>
-              <w:right w:val="none" w:color="FFFFFF" w:sz="0"/>
-            </w:tcBorders>
-            <w:tcMar>
-              <w:top w:type="dxa" w:w="30"/>
-              <w:left w:type="dxa" w:w="60"/>
-              <w:bottom w:type="dxa" w:w="30"/>
-              <w:right w:type="dxa" w:w="60"/>
-            </w:tcMar>
-          </w:tcPr>
-          <w:p>
-            <w:pPr>
-              <w:spacing w:line="240"/>
-              <w:jc w:val="left"/>
-            </w:pPr>
-            <w:r>
-              <w:rPr>
-                <w:rFonts w:ascii="Times New Roman" w:cs="Times New Roman" w:eastAsia="Times New Roman" w:hAnsi="Times New Roman"/>
-                <w:sz w:val="16"/>
-                <w:szCs w:val="16"/>
-              </w:rPr>
-              <w:t xml:space="preserve">Small for gestational age, by MVM</w:t>
-            </w:r>
-          </w:p>
-        </w:tc>
-        <w:tc>
-          <w:tcPr>
-            <w:tcW w:type="dxa" w:w="1500"/>
-            <w:tcBorders>
-              <w:top w:val="none" w:color="FFFFFF" w:sz="0"/>
-              <w:left w:val="none" w:color="FFFFFF" w:sz="0"/>
-              <w:bottom w:val="none" w:color="FFFFFF" w:sz="0"/>
-              <w:right w:val="none" w:color="FFFFFF" w:sz="0"/>
-            </w:tcBorders>
-            <w:tcMar>
-              <w:top w:type="dxa" w:w="30"/>
-              <w:left w:type="dxa" w:w="60"/>
-              <w:bottom w:type="dxa" w:w="30"/>
-              <w:right w:type="dxa" w:w="60"/>
-            </w:tcMar>
-          </w:tcPr>
-          <w:p>
-            <w:pPr>
-              <w:spacing w:line="240"/>
-              <w:jc w:val="center"/>
-            </w:pPr>
-            <w:r>
-              <w:rPr>
-                <w:rFonts w:ascii="Times New Roman" w:cs="Times New Roman" w:eastAsia="Times New Roman" w:hAnsi="Times New Roman"/>
-                <w:sz w:val="16"/>
-                <w:szCs w:val="16"/>
-              </w:rPr>
-              <w:t xml:space="preserve">Boston</w:t>
-            </w:r>
-          </w:p>
-        </w:tc>
-        <w:tc>
-          <w:tcPr>
-            <w:tcW w:type="dxa" w:w="1800"/>
-            <w:tcBorders>
-              <w:top w:val="none" w:color="FFFFFF" w:sz="0"/>
-              <w:left w:val="none" w:color="FFFFFF" w:sz="0"/>
-              <w:bottom w:val="none" w:color="FFFFFF" w:sz="0"/>
-              <w:right w:val="none" w:color="FFFFFF" w:sz="0"/>
-            </w:tcBorders>
-            <w:tcMar>
-              <w:top w:type="dxa" w:w="30"/>
-              <w:left w:type="dxa" w:w="60"/>
-              <w:bottom w:type="dxa" w:w="30"/>
-              <w:right w:type="dxa" w:w="60"/>
-            </w:tcMar>
-          </w:tcPr>
-          <w:p>
-            <w:pPr>
-              <w:spacing w:line="240"/>
-              <w:jc w:val="center"/>
-            </w:pPr>
-            <w:r>
-              <w:rPr>
-                <w:rFonts w:ascii="Times New Roman" w:cs="Times New Roman" w:eastAsia="Times New Roman" w:hAnsi="Times New Roman"/>
-                <w:sz w:val="16"/>
-                <w:szCs w:val="16"/>
-              </w:rPr>
-              <w:t xml:space="preserve">10.3% (323/3,148)</w:t>
-            </w:r>
-          </w:p>
-        </w:tc>
-        <w:tc>
-          <w:tcPr>
-            <w:tcW w:type="dxa" w:w="1800"/>
-            <w:tcBorders>
-              <w:top w:val="none" w:color="FFFFFF" w:sz="0"/>
-              <w:left w:val="none" w:color="FFFFFF" w:sz="0"/>
-              <w:bottom w:val="none" w:color="FFFFFF" w:sz="0"/>
-              <w:right w:val="none" w:color="FFFFFF" w:sz="0"/>
-            </w:tcBorders>
-            <w:tcMar>
-              <w:top w:type="dxa" w:w="30"/>
-              <w:left w:type="dxa" w:w="60"/>
-              <w:bottom w:type="dxa" w:w="30"/>
-              <w:right w:type="dxa" w:w="60"/>
-            </w:tcMar>
-          </w:tcPr>
-          <w:p>
-            <w:pPr>
-              <w:spacing w:line="240"/>
-              <w:jc w:val="center"/>
-            </w:pPr>
-            <w:r>
-              <w:rPr>
-                <w:rFonts w:ascii="Times New Roman" w:cs="Times New Roman" w:eastAsia="Times New Roman" w:hAnsi="Times New Roman"/>
-                <w:sz w:val="16"/>
-                <w:szCs w:val="16"/>
-              </w:rPr>
-              <w:t xml:space="preserve">5.3% (390/7,416)</w:t>
-            </w:r>
-          </w:p>
-        </w:tc>
-        <w:tc>
-          <w:tcPr>
-            <w:tcW w:type="dxa" w:w="1700"/>
-            <w:tcBorders>
-              <w:top w:val="none" w:color="FFFFFF" w:sz="0"/>
-              <w:left w:val="none" w:color="FFFFFF" w:sz="0"/>
-              <w:bottom w:val="none" w:color="FFFFFF" w:sz="0"/>
-              <w:right w:val="none" w:color="FFFFFF" w:sz="0"/>
-            </w:tcBorders>
-            <w:tcMar>
-              <w:top w:type="dxa" w:w="30"/>
-              <w:left w:type="dxa" w:w="60"/>
-              <w:bottom w:type="dxa" w:w="30"/>
-              <w:right w:type="dxa" w:w="60"/>
-            </w:tcMar>
-          </w:tcPr>
-          <w:p>
-            <w:pPr>
-              <w:spacing w:line="240"/>
-              <w:jc w:val="center"/>
-            </w:pPr>
-            <w:r>
-              <w:rPr>
-                <w:rFonts w:ascii="Times New Roman" w:cs="Times New Roman" w:eastAsia="Times New Roman" w:hAnsi="Times New Roman"/>
-                <w:sz w:val="16"/>
-                <w:szCs w:val="16"/>
-              </w:rPr>
-              <w:t xml:space="preserve">1.95 (1.69, 2.25)</w:t>
-            </w:r>
-          </w:p>
-        </w:tc>
-      </w:tr>
-      <w:tr>
-        <w:trPr>
-          <w:cantSplit/>
-        </w:trPr>
-        <w:tc>
-          <w:tcPr>
-            <w:tcW w:type="dxa" w:w="2560"/>
-            <w:tcBorders>
-              <w:top w:val="none" w:color="FFFFFF" w:sz="0"/>
-              <w:left w:val="none" w:color="FFFFFF" w:sz="0"/>
-              <w:bottom w:val="none" w:color="FFFFFF" w:sz="0"/>
-              <w:right w:val="none" w:color="FFFFFF" w:sz="0"/>
-            </w:tcBorders>
-            <w:tcMar>
-              <w:top w:type="dxa" w:w="30"/>
-              <w:left w:type="dxa" w:w="60"/>
-              <w:bottom w:type="dxa" w:w="30"/>
-              <w:right w:type="dxa" w:w="60"/>
-            </w:tcMar>
-          </w:tcPr>
-          <w:p>
-            <w:pPr>
-              <w:spacing w:line="240"/>
-              <w:jc w:val="left"/>
-            </w:pPr>
-            <w:r>
-              <w:rPr>
-                <w:rFonts w:ascii="Times New Roman" w:cs="Times New Roman" w:eastAsia="Times New Roman" w:hAnsi="Times New Roman"/>
-                <w:sz w:val="16"/>
-                <w:szCs w:val="16"/>
-              </w:rPr>
-              <w:t xml:space="preserve"/>
-            </w:r>
-          </w:p>
-        </w:tc>
-        <w:tc>
-          <w:tcPr>
-            <w:tcW w:type="dxa" w:w="1500"/>
-            <w:tcBorders>
-              <w:top w:val="none" w:color="FFFFFF" w:sz="0"/>
-              <w:left w:val="none" w:color="FFFFFF" w:sz="0"/>
-              <w:bottom w:val="none" w:color="FFFFFF" w:sz="0"/>
-              <w:right w:val="none" w:color="FFFFFF" w:sz="0"/>
-            </w:tcBorders>
-            <w:tcMar>
-              <w:top w:type="dxa" w:w="30"/>
-              <w:left w:type="dxa" w:w="60"/>
-              <w:bottom w:type="dxa" w:w="30"/>
-              <w:right w:type="dxa" w:w="60"/>
-            </w:tcMar>
-          </w:tcPr>
-          <w:p>
-            <w:pPr>
-              <w:spacing w:line="240"/>
-              <w:jc w:val="center"/>
-            </w:pPr>
-            <w:r>
-              <w:rPr>
-                <w:rFonts w:ascii="Times New Roman" w:cs="Times New Roman" w:eastAsia="Times New Roman" w:hAnsi="Times New Roman"/>
-                <w:sz w:val="16"/>
-                <w:szCs w:val="16"/>
-              </w:rPr>
-              <w:t xml:space="preserve">Other 11 centres</w:t>
-            </w:r>
-          </w:p>
-        </w:tc>
-        <w:tc>
-          <w:tcPr>
-            <w:tcW w:type="dxa" w:w="1800"/>
-            <w:tcBorders>
-              <w:top w:val="none" w:color="FFFFFF" w:sz="0"/>
-              <w:left w:val="none" w:color="FFFFFF" w:sz="0"/>
-              <w:bottom w:val="none" w:color="FFFFFF" w:sz="0"/>
-              <w:right w:val="none" w:color="FFFFFF" w:sz="0"/>
-            </w:tcBorders>
-            <w:tcMar>
-              <w:top w:type="dxa" w:w="30"/>
-              <w:left w:type="dxa" w:w="60"/>
-              <w:bottom w:type="dxa" w:w="30"/>
-              <w:right w:type="dxa" w:w="60"/>
-            </w:tcMar>
-          </w:tcPr>
-          <w:p>
-            <w:pPr>
-              <w:spacing w:line="240"/>
-              <w:jc w:val="center"/>
-            </w:pPr>
-            <w:r>
-              <w:rPr>
-                <w:rFonts w:ascii="Times New Roman" w:cs="Times New Roman" w:eastAsia="Times New Roman" w:hAnsi="Times New Roman"/>
-                <w:sz w:val="16"/>
-                <w:szCs w:val="16"/>
-              </w:rPr>
-              <w:t xml:space="preserve">12.4% (1,231/9,937)</w:t>
-            </w:r>
-          </w:p>
-        </w:tc>
-        <w:tc>
-          <w:tcPr>
-            <w:tcW w:type="dxa" w:w="1800"/>
-            <w:tcBorders>
-              <w:top w:val="none" w:color="FFFFFF" w:sz="0"/>
-              <w:left w:val="none" w:color="FFFFFF" w:sz="0"/>
-              <w:bottom w:val="none" w:color="FFFFFF" w:sz="0"/>
-              <w:right w:val="none" w:color="FFFFFF" w:sz="0"/>
-            </w:tcBorders>
-            <w:tcMar>
-              <w:top w:type="dxa" w:w="30"/>
-              <w:left w:type="dxa" w:w="60"/>
-              <w:bottom w:type="dxa" w:w="30"/>
-              <w:right w:type="dxa" w:w="60"/>
-            </w:tcMar>
-          </w:tcPr>
-          <w:p>
-            <w:pPr>
-              <w:spacing w:line="240"/>
-              <w:jc w:val="center"/>
-            </w:pPr>
-            <w:r>
-              <w:rPr>
-                <w:rFonts w:ascii="Times New Roman" w:cs="Times New Roman" w:eastAsia="Times New Roman" w:hAnsi="Times New Roman"/>
-                <w:sz w:val="16"/>
-                <w:szCs w:val="16"/>
-              </w:rPr>
-              <w:t xml:space="preserve">8.1% (1,997/24,703)</w:t>
-            </w:r>
-          </w:p>
-        </w:tc>
-        <w:tc>
-          <w:tcPr>
-            <w:tcW w:type="dxa" w:w="1700"/>
-            <w:tcBorders>
-              <w:top w:val="none" w:color="FFFFFF" w:sz="0"/>
-              <w:left w:val="none" w:color="FFFFFF" w:sz="0"/>
-              <w:bottom w:val="none" w:color="FFFFFF" w:sz="0"/>
-              <w:right w:val="none" w:color="FFFFFF" w:sz="0"/>
-            </w:tcBorders>
-            <w:tcMar>
-              <w:top w:type="dxa" w:w="30"/>
-              <w:left w:type="dxa" w:w="60"/>
-              <w:bottom w:type="dxa" w:w="30"/>
-              <w:right w:type="dxa" w:w="60"/>
-            </w:tcMar>
-          </w:tcPr>
-          <w:p>
-            <w:pPr>
-              <w:spacing w:line="240"/>
-              <w:jc w:val="center"/>
-            </w:pPr>
-            <w:r>
-              <w:rPr>
-                <w:rFonts w:ascii="Times New Roman" w:cs="Times New Roman" w:eastAsia="Times New Roman" w:hAnsi="Times New Roman"/>
-                <w:sz w:val="16"/>
-                <w:szCs w:val="16"/>
-              </w:rPr>
-              <w:t xml:space="preserve">1.53 (1.43, 1.64)</w:t>
-            </w:r>
-          </w:p>
-        </w:tc>
-      </w:tr>
-      <w:tr>
-        <w:trPr>
-          <w:cantSplit/>
-        </w:trPr>
-        <w:tc>
-          <w:tcPr>
-            <w:tcW w:type="dxa" w:w="2560"/>
-            <w:tcBorders>
-              <w:top w:val="none" w:color="FFFFFF" w:sz="0"/>
-              <w:left w:val="none" w:color="FFFFFF" w:sz="0"/>
-              <w:bottom w:val="none" w:color="FFFFFF" w:sz="0"/>
-              <w:right w:val="none" w:color="FFFFFF" w:sz="0"/>
-            </w:tcBorders>
-            <w:tcMar>
-              <w:top w:type="dxa" w:w="30"/>
-              <w:left w:type="dxa" w:w="60"/>
-              <w:bottom w:type="dxa" w:w="30"/>
-              <w:right w:type="dxa" w:w="60"/>
-            </w:tcMar>
-          </w:tcPr>
-          <w:p>
-            <w:pPr>
-              <w:spacing w:line="240"/>
-              <w:jc w:val="left"/>
-            </w:pPr>
-            <w:r>
-              <w:rPr>
-                <w:rFonts w:ascii="Times New Roman" w:cs="Times New Roman" w:eastAsia="Times New Roman" w:hAnsi="Times New Roman"/>
-                <w:sz w:val="16"/>
-                <w:szCs w:val="16"/>
-              </w:rPr>
-              <w:t xml:space="preserve">Preterm birth, by MVM</w:t>
-            </w:r>
-          </w:p>
-        </w:tc>
-        <w:tc>
-          <w:tcPr>
-            <w:tcW w:type="dxa" w:w="1500"/>
-            <w:tcBorders>
-              <w:top w:val="none" w:color="FFFFFF" w:sz="0"/>
-              <w:left w:val="none" w:color="FFFFFF" w:sz="0"/>
-              <w:bottom w:val="none" w:color="FFFFFF" w:sz="0"/>
-              <w:right w:val="none" w:color="FFFFFF" w:sz="0"/>
-            </w:tcBorders>
-            <w:tcMar>
-              <w:top w:type="dxa" w:w="30"/>
-              <w:left w:type="dxa" w:w="60"/>
-              <w:bottom w:type="dxa" w:w="30"/>
-              <w:right w:type="dxa" w:w="60"/>
-            </w:tcMar>
-          </w:tcPr>
-          <w:p>
-            <w:pPr>
-              <w:spacing w:line="240"/>
-              <w:jc w:val="center"/>
-            </w:pPr>
-            <w:r>
-              <w:rPr>
-                <w:rFonts w:ascii="Times New Roman" w:cs="Times New Roman" w:eastAsia="Times New Roman" w:hAnsi="Times New Roman"/>
-                <w:sz w:val="16"/>
-                <w:szCs w:val="16"/>
-              </w:rPr>
-              <w:t xml:space="preserve">Boston</w:t>
-            </w:r>
-          </w:p>
-        </w:tc>
-        <w:tc>
-          <w:tcPr>
-            <w:tcW w:type="dxa" w:w="1800"/>
-            <w:tcBorders>
-              <w:top w:val="none" w:color="FFFFFF" w:sz="0"/>
-              <w:left w:val="none" w:color="FFFFFF" w:sz="0"/>
-              <w:bottom w:val="none" w:color="FFFFFF" w:sz="0"/>
-              <w:right w:val="none" w:color="FFFFFF" w:sz="0"/>
-            </w:tcBorders>
-            <w:tcMar>
-              <w:top w:type="dxa" w:w="30"/>
-              <w:left w:type="dxa" w:w="60"/>
-              <w:bottom w:type="dxa" w:w="30"/>
-              <w:right w:type="dxa" w:w="60"/>
-            </w:tcMar>
-          </w:tcPr>
-          <w:p>
-            <w:pPr>
-              <w:spacing w:line="240"/>
-              <w:jc w:val="center"/>
-            </w:pPr>
-            <w:r>
-              <w:rPr>
-                <w:rFonts w:ascii="Times New Roman" w:cs="Times New Roman" w:eastAsia="Times New Roman" w:hAnsi="Times New Roman"/>
-                <w:sz w:val="16"/>
-                <w:szCs w:val="16"/>
-              </w:rPr>
-              <w:t xml:space="preserve">18.0% (565/3,144)</w:t>
-            </w:r>
-          </w:p>
-        </w:tc>
-        <w:tc>
-          <w:tcPr>
-            <w:tcW w:type="dxa" w:w="1800"/>
-            <w:tcBorders>
-              <w:top w:val="none" w:color="FFFFFF" w:sz="0"/>
-              <w:left w:val="none" w:color="FFFFFF" w:sz="0"/>
-              <w:bottom w:val="none" w:color="FFFFFF" w:sz="0"/>
-              <w:right w:val="none" w:color="FFFFFF" w:sz="0"/>
-            </w:tcBorders>
-            <w:tcMar>
-              <w:top w:type="dxa" w:w="30"/>
-              <w:left w:type="dxa" w:w="60"/>
-              <w:bottom w:type="dxa" w:w="30"/>
-              <w:right w:type="dxa" w:w="60"/>
-            </w:tcMar>
-          </w:tcPr>
-          <w:p>
-            <w:pPr>
-              <w:spacing w:line="240"/>
-              <w:jc w:val="center"/>
-            </w:pPr>
-            <w:r>
-              <w:rPr>
-                <w:rFonts w:ascii="Times New Roman" w:cs="Times New Roman" w:eastAsia="Times New Roman" w:hAnsi="Times New Roman"/>
-                <w:sz w:val="16"/>
-                <w:szCs w:val="16"/>
-              </w:rPr>
-              <w:t xml:space="preserve">6.0% (443/7,398)</w:t>
-            </w:r>
-          </w:p>
-        </w:tc>
-        <w:tc>
-          <w:tcPr>
-            <w:tcW w:type="dxa" w:w="1700"/>
-            <w:tcBorders>
-              <w:top w:val="none" w:color="FFFFFF" w:sz="0"/>
-              <w:left w:val="none" w:color="FFFFFF" w:sz="0"/>
-              <w:bottom w:val="none" w:color="FFFFFF" w:sz="0"/>
-              <w:right w:val="none" w:color="FFFFFF" w:sz="0"/>
-            </w:tcBorders>
-            <w:tcMar>
-              <w:top w:type="dxa" w:w="30"/>
-              <w:left w:type="dxa" w:w="60"/>
-              <w:bottom w:type="dxa" w:w="30"/>
-              <w:right w:type="dxa" w:w="60"/>
-            </w:tcMar>
-          </w:tcPr>
-          <w:p>
-            <w:pPr>
-              <w:spacing w:line="240"/>
-              <w:jc w:val="center"/>
-            </w:pPr>
-            <w:r>
-              <w:rPr>
-                <w:rFonts w:ascii="Times New Roman" w:cs="Times New Roman" w:eastAsia="Times New Roman" w:hAnsi="Times New Roman"/>
-                <w:sz w:val="16"/>
-                <w:szCs w:val="16"/>
-              </w:rPr>
-              <w:t xml:space="preserve">3.00 (2.67, 3.37)</w:t>
-            </w:r>
-          </w:p>
-        </w:tc>
-      </w:tr>
-      <w:tr>
-        <w:trPr>
-          <w:cantSplit/>
-        </w:trPr>
-        <w:tc>
-          <w:tcPr>
-            <w:tcW w:type="dxa" w:w="2560"/>
-            <w:tcBorders>
-              <w:top w:val="none" w:color="FFFFFF" w:sz="0"/>
-              <w:left w:val="none" w:color="FFFFFF" w:sz="0"/>
-              <w:bottom w:val="none" w:color="FFFFFF" w:sz="0"/>
-              <w:right w:val="none" w:color="FFFFFF" w:sz="0"/>
-            </w:tcBorders>
-            <w:tcMar>
-              <w:top w:type="dxa" w:w="30"/>
-              <w:left w:type="dxa" w:w="60"/>
-              <w:bottom w:type="dxa" w:w="30"/>
-              <w:right w:type="dxa" w:w="60"/>
-            </w:tcMar>
-          </w:tcPr>
-          <w:p>
-            <w:pPr>
-              <w:spacing w:line="240"/>
-              <w:jc w:val="left"/>
-            </w:pPr>
-            <w:r>
-              <w:rPr>
-                <w:rFonts w:ascii="Times New Roman" w:cs="Times New Roman" w:eastAsia="Times New Roman" w:hAnsi="Times New Roman"/>
-                <w:sz w:val="16"/>
-                <w:szCs w:val="16"/>
-              </w:rPr>
-              <w:t xml:space="preserve"/>
-            </w:r>
-          </w:p>
-        </w:tc>
-        <w:tc>
-          <w:tcPr>
-            <w:tcW w:type="dxa" w:w="1500"/>
-            <w:tcBorders>
-              <w:top w:val="none" w:color="FFFFFF" w:sz="0"/>
-              <w:left w:val="none" w:color="FFFFFF" w:sz="0"/>
-              <w:bottom w:val="none" w:color="FFFFFF" w:sz="0"/>
-              <w:right w:val="none" w:color="FFFFFF" w:sz="0"/>
-            </w:tcBorders>
-            <w:tcMar>
-              <w:top w:type="dxa" w:w="30"/>
-              <w:left w:type="dxa" w:w="60"/>
-              <w:bottom w:type="dxa" w:w="30"/>
-              <w:right w:type="dxa" w:w="60"/>
-            </w:tcMar>
-          </w:tcPr>
-          <w:p>
-            <w:pPr>
-              <w:spacing w:line="240"/>
-              <w:jc w:val="center"/>
-            </w:pPr>
-            <w:r>
-              <w:rPr>
-                <w:rFonts w:ascii="Times New Roman" w:cs="Times New Roman" w:eastAsia="Times New Roman" w:hAnsi="Times New Roman"/>
-                <w:sz w:val="16"/>
-                <w:szCs w:val="16"/>
-              </w:rPr>
-              <w:t xml:space="preserve">Other 11 centres</w:t>
-            </w:r>
-          </w:p>
-        </w:tc>
-        <w:tc>
-          <w:tcPr>
-            <w:tcW w:type="dxa" w:w="1800"/>
-            <w:tcBorders>
-              <w:top w:val="none" w:color="FFFFFF" w:sz="0"/>
-              <w:left w:val="none" w:color="FFFFFF" w:sz="0"/>
-              <w:bottom w:val="none" w:color="FFFFFF" w:sz="0"/>
-              <w:right w:val="none" w:color="FFFFFF" w:sz="0"/>
-            </w:tcBorders>
-            <w:tcMar>
-              <w:top w:type="dxa" w:w="30"/>
-              <w:left w:type="dxa" w:w="60"/>
-              <w:bottom w:type="dxa" w:w="30"/>
-              <w:right w:type="dxa" w:w="60"/>
-            </w:tcMar>
-          </w:tcPr>
-          <w:p>
-            <w:pPr>
-              <w:spacing w:line="240"/>
-              <w:jc w:val="center"/>
-            </w:pPr>
-            <w:r>
-              <w:rPr>
-                <w:rFonts w:ascii="Times New Roman" w:cs="Times New Roman" w:eastAsia="Times New Roman" w:hAnsi="Times New Roman"/>
-                <w:sz w:val="16"/>
-                <w:szCs w:val="16"/>
-              </w:rPr>
-              <w:t xml:space="preserve">20.6% (2,036/9,903)</w:t>
-            </w:r>
-          </w:p>
-        </w:tc>
-        <w:tc>
-          <w:tcPr>
-            <w:tcW w:type="dxa" w:w="1800"/>
-            <w:tcBorders>
-              <w:top w:val="none" w:color="FFFFFF" w:sz="0"/>
-              <w:left w:val="none" w:color="FFFFFF" w:sz="0"/>
-              <w:bottom w:val="none" w:color="FFFFFF" w:sz="0"/>
-              <w:right w:val="none" w:color="FFFFFF" w:sz="0"/>
-            </w:tcBorders>
-            <w:tcMar>
-              <w:top w:type="dxa" w:w="30"/>
-              <w:left w:type="dxa" w:w="60"/>
-              <w:bottom w:type="dxa" w:w="30"/>
-              <w:right w:type="dxa" w:w="60"/>
-            </w:tcMar>
-          </w:tcPr>
-          <w:p>
-            <w:pPr>
-              <w:spacing w:line="240"/>
-              <w:jc w:val="center"/>
-            </w:pPr>
-            <w:r>
-              <w:rPr>
-                <w:rFonts w:ascii="Times New Roman" w:cs="Times New Roman" w:eastAsia="Times New Roman" w:hAnsi="Times New Roman"/>
-                <w:sz w:val="16"/>
-                <w:szCs w:val="16"/>
-              </w:rPr>
-              <w:t xml:space="preserve">14.3% (3,529/24,599)</w:t>
-            </w:r>
-          </w:p>
-        </w:tc>
-        <w:tc>
-          <w:tcPr>
-            <w:tcW w:type="dxa" w:w="1700"/>
-            <w:tcBorders>
-              <w:top w:val="none" w:color="FFFFFF" w:sz="0"/>
-              <w:left w:val="none" w:color="FFFFFF" w:sz="0"/>
-              <w:bottom w:val="none" w:color="FFFFFF" w:sz="0"/>
-              <w:right w:val="none" w:color="FFFFFF" w:sz="0"/>
-            </w:tcBorders>
-            <w:tcMar>
-              <w:top w:type="dxa" w:w="30"/>
-              <w:left w:type="dxa" w:w="60"/>
-              <w:bottom w:type="dxa" w:w="30"/>
-              <w:right w:type="dxa" w:w="60"/>
-            </w:tcMar>
-          </w:tcPr>
-          <w:p>
-            <w:pPr>
-              <w:spacing w:line="240"/>
-              <w:jc w:val="center"/>
-            </w:pPr>
-            <w:r>
-              <w:rPr>
-                <w:rFonts w:ascii="Times New Roman" w:cs="Times New Roman" w:eastAsia="Times New Roman" w:hAnsi="Times New Roman"/>
-                <w:sz w:val="16"/>
-                <w:szCs w:val="16"/>
-              </w:rPr>
-              <w:t xml:space="preserve">1.43 (1.36, 1.51)</w:t>
-            </w:r>
-          </w:p>
-        </w:tc>
-      </w:tr>
-      <w:tr>
-        <w:trPr>
-          <w:cantSplit/>
-        </w:trPr>
-        <w:tc>
-          <w:tcPr>
-            <w:tcW w:type="dxa" w:w="2560"/>
-            <w:tcBorders>
-              <w:top w:val="none" w:color="FFFFFF" w:sz="0"/>
-              <w:left w:val="none" w:color="FFFFFF" w:sz="0"/>
-              <w:bottom w:val="none" w:color="FFFFFF" w:sz="0"/>
-              <w:right w:val="none" w:color="FFFFFF" w:sz="0"/>
-            </w:tcBorders>
-            <w:tcMar>
-              <w:top w:type="dxa" w:w="30"/>
-              <w:left w:type="dxa" w:w="60"/>
-              <w:bottom w:type="dxa" w:w="30"/>
-              <w:right w:type="dxa" w:w="60"/>
-            </w:tcMar>
-          </w:tcPr>
-          <w:p>
-            <w:pPr>
-              <w:spacing w:line="240"/>
-              <w:jc w:val="left"/>
-            </w:pPr>
-            <w:r>
-              <w:rPr>
-                <w:rFonts w:ascii="Times New Roman" w:cs="Times New Roman" w:eastAsia="Times New Roman" w:hAnsi="Times New Roman"/>
-                <w:sz w:val="16"/>
-                <w:szCs w:val="16"/>
-              </w:rPr>
-              <w:t xml:space="preserve">Preeclampsia, by MVM</w:t>
-            </w:r>
-          </w:p>
-        </w:tc>
-        <w:tc>
-          <w:tcPr>
-            <w:tcW w:type="dxa" w:w="1500"/>
-            <w:tcBorders>
-              <w:top w:val="none" w:color="FFFFFF" w:sz="0"/>
-              <w:left w:val="none" w:color="FFFFFF" w:sz="0"/>
-              <w:bottom w:val="none" w:color="FFFFFF" w:sz="0"/>
-              <w:right w:val="none" w:color="FFFFFF" w:sz="0"/>
-            </w:tcBorders>
-            <w:tcMar>
-              <w:top w:type="dxa" w:w="30"/>
-              <w:left w:type="dxa" w:w="60"/>
-              <w:bottom w:type="dxa" w:w="30"/>
-              <w:right w:type="dxa" w:w="60"/>
-            </w:tcMar>
-          </w:tcPr>
-          <w:p>
-            <w:pPr>
-              <w:spacing w:line="240"/>
-              <w:jc w:val="center"/>
-            </w:pPr>
-            <w:r>
-              <w:rPr>
-                <w:rFonts w:ascii="Times New Roman" w:cs="Times New Roman" w:eastAsia="Times New Roman" w:hAnsi="Times New Roman"/>
-                <w:sz w:val="16"/>
-                <w:szCs w:val="16"/>
-              </w:rPr>
-              <w:t xml:space="preserve">Boston</w:t>
-            </w:r>
-          </w:p>
-        </w:tc>
-        <w:tc>
-          <w:tcPr>
-            <w:tcW w:type="dxa" w:w="1800"/>
-            <w:tcBorders>
-              <w:top w:val="none" w:color="FFFFFF" w:sz="0"/>
-              <w:left w:val="none" w:color="FFFFFF" w:sz="0"/>
-              <w:bottom w:val="none" w:color="FFFFFF" w:sz="0"/>
-              <w:right w:val="none" w:color="FFFFFF" w:sz="0"/>
-            </w:tcBorders>
-            <w:tcMar>
-              <w:top w:type="dxa" w:w="30"/>
-              <w:left w:type="dxa" w:w="60"/>
-              <w:bottom w:type="dxa" w:w="30"/>
-              <w:right w:type="dxa" w:w="60"/>
-            </w:tcMar>
-          </w:tcPr>
-          <w:p>
-            <w:pPr>
-              <w:spacing w:line="240"/>
-              <w:jc w:val="center"/>
-            </w:pPr>
-            <w:r>
-              <w:rPr>
-                <w:rFonts w:ascii="Times New Roman" w:cs="Times New Roman" w:eastAsia="Times New Roman" w:hAnsi="Times New Roman"/>
-                <w:sz w:val="16"/>
-                <w:szCs w:val="16"/>
-              </w:rPr>
-              <w:t xml:space="preserve">3.0% (94/3,153)</w:t>
-            </w:r>
-          </w:p>
-        </w:tc>
-        <w:tc>
-          <w:tcPr>
-            <w:tcW w:type="dxa" w:w="1800"/>
-            <w:tcBorders>
-              <w:top w:val="none" w:color="FFFFFF" w:sz="0"/>
-              <w:left w:val="none" w:color="FFFFFF" w:sz="0"/>
-              <w:bottom w:val="none" w:color="FFFFFF" w:sz="0"/>
-              <w:right w:val="none" w:color="FFFFFF" w:sz="0"/>
-            </w:tcBorders>
-            <w:tcMar>
-              <w:top w:type="dxa" w:w="30"/>
-              <w:left w:type="dxa" w:w="60"/>
-              <w:bottom w:type="dxa" w:w="30"/>
-              <w:right w:type="dxa" w:w="60"/>
-            </w:tcMar>
-          </w:tcPr>
-          <w:p>
-            <w:pPr>
-              <w:spacing w:line="240"/>
-              <w:jc w:val="center"/>
-            </w:pPr>
-            <w:r>
-              <w:rPr>
-                <w:rFonts w:ascii="Times New Roman" w:cs="Times New Roman" w:eastAsia="Times New Roman" w:hAnsi="Times New Roman"/>
-                <w:sz w:val="16"/>
-                <w:szCs w:val="16"/>
-              </w:rPr>
-              <w:t xml:space="preserve">2.3% (171/7,417)</w:t>
-            </w:r>
-          </w:p>
-        </w:tc>
-        <w:tc>
-          <w:tcPr>
-            <w:tcW w:type="dxa" w:w="1700"/>
-            <w:tcBorders>
-              <w:top w:val="none" w:color="FFFFFF" w:sz="0"/>
-              <w:left w:val="none" w:color="FFFFFF" w:sz="0"/>
-              <w:bottom w:val="none" w:color="FFFFFF" w:sz="0"/>
-              <w:right w:val="none" w:color="FFFFFF" w:sz="0"/>
-            </w:tcBorders>
-            <w:tcMar>
-              <w:top w:type="dxa" w:w="30"/>
-              <w:left w:type="dxa" w:w="60"/>
-              <w:bottom w:type="dxa" w:w="30"/>
-              <w:right w:type="dxa" w:w="60"/>
-            </w:tcMar>
-          </w:tcPr>
-          <w:p>
-            <w:pPr>
-              <w:spacing w:line="240"/>
-              <w:jc w:val="center"/>
-            </w:pPr>
-            <w:r>
-              <w:rPr>
-                <w:rFonts w:ascii="Times New Roman" w:cs="Times New Roman" w:eastAsia="Times New Roman" w:hAnsi="Times New Roman"/>
-                <w:sz w:val="16"/>
-                <w:szCs w:val="16"/>
-              </w:rPr>
-              <w:t xml:space="preserve">1.29 (1.01, 1.66)</w:t>
-            </w:r>
-          </w:p>
-        </w:tc>
-      </w:tr>
-      <w:tr>
-        <w:trPr>
-          <w:cantSplit/>
-        </w:trPr>
-        <w:tc>
-          <w:tcPr>
-            <w:tcW w:type="dxa" w:w="2560"/>
-            <w:tcBorders>
-              <w:top w:val="none" w:color="FFFFFF" w:sz="0"/>
-              <w:left w:val="none" w:color="FFFFFF" w:sz="0"/>
-              <w:bottom w:val="none" w:color="FFFFFF" w:sz="0"/>
-              <w:right w:val="none" w:color="FFFFFF" w:sz="0"/>
-            </w:tcBorders>
-            <w:tcMar>
-              <w:top w:type="dxa" w:w="30"/>
-              <w:left w:type="dxa" w:w="60"/>
-              <w:bottom w:type="dxa" w:w="30"/>
-              <w:right w:type="dxa" w:w="60"/>
-            </w:tcMar>
-          </w:tcPr>
-          <w:p>
-            <w:pPr>
-              <w:spacing w:line="240"/>
-              <w:jc w:val="left"/>
-            </w:pPr>
-            <w:r>
-              <w:rPr>
-                <w:rFonts w:ascii="Times New Roman" w:cs="Times New Roman" w:eastAsia="Times New Roman" w:hAnsi="Times New Roman"/>
-                <w:sz w:val="16"/>
-                <w:szCs w:val="16"/>
-              </w:rPr>
-              <w:t xml:space="preserve"/>
-            </w:r>
-          </w:p>
-        </w:tc>
-        <w:tc>
-          <w:tcPr>
-            <w:tcW w:type="dxa" w:w="1500"/>
-            <w:tcBorders>
-              <w:top w:val="none" w:color="FFFFFF" w:sz="0"/>
-              <w:left w:val="none" w:color="FFFFFF" w:sz="0"/>
-              <w:bottom w:val="none" w:color="FFFFFF" w:sz="0"/>
-              <w:right w:val="none" w:color="FFFFFF" w:sz="0"/>
-            </w:tcBorders>
-            <w:tcMar>
-              <w:top w:type="dxa" w:w="30"/>
-              <w:left w:type="dxa" w:w="60"/>
-              <w:bottom w:type="dxa" w:w="30"/>
-              <w:right w:type="dxa" w:w="60"/>
-            </w:tcMar>
-          </w:tcPr>
-          <w:p>
-            <w:pPr>
-              <w:spacing w:line="240"/>
-              <w:jc w:val="center"/>
-            </w:pPr>
-            <w:r>
-              <w:rPr>
-                <w:rFonts w:ascii="Times New Roman" w:cs="Times New Roman" w:eastAsia="Times New Roman" w:hAnsi="Times New Roman"/>
-                <w:sz w:val="16"/>
-                <w:szCs w:val="16"/>
-              </w:rPr>
-              <w:t xml:space="preserve">Other 11 centres</w:t>
-            </w:r>
-          </w:p>
-        </w:tc>
-        <w:tc>
-          <w:tcPr>
-            <w:tcW w:type="dxa" w:w="1800"/>
-            <w:tcBorders>
-              <w:top w:val="none" w:color="FFFFFF" w:sz="0"/>
-              <w:left w:val="none" w:color="FFFFFF" w:sz="0"/>
-              <w:bottom w:val="none" w:color="FFFFFF" w:sz="0"/>
-              <w:right w:val="none" w:color="FFFFFF" w:sz="0"/>
-            </w:tcBorders>
-            <w:tcMar>
-              <w:top w:type="dxa" w:w="30"/>
-              <w:left w:type="dxa" w:w="60"/>
-              <w:bottom w:type="dxa" w:w="30"/>
-              <w:right w:type="dxa" w:w="60"/>
-            </w:tcMar>
-          </w:tcPr>
-          <w:p>
-            <w:pPr>
-              <w:spacing w:line="240"/>
-              <w:jc w:val="center"/>
-            </w:pPr>
-            <w:r>
-              <w:rPr>
-                <w:rFonts w:ascii="Times New Roman" w:cs="Times New Roman" w:eastAsia="Times New Roman" w:hAnsi="Times New Roman"/>
-                <w:sz w:val="16"/>
-                <w:szCs w:val="16"/>
-              </w:rPr>
-              <w:t xml:space="preserve">3.8% (377/9,966)</w:t>
-            </w:r>
-          </w:p>
-        </w:tc>
-        <w:tc>
-          <w:tcPr>
-            <w:tcW w:type="dxa" w:w="1800"/>
-            <w:tcBorders>
-              <w:top w:val="none" w:color="FFFFFF" w:sz="0"/>
-              <w:left w:val="none" w:color="FFFFFF" w:sz="0"/>
-              <w:bottom w:val="none" w:color="FFFFFF" w:sz="0"/>
-              <w:right w:val="none" w:color="FFFFFF" w:sz="0"/>
-            </w:tcBorders>
-            <w:tcMar>
-              <w:top w:type="dxa" w:w="30"/>
-              <w:left w:type="dxa" w:w="60"/>
-              <w:bottom w:type="dxa" w:w="30"/>
-              <w:right w:type="dxa" w:w="60"/>
-            </w:tcMar>
-          </w:tcPr>
-          <w:p>
-            <w:pPr>
-              <w:spacing w:line="240"/>
-              <w:jc w:val="center"/>
-            </w:pPr>
-            <w:r>
-              <w:rPr>
-                <w:rFonts w:ascii="Times New Roman" w:cs="Times New Roman" w:eastAsia="Times New Roman" w:hAnsi="Times New Roman"/>
-                <w:sz w:val="16"/>
-                <w:szCs w:val="16"/>
-              </w:rPr>
-              <w:t xml:space="preserve">2.8% (694/24,732)</w:t>
-            </w:r>
-          </w:p>
-        </w:tc>
-        <w:tc>
-          <w:tcPr>
-            <w:tcW w:type="dxa" w:w="1700"/>
-            <w:tcBorders>
-              <w:top w:val="none" w:color="FFFFFF" w:sz="0"/>
-              <w:left w:val="none" w:color="FFFFFF" w:sz="0"/>
-              <w:bottom w:val="none" w:color="FFFFFF" w:sz="0"/>
-              <w:right w:val="none" w:color="FFFFFF" w:sz="0"/>
-            </w:tcBorders>
-            <w:tcMar>
-              <w:top w:type="dxa" w:w="30"/>
-              <w:left w:type="dxa" w:w="60"/>
-              <w:bottom w:type="dxa" w:w="30"/>
-              <w:right w:type="dxa" w:w="60"/>
-            </w:tcMar>
-          </w:tcPr>
-          <w:p>
-            <w:pPr>
-              <w:spacing w:line="240"/>
-              <w:jc w:val="center"/>
-            </w:pPr>
-            <w:r>
-              <w:rPr>
-                <w:rFonts w:ascii="Times New Roman" w:cs="Times New Roman" w:eastAsia="Times New Roman" w:hAnsi="Times New Roman"/>
-                <w:sz w:val="16"/>
-                <w:szCs w:val="16"/>
-              </w:rPr>
-              <w:t xml:space="preserve">1.35 (1.19, 1.52)</w:t>
-            </w:r>
-          </w:p>
-        </w:tc>
-      </w:tr>
-      <w:tr>
-        <w:trPr>
-          <w:cantSplit/>
-        </w:trPr>
-        <w:tc>
-          <w:tcPr>
-            <w:tcW w:type="dxa" w:w="2560"/>
-            <w:tcBorders>
-              <w:top w:val="none" w:color="FFFFFF" w:sz="0"/>
-              <w:left w:val="none" w:color="FFFFFF" w:sz="0"/>
-              <w:bottom w:val="none" w:color="FFFFFF" w:sz="0"/>
-              <w:right w:val="none" w:color="FFFFFF" w:sz="0"/>
-            </w:tcBorders>
-            <w:tcMar>
-              <w:top w:type="dxa" w:w="30"/>
-              <w:left w:type="dxa" w:w="60"/>
-              <w:bottom w:type="dxa" w:w="30"/>
-              <w:right w:type="dxa" w:w="60"/>
-            </w:tcMar>
-          </w:tcPr>
-          <w:p>
-            <w:pPr>
-              <w:spacing w:line="240"/>
-              <w:jc w:val="left"/>
-            </w:pPr>
-            <w:r>
-              <w:rPr>
-                <w:rFonts w:ascii="Times New Roman" w:cs="Times New Roman" w:eastAsia="Times New Roman" w:hAnsi="Times New Roman"/>
-                <w:sz w:val="16"/>
-                <w:szCs w:val="16"/>
-              </w:rPr>
-              <w:t xml:space="preserve">Preterm birth, by AI</w:t>
-            </w:r>
-          </w:p>
-        </w:tc>
-        <w:tc>
-          <w:tcPr>
-            <w:tcW w:type="dxa" w:w="1500"/>
-            <w:tcBorders>
-              <w:top w:val="none" w:color="FFFFFF" w:sz="0"/>
-              <w:left w:val="none" w:color="FFFFFF" w:sz="0"/>
-              <w:bottom w:val="none" w:color="FFFFFF" w:sz="0"/>
-              <w:right w:val="none" w:color="FFFFFF" w:sz="0"/>
-            </w:tcBorders>
-            <w:tcMar>
-              <w:top w:type="dxa" w:w="30"/>
-              <w:left w:type="dxa" w:w="60"/>
-              <w:bottom w:type="dxa" w:w="30"/>
-              <w:right w:type="dxa" w:w="60"/>
-            </w:tcMar>
-          </w:tcPr>
-          <w:p>
-            <w:pPr>
-              <w:spacing w:line="240"/>
-              <w:jc w:val="center"/>
-            </w:pPr>
-            <w:r>
-              <w:rPr>
-                <w:rFonts w:ascii="Times New Roman" w:cs="Times New Roman" w:eastAsia="Times New Roman" w:hAnsi="Times New Roman"/>
-                <w:sz w:val="16"/>
-                <w:szCs w:val="16"/>
-              </w:rPr>
-              <w:t xml:space="preserve">Boston</w:t>
-            </w:r>
-          </w:p>
-        </w:tc>
-        <w:tc>
-          <w:tcPr>
-            <w:tcW w:type="dxa" w:w="1800"/>
-            <w:tcBorders>
-              <w:top w:val="none" w:color="FFFFFF" w:sz="0"/>
-              <w:left w:val="none" w:color="FFFFFF" w:sz="0"/>
-              <w:bottom w:val="none" w:color="FFFFFF" w:sz="0"/>
-              <w:right w:val="none" w:color="FFFFFF" w:sz="0"/>
-            </w:tcBorders>
-            <w:tcMar>
-              <w:top w:type="dxa" w:w="30"/>
-              <w:left w:type="dxa" w:w="60"/>
-              <w:bottom w:type="dxa" w:w="30"/>
-              <w:right w:type="dxa" w:w="60"/>
-            </w:tcMar>
-          </w:tcPr>
-          <w:p>
-            <w:pPr>
-              <w:spacing w:line="240"/>
-              <w:jc w:val="center"/>
-            </w:pPr>
-            <w:r>
-              <w:rPr>
-                <w:rFonts w:ascii="Times New Roman" w:cs="Times New Roman" w:eastAsia="Times New Roman" w:hAnsi="Times New Roman"/>
-                <w:sz w:val="16"/>
-                <w:szCs w:val="16"/>
-              </w:rPr>
-              <w:t xml:space="preserve">9.8% (286/2,916)</w:t>
-            </w:r>
-          </w:p>
-        </w:tc>
-        <w:tc>
-          <w:tcPr>
-            <w:tcW w:type="dxa" w:w="1800"/>
-            <w:tcBorders>
-              <w:top w:val="none" w:color="FFFFFF" w:sz="0"/>
-              <w:left w:val="none" w:color="FFFFFF" w:sz="0"/>
-              <w:bottom w:val="none" w:color="FFFFFF" w:sz="0"/>
-              <w:right w:val="none" w:color="FFFFFF" w:sz="0"/>
-            </w:tcBorders>
-            <w:tcMar>
-              <w:top w:type="dxa" w:w="30"/>
-              <w:left w:type="dxa" w:w="60"/>
-              <w:bottom w:type="dxa" w:w="30"/>
-              <w:right w:type="dxa" w:w="60"/>
-            </w:tcMar>
-          </w:tcPr>
-          <w:p>
-            <w:pPr>
-              <w:spacing w:line="240"/>
-              <w:jc w:val="center"/>
-            </w:pPr>
-            <w:r>
-              <w:rPr>
-                <w:rFonts w:ascii="Times New Roman" w:cs="Times New Roman" w:eastAsia="Times New Roman" w:hAnsi="Times New Roman"/>
-                <w:sz w:val="16"/>
-                <w:szCs w:val="16"/>
-              </w:rPr>
-              <w:t xml:space="preserve">9.5% (722/7,626)</w:t>
-            </w:r>
-          </w:p>
-        </w:tc>
-        <w:tc>
-          <w:tcPr>
-            <w:tcW w:type="dxa" w:w="1700"/>
-            <w:tcBorders>
-              <w:top w:val="none" w:color="FFFFFF" w:sz="0"/>
-              <w:left w:val="none" w:color="FFFFFF" w:sz="0"/>
-              <w:bottom w:val="none" w:color="FFFFFF" w:sz="0"/>
-              <w:right w:val="none" w:color="FFFFFF" w:sz="0"/>
-            </w:tcBorders>
-            <w:tcMar>
-              <w:top w:type="dxa" w:w="30"/>
-              <w:left w:type="dxa" w:w="60"/>
-              <w:bottom w:type="dxa" w:w="30"/>
-              <w:right w:type="dxa" w:w="60"/>
-            </w:tcMar>
-          </w:tcPr>
-          <w:p>
-            <w:pPr>
-              <w:spacing w:line="240"/>
-              <w:jc w:val="center"/>
-            </w:pPr>
-            <w:r>
-              <w:rPr>
-                <w:rFonts w:ascii="Times New Roman" w:cs="Times New Roman" w:eastAsia="Times New Roman" w:hAnsi="Times New Roman"/>
-                <w:sz w:val="16"/>
-                <w:szCs w:val="16"/>
-              </w:rPr>
-              <w:t xml:space="preserve">1.04 (0.91, 1.18)</w:t>
-            </w:r>
-          </w:p>
-        </w:tc>
-      </w:tr>
-      <w:tr>
-        <w:trPr>
-          <w:cantSplit/>
-        </w:trPr>
-        <w:tc>
-          <w:tcPr>
-            <w:tcW w:type="dxa" w:w="2560"/>
-            <w:tcBorders>
-              <w:top w:val="none" w:color="FFFFFF" w:sz="0"/>
-              <w:left w:val="none" w:color="FFFFFF" w:sz="0"/>
-              <w:bottom w:val="none" w:color="FFFFFF" w:sz="0"/>
-              <w:right w:val="none" w:color="FFFFFF" w:sz="0"/>
-            </w:tcBorders>
-            <w:tcMar>
-              <w:top w:type="dxa" w:w="30"/>
-              <w:left w:type="dxa" w:w="60"/>
-              <w:bottom w:type="dxa" w:w="30"/>
-              <w:right w:type="dxa" w:w="60"/>
-            </w:tcMar>
-          </w:tcPr>
-          <w:p>
-            <w:pPr>
-              <w:spacing w:line="240"/>
-              <w:jc w:val="left"/>
-            </w:pPr>
-            <w:r>
-              <w:rPr>
-                <w:rFonts w:ascii="Times New Roman" w:cs="Times New Roman" w:eastAsia="Times New Roman" w:hAnsi="Times New Roman"/>
-                <w:sz w:val="16"/>
-                <w:szCs w:val="16"/>
-              </w:rPr>
-              <w:t xml:space="preserve"/>
-            </w:r>
-          </w:p>
-        </w:tc>
-        <w:tc>
-          <w:tcPr>
-            <w:tcW w:type="dxa" w:w="1500"/>
-            <w:tcBorders>
-              <w:top w:val="none" w:color="FFFFFF" w:sz="0"/>
-              <w:left w:val="none" w:color="FFFFFF" w:sz="0"/>
-              <w:bottom w:val="none" w:color="FFFFFF" w:sz="0"/>
-              <w:right w:val="none" w:color="FFFFFF" w:sz="0"/>
-            </w:tcBorders>
-            <w:tcMar>
-              <w:top w:type="dxa" w:w="30"/>
-              <w:left w:type="dxa" w:w="60"/>
-              <w:bottom w:type="dxa" w:w="30"/>
-              <w:right w:type="dxa" w:w="60"/>
-            </w:tcMar>
-          </w:tcPr>
-          <w:p>
-            <w:pPr>
-              <w:spacing w:line="240"/>
-              <w:jc w:val="center"/>
-            </w:pPr>
-            <w:r>
-              <w:rPr>
-                <w:rFonts w:ascii="Times New Roman" w:cs="Times New Roman" w:eastAsia="Times New Roman" w:hAnsi="Times New Roman"/>
-                <w:sz w:val="16"/>
-                <w:szCs w:val="16"/>
-              </w:rPr>
-              <w:t xml:space="preserve">Other 11 centres</w:t>
-            </w:r>
-          </w:p>
-        </w:tc>
-        <w:tc>
-          <w:tcPr>
-            <w:tcW w:type="dxa" w:w="1800"/>
-            <w:tcBorders>
-              <w:top w:val="none" w:color="FFFFFF" w:sz="0"/>
-              <w:left w:val="none" w:color="FFFFFF" w:sz="0"/>
-              <w:bottom w:val="none" w:color="FFFFFF" w:sz="0"/>
-              <w:right w:val="none" w:color="FFFFFF" w:sz="0"/>
-            </w:tcBorders>
-            <w:tcMar>
-              <w:top w:type="dxa" w:w="30"/>
-              <w:left w:type="dxa" w:w="60"/>
-              <w:bottom w:type="dxa" w:w="30"/>
-              <w:right w:type="dxa" w:w="60"/>
-            </w:tcMar>
-          </w:tcPr>
-          <w:p>
-            <w:pPr>
-              <w:spacing w:line="240"/>
-              <w:jc w:val="center"/>
-            </w:pPr>
-            <w:r>
-              <w:rPr>
-                <w:rFonts w:ascii="Times New Roman" w:cs="Times New Roman" w:eastAsia="Times New Roman" w:hAnsi="Times New Roman"/>
-                <w:sz w:val="16"/>
-                <w:szCs w:val="16"/>
-              </w:rPr>
-              <w:t xml:space="preserve">21.0% (1,517/7,218)</w:t>
-            </w:r>
-          </w:p>
-        </w:tc>
-        <w:tc>
-          <w:tcPr>
-            <w:tcW w:type="dxa" w:w="1800"/>
-            <w:tcBorders>
-              <w:top w:val="none" w:color="FFFFFF" w:sz="0"/>
-              <w:left w:val="none" w:color="FFFFFF" w:sz="0"/>
-              <w:bottom w:val="none" w:color="FFFFFF" w:sz="0"/>
-              <w:right w:val="none" w:color="FFFFFF" w:sz="0"/>
-            </w:tcBorders>
-            <w:tcMar>
-              <w:top w:type="dxa" w:w="30"/>
-              <w:left w:type="dxa" w:w="60"/>
-              <w:bottom w:type="dxa" w:w="30"/>
-              <w:right w:type="dxa" w:w="60"/>
-            </w:tcMar>
-          </w:tcPr>
-          <w:p>
-            <w:pPr>
-              <w:spacing w:line="240"/>
-              <w:jc w:val="center"/>
-            </w:pPr>
-            <w:r>
-              <w:rPr>
-                <w:rFonts w:ascii="Times New Roman" w:cs="Times New Roman" w:eastAsia="Times New Roman" w:hAnsi="Times New Roman"/>
-                <w:sz w:val="16"/>
-                <w:szCs w:val="16"/>
-              </w:rPr>
-              <w:t xml:space="preserve">14.8% (4,048/27,284)</w:t>
-            </w:r>
-          </w:p>
-        </w:tc>
-        <w:tc>
-          <w:tcPr>
-            <w:tcW w:type="dxa" w:w="1700"/>
-            <w:tcBorders>
-              <w:top w:val="none" w:color="FFFFFF" w:sz="0"/>
-              <w:left w:val="none" w:color="FFFFFF" w:sz="0"/>
-              <w:bottom w:val="none" w:color="FFFFFF" w:sz="0"/>
-              <w:right w:val="none" w:color="FFFFFF" w:sz="0"/>
-            </w:tcBorders>
-            <w:tcMar>
-              <w:top w:type="dxa" w:w="30"/>
-              <w:left w:type="dxa" w:w="60"/>
-              <w:bottom w:type="dxa" w:w="30"/>
-              <w:right w:type="dxa" w:w="60"/>
-            </w:tcMar>
-          </w:tcPr>
-          <w:p>
-            <w:pPr>
-              <w:spacing w:line="240"/>
-              <w:jc w:val="center"/>
-            </w:pPr>
-            <w:r>
-              <w:rPr>
-                <w:rFonts w:ascii="Times New Roman" w:cs="Times New Roman" w:eastAsia="Times New Roman" w:hAnsi="Times New Roman"/>
-                <w:sz w:val="16"/>
-                <w:szCs w:val="16"/>
-              </w:rPr>
-              <w:t xml:space="preserve">1.42 (1.34, 1.49)</w:t>
-            </w:r>
-          </w:p>
-        </w:tc>
-      </w:tr>
-      <w:tr>
-        <w:trPr>
-          <w:cantSplit/>
-        </w:trPr>
-        <w:tc>
-          <w:tcPr>
-            <w:tcW w:type="dxa" w:w="2560"/>
-            <w:tcBorders>
-              <w:top w:val="none" w:color="FFFFFF" w:sz="0"/>
-              <w:left w:val="none" w:color="FFFFFF" w:sz="0"/>
-              <w:bottom w:val="none" w:color="FFFFFF" w:sz="0"/>
-              <w:right w:val="none" w:color="FFFFFF" w:sz="0"/>
-            </w:tcBorders>
-            <w:tcMar>
-              <w:top w:type="dxa" w:w="30"/>
-              <w:left w:type="dxa" w:w="60"/>
-              <w:bottom w:type="dxa" w:w="30"/>
-              <w:right w:type="dxa" w:w="60"/>
-            </w:tcMar>
-          </w:tcPr>
-          <w:p>
-            <w:pPr>
-              <w:spacing w:line="240"/>
-              <w:jc w:val="left"/>
-            </w:pPr>
-            <w:r>
-              <w:rPr>
-                <w:rFonts w:ascii="Times New Roman" w:cs="Times New Roman" w:eastAsia="Times New Roman" w:hAnsi="Times New Roman"/>
-                <w:sz w:val="16"/>
-                <w:szCs w:val="16"/>
-              </w:rPr>
-              <w:t xml:space="preserve">Spontaneous labour, by AI</w:t>
-            </w:r>
-          </w:p>
-        </w:tc>
-        <w:tc>
-          <w:tcPr>
-            <w:tcW w:type="dxa" w:w="1500"/>
-            <w:tcBorders>
-              <w:top w:val="none" w:color="FFFFFF" w:sz="0"/>
-              <w:left w:val="none" w:color="FFFFFF" w:sz="0"/>
-              <w:bottom w:val="none" w:color="FFFFFF" w:sz="0"/>
-              <w:right w:val="none" w:color="FFFFFF" w:sz="0"/>
-            </w:tcBorders>
-            <w:tcMar>
-              <w:top w:type="dxa" w:w="30"/>
-              <w:left w:type="dxa" w:w="60"/>
-              <w:bottom w:type="dxa" w:w="30"/>
-              <w:right w:type="dxa" w:w="60"/>
-            </w:tcMar>
-          </w:tcPr>
-          <w:p>
-            <w:pPr>
-              <w:spacing w:line="240"/>
-              <w:jc w:val="center"/>
-            </w:pPr>
-            <w:r>
-              <w:rPr>
-                <w:rFonts w:ascii="Times New Roman" w:cs="Times New Roman" w:eastAsia="Times New Roman" w:hAnsi="Times New Roman"/>
-                <w:sz w:val="16"/>
-                <w:szCs w:val="16"/>
-              </w:rPr>
-              <w:t xml:space="preserve">Boston</w:t>
-            </w:r>
-          </w:p>
-        </w:tc>
-        <w:tc>
-          <w:tcPr>
-            <w:tcW w:type="dxa" w:w="1800"/>
-            <w:tcBorders>
-              <w:top w:val="none" w:color="FFFFFF" w:sz="0"/>
-              <w:left w:val="none" w:color="FFFFFF" w:sz="0"/>
-              <w:bottom w:val="none" w:color="FFFFFF" w:sz="0"/>
-              <w:right w:val="none" w:color="FFFFFF" w:sz="0"/>
-            </w:tcBorders>
-            <w:tcMar>
-              <w:top w:type="dxa" w:w="30"/>
-              <w:left w:type="dxa" w:w="60"/>
-              <w:bottom w:type="dxa" w:w="30"/>
-              <w:right w:type="dxa" w:w="60"/>
-            </w:tcMar>
-          </w:tcPr>
-          <w:p>
-            <w:pPr>
-              <w:spacing w:line="240"/>
-              <w:jc w:val="center"/>
-            </w:pPr>
-            <w:r>
-              <w:rPr>
-                <w:rFonts w:ascii="Times New Roman" w:cs="Times New Roman" w:eastAsia="Times New Roman" w:hAnsi="Times New Roman"/>
-                <w:sz w:val="16"/>
-                <w:szCs w:val="16"/>
-              </w:rPr>
-              <w:t xml:space="preserve">88.0% (2,555/2,905)</w:t>
-            </w:r>
-          </w:p>
-        </w:tc>
-        <w:tc>
-          <w:tcPr>
-            <w:tcW w:type="dxa" w:w="1800"/>
-            <w:tcBorders>
-              <w:top w:val="none" w:color="FFFFFF" w:sz="0"/>
-              <w:left w:val="none" w:color="FFFFFF" w:sz="0"/>
-              <w:bottom w:val="none" w:color="FFFFFF" w:sz="0"/>
-              <w:right w:val="none" w:color="FFFFFF" w:sz="0"/>
-            </w:tcBorders>
-            <w:tcMar>
-              <w:top w:type="dxa" w:w="30"/>
-              <w:left w:type="dxa" w:w="60"/>
-              <w:bottom w:type="dxa" w:w="30"/>
-              <w:right w:type="dxa" w:w="60"/>
-            </w:tcMar>
-          </w:tcPr>
-          <w:p>
-            <w:pPr>
-              <w:spacing w:line="240"/>
-              <w:jc w:val="center"/>
-            </w:pPr>
-            <w:r>
-              <w:rPr>
-                <w:rFonts w:ascii="Times New Roman" w:cs="Times New Roman" w:eastAsia="Times New Roman" w:hAnsi="Times New Roman"/>
-                <w:sz w:val="16"/>
-                <w:szCs w:val="16"/>
-              </w:rPr>
-              <w:t xml:space="preserve">79.0% (5,997/7,587)</w:t>
-            </w:r>
-          </w:p>
-        </w:tc>
-        <w:tc>
-          <w:tcPr>
-            <w:tcW w:type="dxa" w:w="1700"/>
-            <w:tcBorders>
-              <w:top w:val="none" w:color="FFFFFF" w:sz="0"/>
-              <w:left w:val="none" w:color="FFFFFF" w:sz="0"/>
-              <w:bottom w:val="none" w:color="FFFFFF" w:sz="0"/>
-              <w:right w:val="none" w:color="FFFFFF" w:sz="0"/>
-            </w:tcBorders>
-            <w:tcMar>
-              <w:top w:type="dxa" w:w="30"/>
-              <w:left w:type="dxa" w:w="60"/>
-              <w:bottom w:type="dxa" w:w="30"/>
-              <w:right w:type="dxa" w:w="60"/>
-            </w:tcMar>
-          </w:tcPr>
-          <w:p>
-            <w:pPr>
-              <w:spacing w:line="240"/>
-              <w:jc w:val="center"/>
-            </w:pPr>
-            <w:r>
-              <w:rPr>
-                <w:rFonts w:ascii="Times New Roman" w:cs="Times New Roman" w:eastAsia="Times New Roman" w:hAnsi="Times New Roman"/>
-                <w:sz w:val="16"/>
-                <w:szCs w:val="16"/>
-              </w:rPr>
-              <w:t xml:space="preserve">1.11 (1.09, 1.13)</w:t>
-            </w:r>
-          </w:p>
-        </w:tc>
-      </w:tr>
-      <w:tr>
-        <w:trPr>
-          <w:cantSplit/>
-        </w:trPr>
-        <w:tc>
-          <w:tcPr>
-            <w:tcW w:type="dxa" w:w="2560"/>
-            <w:tcBorders>
-              <w:top w:val="none" w:color="FFFFFF" w:sz="0"/>
-              <w:left w:val="none" w:color="FFFFFF" w:sz="0"/>
-              <w:bottom w:val="single" w:color="000000" w:sz="8"/>
-              <w:right w:val="none" w:color="FFFFFF" w:sz="0"/>
-            </w:tcBorders>
-            <w:tcMar>
-              <w:top w:type="dxa" w:w="30"/>
-              <w:left w:type="dxa" w:w="60"/>
-              <w:bottom w:type="dxa" w:w="30"/>
-              <w:right w:type="dxa" w:w="60"/>
-            </w:tcMar>
-          </w:tcPr>
-          <w:p>
-            <w:pPr>
-              <w:spacing w:line="240"/>
-              <w:jc w:val="left"/>
-            </w:pPr>
-            <w:r>
-              <w:rPr>
-                <w:rFonts w:ascii="Times New Roman" w:cs="Times New Roman" w:eastAsia="Times New Roman" w:hAnsi="Times New Roman"/>
-                <w:sz w:val="16"/>
-                <w:szCs w:val="16"/>
-              </w:rPr>
-              <w:t xml:space="preserve"/>
-            </w:r>
-          </w:p>
-        </w:tc>
-        <w:tc>
-          <w:tcPr>
-            <w:tcW w:type="dxa" w:w="1500"/>
-            <w:tcBorders>
-              <w:top w:val="none" w:color="FFFFFF" w:sz="0"/>
-              <w:left w:val="none" w:color="FFFFFF" w:sz="0"/>
-              <w:bottom w:val="single" w:color="000000" w:sz="8"/>
-              <w:right w:val="none" w:color="FFFFFF" w:sz="0"/>
-            </w:tcBorders>
-            <w:tcMar>
-              <w:top w:type="dxa" w:w="30"/>
-              <w:left w:type="dxa" w:w="60"/>
-              <w:bottom w:type="dxa" w:w="30"/>
-              <w:right w:type="dxa" w:w="60"/>
-            </w:tcMar>
-          </w:tcPr>
-          <w:p>
-            <w:pPr>
-              <w:spacing w:line="240"/>
-              <w:jc w:val="center"/>
-            </w:pPr>
-            <w:r>
-              <w:rPr>
-                <w:rFonts w:ascii="Times New Roman" w:cs="Times New Roman" w:eastAsia="Times New Roman" w:hAnsi="Times New Roman"/>
-                <w:sz w:val="16"/>
-                <w:szCs w:val="16"/>
-              </w:rPr>
-              <w:t xml:space="preserve">Other 11 centres</w:t>
-            </w:r>
-          </w:p>
-        </w:tc>
-        <w:tc>
-          <w:tcPr>
-            <w:tcW w:type="dxa" w:w="1800"/>
-            <w:tcBorders>
-              <w:top w:val="none" w:color="FFFFFF" w:sz="0"/>
-              <w:left w:val="none" w:color="FFFFFF" w:sz="0"/>
-              <w:bottom w:val="single" w:color="000000" w:sz="8"/>
-              <w:right w:val="none" w:color="FFFFFF" w:sz="0"/>
-            </w:tcBorders>
-            <w:tcMar>
-              <w:top w:type="dxa" w:w="30"/>
-              <w:left w:type="dxa" w:w="60"/>
-              <w:bottom w:type="dxa" w:w="30"/>
-              <w:right w:type="dxa" w:w="60"/>
-            </w:tcMar>
-          </w:tcPr>
-          <w:p>
-            <w:pPr>
-              <w:spacing w:line="240"/>
-              <w:jc w:val="center"/>
-            </w:pPr>
-            <w:r>
-              <w:rPr>
-                <w:rFonts w:ascii="Times New Roman" w:cs="Times New Roman" w:eastAsia="Times New Roman" w:hAnsi="Times New Roman"/>
-                <w:sz w:val="16"/>
-                <w:szCs w:val="16"/>
-              </w:rPr>
-              <w:t xml:space="preserve">93.9% (6,711/7,146)</w:t>
-            </w:r>
-          </w:p>
-        </w:tc>
-        <w:tc>
-          <w:tcPr>
-            <w:tcW w:type="dxa" w:w="1800"/>
-            <w:tcBorders>
-              <w:top w:val="none" w:color="FFFFFF" w:sz="0"/>
-              <w:left w:val="none" w:color="FFFFFF" w:sz="0"/>
-              <w:bottom w:val="single" w:color="000000" w:sz="8"/>
-              <w:right w:val="none" w:color="FFFFFF" w:sz="0"/>
-            </w:tcBorders>
-            <w:tcMar>
-              <w:top w:type="dxa" w:w="30"/>
-              <w:left w:type="dxa" w:w="60"/>
-              <w:bottom w:type="dxa" w:w="30"/>
-              <w:right w:type="dxa" w:w="60"/>
-            </w:tcMar>
-          </w:tcPr>
-          <w:p>
-            <w:pPr>
-              <w:spacing w:line="240"/>
-              <w:jc w:val="center"/>
-            </w:pPr>
-            <w:r>
-              <w:rPr>
-                <w:rFonts w:ascii="Times New Roman" w:cs="Times New Roman" w:eastAsia="Times New Roman" w:hAnsi="Times New Roman"/>
-                <w:sz w:val="16"/>
-                <w:szCs w:val="16"/>
-              </w:rPr>
-              <w:t xml:space="preserve">92.1% (25,063/27,206)</w:t>
-            </w:r>
-          </w:p>
-        </w:tc>
-        <w:tc>
-          <w:tcPr>
-            <w:tcW w:type="dxa" w:w="1700"/>
-            <w:tcBorders>
-              <w:top w:val="none" w:color="FFFFFF" w:sz="0"/>
-              <w:left w:val="none" w:color="FFFFFF" w:sz="0"/>
-              <w:bottom w:val="single" w:color="000000" w:sz="8"/>
-              <w:right w:val="none" w:color="FFFFFF" w:sz="0"/>
-            </w:tcBorders>
-            <w:tcMar>
-              <w:top w:type="dxa" w:w="30"/>
-              <w:left w:type="dxa" w:w="60"/>
-              <w:bottom w:type="dxa" w:w="30"/>
-              <w:right w:type="dxa" w:w="60"/>
-            </w:tcMar>
-          </w:tcPr>
-          <w:p>
-            <w:pPr>
-              <w:spacing w:line="240"/>
-              <w:jc w:val="center"/>
-            </w:pPr>
-            <w:r>
-              <w:rPr>
-                <w:rFonts w:ascii="Times New Roman" w:cs="Times New Roman" w:eastAsia="Times New Roman" w:hAnsi="Times New Roman"/>
-                <w:sz w:val="16"/>
-                <w:szCs w:val="16"/>
-              </w:rPr>
-              <w:t xml:space="preserve">1.02 (1.01, 1.03)</w:t>
-            </w:r>
-          </w:p>
-        </w:tc>
-      </w:tr>
-    </w:tbl>
-    <w:p>
-      <w:pPr>
-        <w:spacing w:after="0" w:before="60" w:line="240"/>
-      </w:pPr>
-      <w:r>
-        <w:rPr>
-          <w:rFonts w:ascii="Times New Roman" w:cs="Times New Roman" w:eastAsia="Times New Roman" w:hAnsi="Times New Roman"/>
-          <w:sz w:val="16"/>
-          <w:szCs w:val="16"/>
-        </w:rPr>
-        <w:t xml:space="preserve">All 45,268 pregnancies with non-missing values. Pre-eclampsia includes superimposed pre-eclampsia. MVM, maternal vascular malperfusion. AI, acute inflammation. RR, relative risk.</w:t>
-      </w:r>
-    </w:p>
-    <w:p>
-      <w:r>
-        <w:br w:type="page"/>
-      </w:r>
-    </w:p>
-    <w:p>
-      <w:pPr>
-        <w:keepNext/>
-        <w:spacing w:after="120" w:before="0" w:line="276"/>
-      </w:pPr>
-      <w:r>
-        <w:rPr>
-          <w:rFonts w:ascii="Times New Roman" w:cs="Times New Roman" w:eastAsia="Times New Roman" w:hAnsi="Times New Roman"/>
-          <w:b/>
-          <w:bCs/>
-          <w:sz w:val="20"/>
-          <w:szCs w:val="20"/>
-        </w:rPr>
-        <w:t xml:space="preserve">Table S10. </w:t>
-      </w:r>
-      <w:r>
-        <w:rPr>
-          <w:rFonts w:ascii="Times New Roman" w:cs="Times New Roman" w:eastAsia="Times New Roman" w:hAnsi="Times New Roman"/>
-          <w:sz w:val="20"/>
-          <w:szCs w:val="20"/>
-        </w:rPr>
         <w:t xml:space="preserve">Associations of placental pathology with definite infantile haemangioma, with study site as a fixed or random effect.</w:t>
       </w:r>
     </w:p>
@@ -24601,592 +22769,7 @@
           <w:sz w:val="20"/>
           <w:szCs w:val="20"/>
         </w:rPr>
-        <w:t xml:space="preserve">Table S11. </w:t>
-      </w:r>
-      <w:r>
-        <w:rPr>
-          <w:rFonts w:ascii="Times New Roman" w:cs="Times New Roman" w:eastAsia="Times New Roman" w:hAnsi="Times New Roman"/>
-          <w:sz w:val="20"/>
-          <w:szCs w:val="20"/>
-        </w:rPr>
-        <w:t xml:space="preserve">Associations of placental pathology with definite infantile haemangioma, adjusted for the examining pathologist instead of study site.</w:t>
-      </w:r>
-    </w:p>
-    <w:tbl>
-      <w:tblPr>
-        <w:tblW w:type="dxa" w:w="9360"/>
-        <w:tblBorders>
-          <w:top w:val="single" w:color="auto" w:sz="4"/>
-          <w:left w:val="single" w:color="auto" w:sz="4"/>
-          <w:bottom w:val="single" w:color="auto" w:sz="4"/>
-          <w:right w:val="single" w:color="auto" w:sz="4"/>
-          <w:insideH w:val="single" w:color="auto" w:sz="4"/>
-          <w:insideV w:val="single" w:color="auto" w:sz="4"/>
-        </w:tblBorders>
-      </w:tblPr>
-      <w:tblGrid>
-        <w:gridCol w:w="3360"/>
-        <w:gridCol w:w="2000"/>
-        <w:gridCol w:w="2000"/>
-        <w:gridCol w:w="2000"/>
-      </w:tblGrid>
-      <w:tr>
-        <w:trPr>
-          <w:tblHeader/>
-        </w:trPr>
-        <w:tc>
-          <w:tcPr>
-            <w:tcW w:type="dxa" w:w="3360"/>
-            <w:tcBorders>
-              <w:top w:val="single" w:color="000000" w:sz="8"/>
-              <w:left w:val="none" w:color="FFFFFF" w:sz="0"/>
-              <w:bottom w:val="single" w:color="000000" w:sz="8"/>
-              <w:right w:val="none" w:color="FFFFFF" w:sz="0"/>
-            </w:tcBorders>
-            <w:tcMar>
-              <w:top w:type="dxa" w:w="30"/>
-              <w:left w:type="dxa" w:w="60"/>
-              <w:bottom w:type="dxa" w:w="30"/>
-              <w:right w:type="dxa" w:w="60"/>
-            </w:tcMar>
-          </w:tcPr>
-          <w:p>
-            <w:pPr>
-              <w:spacing w:line="240"/>
-              <w:jc w:val="left"/>
-            </w:pPr>
-            <w:r>
-              <w:rPr>
-                <w:rFonts w:ascii="Times New Roman" w:cs="Times New Roman" w:eastAsia="Times New Roman" w:hAnsi="Times New Roman"/>
-                <w:b/>
-                <w:bCs/>
-                <w:sz w:val="16"/>
-                <w:szCs w:val="16"/>
-              </w:rPr>
-              <w:t xml:space="preserve">Exposure</w:t>
-            </w:r>
-          </w:p>
-        </w:tc>
-        <w:tc>
-          <w:tcPr>
-            <w:tcW w:type="dxa" w:w="2000"/>
-            <w:tcBorders>
-              <w:top w:val="single" w:color="000000" w:sz="8"/>
-              <w:left w:val="none" w:color="FFFFFF" w:sz="0"/>
-              <w:bottom w:val="single" w:color="000000" w:sz="8"/>
-              <w:right w:val="none" w:color="FFFFFF" w:sz="0"/>
-            </w:tcBorders>
-            <w:tcMar>
-              <w:top w:type="dxa" w:w="30"/>
-              <w:left w:type="dxa" w:w="60"/>
-              <w:bottom w:type="dxa" w:w="30"/>
-              <w:right w:type="dxa" w:w="60"/>
-            </w:tcMar>
-          </w:tcPr>
-          <w:p>
-            <w:pPr>
-              <w:spacing w:line="240"/>
-              <w:jc w:val="center"/>
-            </w:pPr>
-            <w:r>
-              <w:rPr>
-                <w:rFonts w:ascii="Times New Roman" w:cs="Times New Roman" w:eastAsia="Times New Roman" w:hAnsi="Times New Roman"/>
-                <w:b/>
-                <w:bCs/>
-                <w:sz w:val="16"/>
-                <w:szCs w:val="16"/>
-              </w:rPr>
-              <w:t xml:space="preserve">Primary (study site)</w:t>
-            </w:r>
-          </w:p>
-        </w:tc>
-        <w:tc>
-          <w:tcPr>
-            <w:tcW w:type="dxa" w:w="2000"/>
-            <w:tcBorders>
-              <w:top w:val="single" w:color="000000" w:sz="8"/>
-              <w:left w:val="none" w:color="FFFFFF" w:sz="0"/>
-              <w:bottom w:val="single" w:color="000000" w:sz="8"/>
-              <w:right w:val="none" w:color="FFFFFF" w:sz="0"/>
-            </w:tcBorders>
-            <w:tcMar>
-              <w:top w:type="dxa" w:w="30"/>
-              <w:left w:type="dxa" w:w="60"/>
-              <w:bottom w:type="dxa" w:w="30"/>
-              <w:right w:type="dxa" w:w="60"/>
-            </w:tcMar>
-          </w:tcPr>
-          <w:p>
-            <w:pPr>
-              <w:spacing w:line="240"/>
-              <w:jc w:val="center"/>
-            </w:pPr>
-            <w:r>
-              <w:rPr>
-                <w:rFonts w:ascii="Times New Roman" w:cs="Times New Roman" w:eastAsia="Times New Roman" w:hAnsi="Times New Roman"/>
-                <w:b/>
-                <w:bCs/>
-                <w:sz w:val="16"/>
-                <w:szCs w:val="16"/>
-              </w:rPr>
-              <w:t xml:space="preserve">Examining pathologist</w:t>
-            </w:r>
-          </w:p>
-        </w:tc>
-        <w:tc>
-          <w:tcPr>
-            <w:tcW w:type="dxa" w:w="2000"/>
-            <w:tcBorders>
-              <w:top w:val="single" w:color="000000" w:sz="8"/>
-              <w:left w:val="none" w:color="FFFFFF" w:sz="0"/>
-              <w:bottom w:val="single" w:color="000000" w:sz="8"/>
-              <w:right w:val="none" w:color="FFFFFF" w:sz="0"/>
-            </w:tcBorders>
-            <w:tcMar>
-              <w:top w:type="dxa" w:w="30"/>
-              <w:left w:type="dxa" w:w="60"/>
-              <w:bottom w:type="dxa" w:w="30"/>
-              <w:right w:type="dxa" w:w="60"/>
-            </w:tcMar>
-          </w:tcPr>
-          <w:p>
-            <w:pPr>
-              <w:spacing w:line="240"/>
-              <w:jc w:val="center"/>
-            </w:pPr>
-            <w:r>
-              <w:rPr>
-                <w:rFonts w:ascii="Times New Roman" w:cs="Times New Roman" w:eastAsia="Times New Roman" w:hAnsi="Times New Roman"/>
-                <w:b/>
-                <w:bCs/>
-                <w:sz w:val="16"/>
-                <w:szCs w:val="16"/>
-              </w:rPr>
-              <w:t xml:space="preserve">Secondary (no site)</w:t>
-            </w:r>
-          </w:p>
-        </w:tc>
-      </w:tr>
-      <w:tr>
-        <w:trPr>
-          <w:cantSplit/>
-        </w:trPr>
-        <w:tc>
-          <w:tcPr>
-            <w:tcW w:type="dxa" w:w="3360"/>
-            <w:tcBorders>
-              <w:top w:val="none" w:color="FFFFFF" w:sz="0"/>
-              <w:left w:val="none" w:color="FFFFFF" w:sz="0"/>
-              <w:bottom w:val="none" w:color="FFFFFF" w:sz="0"/>
-              <w:right w:val="none" w:color="FFFFFF" w:sz="0"/>
-            </w:tcBorders>
-            <w:tcMar>
-              <w:top w:type="dxa" w:w="30"/>
-              <w:left w:type="dxa" w:w="60"/>
-              <w:bottom w:type="dxa" w:w="30"/>
-              <w:right w:type="dxa" w:w="60"/>
-            </w:tcMar>
-          </w:tcPr>
-          <w:p>
-            <w:pPr>
-              <w:spacing w:line="240"/>
-              <w:jc w:val="left"/>
-            </w:pPr>
-            <w:r>
-              <w:rPr>
-                <w:rFonts w:ascii="Times New Roman" w:cs="Times New Roman" w:eastAsia="Times New Roman" w:hAnsi="Times New Roman"/>
-                <w:sz w:val="16"/>
-                <w:szCs w:val="16"/>
-              </w:rPr>
-              <w:t xml:space="preserve">Any MVM</w:t>
-            </w:r>
-          </w:p>
-        </w:tc>
-        <w:tc>
-          <w:tcPr>
-            <w:tcW w:type="dxa" w:w="2000"/>
-            <w:tcBorders>
-              <w:top w:val="none" w:color="FFFFFF" w:sz="0"/>
-              <w:left w:val="none" w:color="FFFFFF" w:sz="0"/>
-              <w:bottom w:val="none" w:color="FFFFFF" w:sz="0"/>
-              <w:right w:val="none" w:color="FFFFFF" w:sz="0"/>
-            </w:tcBorders>
-            <w:tcMar>
-              <w:top w:type="dxa" w:w="30"/>
-              <w:left w:type="dxa" w:w="60"/>
-              <w:bottom w:type="dxa" w:w="30"/>
-              <w:right w:type="dxa" w:w="60"/>
-            </w:tcMar>
-          </w:tcPr>
-          <w:p>
-            <w:pPr>
-              <w:spacing w:line="240"/>
-              <w:jc w:val="center"/>
-            </w:pPr>
-            <w:r>
-              <w:rPr>
-                <w:rFonts w:ascii="Times New Roman" w:cs="Times New Roman" w:eastAsia="Times New Roman" w:hAnsi="Times New Roman"/>
-                <w:sz w:val="16"/>
-                <w:szCs w:val="16"/>
-              </w:rPr>
-              <w:t xml:space="preserve">1.14 (0.96, 1.35)</w:t>
-            </w:r>
-          </w:p>
-        </w:tc>
-        <w:tc>
-          <w:tcPr>
-            <w:tcW w:type="dxa" w:w="2000"/>
-            <w:tcBorders>
-              <w:top w:val="none" w:color="FFFFFF" w:sz="0"/>
-              <w:left w:val="none" w:color="FFFFFF" w:sz="0"/>
-              <w:bottom w:val="none" w:color="FFFFFF" w:sz="0"/>
-              <w:right w:val="none" w:color="FFFFFF" w:sz="0"/>
-            </w:tcBorders>
-            <w:tcMar>
-              <w:top w:type="dxa" w:w="30"/>
-              <w:left w:type="dxa" w:w="60"/>
-              <w:bottom w:type="dxa" w:w="30"/>
-              <w:right w:type="dxa" w:w="60"/>
-            </w:tcMar>
-          </w:tcPr>
-          <w:p>
-            <w:pPr>
-              <w:spacing w:line="240"/>
-              <w:jc w:val="center"/>
-            </w:pPr>
-            <w:r>
-              <w:rPr>
-                <w:rFonts w:ascii="Times New Roman" w:cs="Times New Roman" w:eastAsia="Times New Roman" w:hAnsi="Times New Roman"/>
-                <w:sz w:val="16"/>
-                <w:szCs w:val="16"/>
-              </w:rPr>
-              <w:t xml:space="preserve">1.18 (0.99, 1.40)</w:t>
-            </w:r>
-          </w:p>
-        </w:tc>
-        <w:tc>
-          <w:tcPr>
-            <w:tcW w:type="dxa" w:w="2000"/>
-            <w:tcBorders>
-              <w:top w:val="none" w:color="FFFFFF" w:sz="0"/>
-              <w:left w:val="none" w:color="FFFFFF" w:sz="0"/>
-              <w:bottom w:val="none" w:color="FFFFFF" w:sz="0"/>
-              <w:right w:val="none" w:color="FFFFFF" w:sz="0"/>
-            </w:tcBorders>
-            <w:tcMar>
-              <w:top w:type="dxa" w:w="30"/>
-              <w:left w:type="dxa" w:w="60"/>
-              <w:bottom w:type="dxa" w:w="30"/>
-              <w:right w:type="dxa" w:w="60"/>
-            </w:tcMar>
-          </w:tcPr>
-          <w:p>
-            <w:pPr>
-              <w:spacing w:line="240"/>
-              <w:jc w:val="center"/>
-            </w:pPr>
-            <w:r>
-              <w:rPr>
-                <w:rFonts w:ascii="Times New Roman" w:cs="Times New Roman" w:eastAsia="Times New Roman" w:hAnsi="Times New Roman"/>
-                <w:sz w:val="16"/>
-                <w:szCs w:val="16"/>
-              </w:rPr>
-              <w:t xml:space="preserve">1.25 (1.07, 1.46)</w:t>
-            </w:r>
-          </w:p>
-        </w:tc>
-      </w:tr>
-      <w:tr>
-        <w:trPr>
-          <w:cantSplit/>
-        </w:trPr>
-        <w:tc>
-          <w:tcPr>
-            <w:tcW w:type="dxa" w:w="3360"/>
-            <w:tcBorders>
-              <w:top w:val="none" w:color="FFFFFF" w:sz="0"/>
-              <w:left w:val="none" w:color="FFFFFF" w:sz="0"/>
-              <w:bottom w:val="none" w:color="FFFFFF" w:sz="0"/>
-              <w:right w:val="none" w:color="FFFFFF" w:sz="0"/>
-            </w:tcBorders>
-            <w:tcMar>
-              <w:top w:type="dxa" w:w="30"/>
-              <w:left w:type="dxa" w:w="60"/>
-              <w:bottom w:type="dxa" w:w="30"/>
-              <w:right w:type="dxa" w:w="60"/>
-            </w:tcMar>
-          </w:tcPr>
-          <w:p>
-            <w:pPr>
-              <w:spacing w:line="240"/>
-              <w:jc w:val="left"/>
-            </w:pPr>
-            <w:r>
-              <w:rPr>
-                <w:rFonts w:ascii="Times New Roman" w:cs="Times New Roman" w:eastAsia="Times New Roman" w:hAnsi="Times New Roman"/>
-                <w:sz w:val="16"/>
-                <w:szCs w:val="16"/>
-              </w:rPr>
-              <w:t xml:space="preserve">MVM score, per point</w:t>
-            </w:r>
-          </w:p>
-        </w:tc>
-        <w:tc>
-          <w:tcPr>
-            <w:tcW w:type="dxa" w:w="2000"/>
-            <w:tcBorders>
-              <w:top w:val="none" w:color="FFFFFF" w:sz="0"/>
-              <w:left w:val="none" w:color="FFFFFF" w:sz="0"/>
-              <w:bottom w:val="none" w:color="FFFFFF" w:sz="0"/>
-              <w:right w:val="none" w:color="FFFFFF" w:sz="0"/>
-            </w:tcBorders>
-            <w:tcMar>
-              <w:top w:type="dxa" w:w="30"/>
-              <w:left w:type="dxa" w:w="60"/>
-              <w:bottom w:type="dxa" w:w="30"/>
-              <w:right w:type="dxa" w:w="60"/>
-            </w:tcMar>
-          </w:tcPr>
-          <w:p>
-            <w:pPr>
-              <w:spacing w:line="240"/>
-              <w:jc w:val="center"/>
-            </w:pPr>
-            <w:r>
-              <w:rPr>
-                <w:rFonts w:ascii="Times New Roman" w:cs="Times New Roman" w:eastAsia="Times New Roman" w:hAnsi="Times New Roman"/>
-                <w:sz w:val="16"/>
-                <w:szCs w:val="16"/>
-              </w:rPr>
-              <w:t xml:space="preserve">1.05 (0.97, 1.15)</w:t>
-            </w:r>
-          </w:p>
-        </w:tc>
-        <w:tc>
-          <w:tcPr>
-            <w:tcW w:type="dxa" w:w="2000"/>
-            <w:tcBorders>
-              <w:top w:val="none" w:color="FFFFFF" w:sz="0"/>
-              <w:left w:val="none" w:color="FFFFFF" w:sz="0"/>
-              <w:bottom w:val="none" w:color="FFFFFF" w:sz="0"/>
-              <w:right w:val="none" w:color="FFFFFF" w:sz="0"/>
-            </w:tcBorders>
-            <w:tcMar>
-              <w:top w:type="dxa" w:w="30"/>
-              <w:left w:type="dxa" w:w="60"/>
-              <w:bottom w:type="dxa" w:w="30"/>
-              <w:right w:type="dxa" w:w="60"/>
-            </w:tcMar>
-          </w:tcPr>
-          <w:p>
-            <w:pPr>
-              <w:spacing w:line="240"/>
-              <w:jc w:val="center"/>
-            </w:pPr>
-            <w:r>
-              <w:rPr>
-                <w:rFonts w:ascii="Times New Roman" w:cs="Times New Roman" w:eastAsia="Times New Roman" w:hAnsi="Times New Roman"/>
-                <w:sz w:val="16"/>
-                <w:szCs w:val="16"/>
-              </w:rPr>
-              <w:t xml:space="preserve">1.07 (0.98, 1.17)</w:t>
-            </w:r>
-          </w:p>
-        </w:tc>
-        <w:tc>
-          <w:tcPr>
-            <w:tcW w:type="dxa" w:w="2000"/>
-            <w:tcBorders>
-              <w:top w:val="none" w:color="FFFFFF" w:sz="0"/>
-              <w:left w:val="none" w:color="FFFFFF" w:sz="0"/>
-              <w:bottom w:val="none" w:color="FFFFFF" w:sz="0"/>
-              <w:right w:val="none" w:color="FFFFFF" w:sz="0"/>
-            </w:tcBorders>
-            <w:tcMar>
-              <w:top w:type="dxa" w:w="30"/>
-              <w:left w:type="dxa" w:w="60"/>
-              <w:bottom w:type="dxa" w:w="30"/>
-              <w:right w:type="dxa" w:w="60"/>
-            </w:tcMar>
-          </w:tcPr>
-          <w:p>
-            <w:pPr>
-              <w:spacing w:line="240"/>
-              <w:jc w:val="center"/>
-            </w:pPr>
-            <w:r>
-              <w:rPr>
-                <w:rFonts w:ascii="Times New Roman" w:cs="Times New Roman" w:eastAsia="Times New Roman" w:hAnsi="Times New Roman"/>
-                <w:sz w:val="16"/>
-                <w:szCs w:val="16"/>
-              </w:rPr>
-              <w:t xml:space="preserve">1.12 (1.03, 1.21)</w:t>
-            </w:r>
-          </w:p>
-        </w:tc>
-      </w:tr>
-      <w:tr>
-        <w:trPr>
-          <w:cantSplit/>
-        </w:trPr>
-        <w:tc>
-          <w:tcPr>
-            <w:tcW w:type="dxa" w:w="3360"/>
-            <w:tcBorders>
-              <w:top w:val="none" w:color="FFFFFF" w:sz="0"/>
-              <w:left w:val="none" w:color="FFFFFF" w:sz="0"/>
-              <w:bottom w:val="single" w:color="000000" w:sz="8"/>
-              <w:right w:val="none" w:color="FFFFFF" w:sz="0"/>
-            </w:tcBorders>
-            <w:tcMar>
-              <w:top w:type="dxa" w:w="30"/>
-              <w:left w:type="dxa" w:w="60"/>
-              <w:bottom w:type="dxa" w:w="30"/>
-              <w:right w:type="dxa" w:w="60"/>
-            </w:tcMar>
-          </w:tcPr>
-          <w:p>
-            <w:pPr>
-              <w:spacing w:line="240"/>
-              <w:jc w:val="left"/>
-            </w:pPr>
-            <w:r>
-              <w:rPr>
-                <w:rFonts w:ascii="Times New Roman" w:cs="Times New Roman" w:eastAsia="Times New Roman" w:hAnsi="Times New Roman"/>
-                <w:sz w:val="16"/>
-                <w:szCs w:val="16"/>
-              </w:rPr>
-              <w:t xml:space="preserve">Any AI</w:t>
-            </w:r>
-          </w:p>
-        </w:tc>
-        <w:tc>
-          <w:tcPr>
-            <w:tcW w:type="dxa" w:w="2000"/>
-            <w:tcBorders>
-              <w:top w:val="none" w:color="FFFFFF" w:sz="0"/>
-              <w:left w:val="none" w:color="FFFFFF" w:sz="0"/>
-              <w:bottom w:val="single" w:color="000000" w:sz="8"/>
-              <w:right w:val="none" w:color="FFFFFF" w:sz="0"/>
-            </w:tcBorders>
-            <w:tcMar>
-              <w:top w:type="dxa" w:w="30"/>
-              <w:left w:type="dxa" w:w="60"/>
-              <w:bottom w:type="dxa" w:w="30"/>
-              <w:right w:type="dxa" w:w="60"/>
-            </w:tcMar>
-          </w:tcPr>
-          <w:p>
-            <w:pPr>
-              <w:spacing w:line="240"/>
-              <w:jc w:val="center"/>
-            </w:pPr>
-            <w:r>
-              <w:rPr>
-                <w:rFonts w:ascii="Times New Roman" w:cs="Times New Roman" w:eastAsia="Times New Roman" w:hAnsi="Times New Roman"/>
-                <w:sz w:val="16"/>
-                <w:szCs w:val="16"/>
-              </w:rPr>
-              <w:t xml:space="preserve">1.14 (0.96, 1.35)</w:t>
-            </w:r>
-          </w:p>
-        </w:tc>
-        <w:tc>
-          <w:tcPr>
-            <w:tcW w:type="dxa" w:w="2000"/>
-            <w:tcBorders>
-              <w:top w:val="none" w:color="FFFFFF" w:sz="0"/>
-              <w:left w:val="none" w:color="FFFFFF" w:sz="0"/>
-              <w:bottom w:val="single" w:color="000000" w:sz="8"/>
-              <w:right w:val="none" w:color="FFFFFF" w:sz="0"/>
-            </w:tcBorders>
-            <w:tcMar>
-              <w:top w:type="dxa" w:w="30"/>
-              <w:left w:type="dxa" w:w="60"/>
-              <w:bottom w:type="dxa" w:w="30"/>
-              <w:right w:type="dxa" w:w="60"/>
-            </w:tcMar>
-          </w:tcPr>
-          <w:p>
-            <w:pPr>
-              <w:spacing w:line="240"/>
-              <w:jc w:val="center"/>
-            </w:pPr>
-            <w:r>
-              <w:rPr>
-                <w:rFonts w:ascii="Times New Roman" w:cs="Times New Roman" w:eastAsia="Times New Roman" w:hAnsi="Times New Roman"/>
-                <w:sz w:val="16"/>
-                <w:szCs w:val="16"/>
-              </w:rPr>
-              <w:t xml:space="preserve">1.16 (0.98, 1.37)</w:t>
-            </w:r>
-          </w:p>
-        </w:tc>
-        <w:tc>
-          <w:tcPr>
-            <w:tcW w:type="dxa" w:w="2000"/>
-            <w:tcBorders>
-              <w:top w:val="none" w:color="FFFFFF" w:sz="0"/>
-              <w:left w:val="none" w:color="FFFFFF" w:sz="0"/>
-              <w:bottom w:val="single" w:color="000000" w:sz="8"/>
-              <w:right w:val="none" w:color="FFFFFF" w:sz="0"/>
-            </w:tcBorders>
-            <w:tcMar>
-              <w:top w:type="dxa" w:w="30"/>
-              <w:left w:type="dxa" w:w="60"/>
-              <w:bottom w:type="dxa" w:w="30"/>
-              <w:right w:type="dxa" w:w="60"/>
-            </w:tcMar>
-          </w:tcPr>
-          <w:p>
-            <w:pPr>
-              <w:spacing w:line="240"/>
-              <w:jc w:val="center"/>
-            </w:pPr>
-            <w:r>
-              <w:rPr>
-                <w:rFonts w:ascii="Times New Roman" w:cs="Times New Roman" w:eastAsia="Times New Roman" w:hAnsi="Times New Roman"/>
-                <w:sz w:val="16"/>
-                <w:szCs w:val="16"/>
-              </w:rPr>
-              <w:t xml:space="preserve">1.20 (1.02, 1.42)</w:t>
-            </w:r>
-          </w:p>
-        </w:tc>
-      </w:tr>
-    </w:tbl>
-    <w:p>
-      <w:pPr>
-        <w:spacing w:after="0" w:before="60" w:line="240"/>
-      </w:pPr>
-      <w:r>
-        <w:rPr>
-          <w:rFonts w:ascii="Times New Roman" w:cs="Times New Roman" w:eastAsia="Times New Roman" w:hAnsi="Times New Roman"/>
-          <w:sz w:val="16"/>
-          <w:szCs w:val="16"/>
-        </w:rPr>
-        <w:t xml:space="preserve">Relative risks (95% CI), adjusted for 11 covariates with inverse probability of censoring weights. Examining pathologist was defined by site-specific examiner codes on the gross examination form, with examiners who read fewer than 100 placentas grouped within site. MVM, maternal vascular malperfusion. AI, acute inflammation.</w:t>
-      </w:r>
-    </w:p>
-    <w:p>
-      <w:r>
-        <w:br w:type="page"/>
-      </w:r>
-    </w:p>
-    <w:p>
-      <w:pPr>
-        <w:keepNext/>
-        <w:spacing w:after="120" w:before="0" w:line="276"/>
-      </w:pPr>
-      <w:r>
-        <w:rPr>
-          <w:rFonts w:ascii="Times New Roman" w:cs="Times New Roman" w:eastAsia="Times New Roman" w:hAnsi="Times New Roman"/>
-          <w:b/>
-          <w:bCs/>
-          <w:sz w:val="20"/>
-          <w:szCs w:val="20"/>
-        </w:rPr>
-        <w:t xml:space="preserve">Table S12. </w:t>
+        <w:t xml:space="preserve">Table S10. </w:t>
       </w:r>
       <w:r>
         <w:rPr>
@@ -25756,1766 +23339,6 @@
     <w:p>
       <w:r>
         <w:br w:type="page"/>
-      </w:r>
-    </w:p>
-    <w:p>
-      <w:pPr>
-        <w:keepNext/>
-        <w:spacing w:after="120" w:before="0" w:line="276"/>
-      </w:pPr>
-      <w:r>
-        <w:rPr>
-          <w:rFonts w:ascii="Times New Roman" w:cs="Times New Roman" w:eastAsia="Times New Roman" w:hAnsi="Times New Roman"/>
-          <w:b/>
-          <w:bCs/>
-          <w:sz w:val="20"/>
-          <w:szCs w:val="20"/>
-        </w:rPr>
-        <w:t xml:space="preserve">Table S13. </w:t>
-      </w:r>
-      <w:r>
-        <w:rPr>
-          <w:rFonts w:ascii="Times New Roman" w:cs="Times New Roman" w:eastAsia="Times New Roman" w:hAnsi="Times New Roman"/>
-          <w:sz w:val="20"/>
-          <w:szCs w:val="20"/>
-        </w:rPr>
-        <w:t xml:space="preserve">Feasibility and results of a within-mother (sibling) comparison.</w:t>
-      </w:r>
-    </w:p>
-    <w:tbl>
-      <w:tblPr>
-        <w:tblW w:type="dxa" w:w="9360"/>
-        <w:tblBorders>
-          <w:top w:val="single" w:color="auto" w:sz="4"/>
-          <w:left w:val="single" w:color="auto" w:sz="4"/>
-          <w:bottom w:val="single" w:color="auto" w:sz="4"/>
-          <w:right w:val="single" w:color="auto" w:sz="4"/>
-          <w:insideH w:val="single" w:color="auto" w:sz="4"/>
-          <w:insideV w:val="single" w:color="auto" w:sz="4"/>
-        </w:tblBorders>
-      </w:tblPr>
-      <w:tblGrid>
-        <w:gridCol w:w="4560"/>
-        <w:gridCol w:w="1600"/>
-        <w:gridCol w:w="1600"/>
-        <w:gridCol w:w="1600"/>
-      </w:tblGrid>
-      <w:tr>
-        <w:trPr>
-          <w:tblHeader/>
-        </w:trPr>
-        <w:tc>
-          <w:tcPr>
-            <w:tcW w:type="dxa" w:w="4560"/>
-            <w:tcBorders>
-              <w:top w:val="single" w:color="000000" w:sz="8"/>
-              <w:left w:val="none" w:color="FFFFFF" w:sz="0"/>
-              <w:bottom w:val="single" w:color="000000" w:sz="8"/>
-              <w:right w:val="none" w:color="FFFFFF" w:sz="0"/>
-            </w:tcBorders>
-            <w:tcMar>
-              <w:top w:type="dxa" w:w="30"/>
-              <w:left w:type="dxa" w:w="60"/>
-              <w:bottom w:type="dxa" w:w="30"/>
-              <w:right w:type="dxa" w:w="60"/>
-            </w:tcMar>
-          </w:tcPr>
-          <w:p>
-            <w:pPr>
-              <w:spacing w:line="240"/>
-              <w:jc w:val="left"/>
-            </w:pPr>
-            <w:r>
-              <w:rPr>
-                <w:rFonts w:ascii="Times New Roman" w:cs="Times New Roman" w:eastAsia="Times New Roman" w:hAnsi="Times New Roman"/>
-                <w:b/>
-                <w:bCs/>
-                <w:sz w:val="16"/>
-                <w:szCs w:val="16"/>
-              </w:rPr>
-              <w:t xml:space="preserve">Step</w:t>
-            </w:r>
-          </w:p>
-        </w:tc>
-        <w:tc>
-          <w:tcPr>
-            <w:tcW w:type="dxa" w:w="1600"/>
-            <w:tcBorders>
-              <w:top w:val="single" w:color="000000" w:sz="8"/>
-              <w:left w:val="none" w:color="FFFFFF" w:sz="0"/>
-              <w:bottom w:val="single" w:color="000000" w:sz="8"/>
-              <w:right w:val="none" w:color="FFFFFF" w:sz="0"/>
-            </w:tcBorders>
-            <w:tcMar>
-              <w:top w:type="dxa" w:w="30"/>
-              <w:left w:type="dxa" w:w="60"/>
-              <w:bottom w:type="dxa" w:w="30"/>
-              <w:right w:type="dxa" w:w="60"/>
-            </w:tcMar>
-          </w:tcPr>
-          <w:p>
-            <w:pPr>
-              <w:spacing w:line="240"/>
-              <w:jc w:val="center"/>
-            </w:pPr>
-            <w:r>
-              <w:rPr>
-                <w:rFonts w:ascii="Times New Roman" w:cs="Times New Roman" w:eastAsia="Times New Roman" w:hAnsi="Times New Roman"/>
-                <w:b/>
-                <w:bCs/>
-                <w:sz w:val="16"/>
-                <w:szCs w:val="16"/>
-              </w:rPr>
-              <w:t xml:space="preserve">Mothers</w:t>
-            </w:r>
-          </w:p>
-        </w:tc>
-        <w:tc>
-          <w:tcPr>
-            <w:tcW w:type="dxa" w:w="1600"/>
-            <w:tcBorders>
-              <w:top w:val="single" w:color="000000" w:sz="8"/>
-              <w:left w:val="none" w:color="FFFFFF" w:sz="0"/>
-              <w:bottom w:val="single" w:color="000000" w:sz="8"/>
-              <w:right w:val="none" w:color="FFFFFF" w:sz="0"/>
-            </w:tcBorders>
-            <w:tcMar>
-              <w:top w:type="dxa" w:w="30"/>
-              <w:left w:type="dxa" w:w="60"/>
-              <w:bottom w:type="dxa" w:w="30"/>
-              <w:right w:type="dxa" w:w="60"/>
-            </w:tcMar>
-          </w:tcPr>
-          <w:p>
-            <w:pPr>
-              <w:spacing w:line="240"/>
-              <w:jc w:val="center"/>
-            </w:pPr>
-            <w:r>
-              <w:rPr>
-                <w:rFonts w:ascii="Times New Roman" w:cs="Times New Roman" w:eastAsia="Times New Roman" w:hAnsi="Times New Roman"/>
-                <w:b/>
-                <w:bCs/>
-                <w:sz w:val="16"/>
-                <w:szCs w:val="16"/>
-              </w:rPr>
-              <w:t xml:space="preserve">Pregnancies</w:t>
-            </w:r>
-          </w:p>
-        </w:tc>
-        <w:tc>
-          <w:tcPr>
-            <w:tcW w:type="dxa" w:w="1600"/>
-            <w:tcBorders>
-              <w:top w:val="single" w:color="000000" w:sz="8"/>
-              <w:left w:val="none" w:color="FFFFFF" w:sz="0"/>
-              <w:bottom w:val="single" w:color="000000" w:sz="8"/>
-              <w:right w:val="none" w:color="FFFFFF" w:sz="0"/>
-            </w:tcBorders>
-            <w:tcMar>
-              <w:top w:type="dxa" w:w="30"/>
-              <w:left w:type="dxa" w:w="60"/>
-              <w:bottom w:type="dxa" w:w="30"/>
-              <w:right w:type="dxa" w:w="60"/>
-            </w:tcMar>
-          </w:tcPr>
-          <w:p>
-            <w:pPr>
-              <w:spacing w:line="240"/>
-              <w:jc w:val="center"/>
-            </w:pPr>
-            <w:r>
-              <w:rPr>
-                <w:rFonts w:ascii="Times New Roman" w:cs="Times New Roman" w:eastAsia="Times New Roman" w:hAnsi="Times New Roman"/>
-                <w:b/>
-                <w:bCs/>
-                <w:sz w:val="16"/>
-                <w:szCs w:val="16"/>
-              </w:rPr>
-              <w:t xml:space="preserve">IH cases</w:t>
-            </w:r>
-          </w:p>
-        </w:tc>
-      </w:tr>
-      <w:tr>
-        <w:trPr>
-          <w:cantSplit/>
-        </w:trPr>
-        <w:tc>
-          <w:tcPr>
-            <w:tcW w:type="dxa" w:w="4560"/>
-            <w:tcBorders>
-              <w:top w:val="none" w:color="FFFFFF" w:sz="0"/>
-              <w:left w:val="none" w:color="FFFFFF" w:sz="0"/>
-              <w:bottom w:val="none" w:color="FFFFFF" w:sz="0"/>
-              <w:right w:val="none" w:color="FFFFFF" w:sz="0"/>
-            </w:tcBorders>
-            <w:tcMar>
-              <w:top w:type="dxa" w:w="30"/>
-              <w:left w:type="dxa" w:w="60"/>
-              <w:bottom w:type="dxa" w:w="30"/>
-              <w:right w:type="dxa" w:w="60"/>
-            </w:tcMar>
-          </w:tcPr>
-          <w:p>
-            <w:pPr>
-              <w:spacing w:line="240"/>
-              <w:jc w:val="left"/>
-            </w:pPr>
-            <w:r>
-              <w:rPr>
-                <w:rFonts w:ascii="Times New Roman" w:cs="Times New Roman" w:eastAsia="Times New Roman" w:hAnsi="Times New Roman"/>
-                <w:sz w:val="16"/>
-                <w:szCs w:val="16"/>
-              </w:rPr>
-              <w:t xml:space="preserve">All infants with observed IH</w:t>
-            </w:r>
-          </w:p>
-        </w:tc>
-        <w:tc>
-          <w:tcPr>
-            <w:tcW w:type="dxa" w:w="1600"/>
-            <w:tcBorders>
-              <w:top w:val="none" w:color="FFFFFF" w:sz="0"/>
-              <w:left w:val="none" w:color="FFFFFF" w:sz="0"/>
-              <w:bottom w:val="none" w:color="FFFFFF" w:sz="0"/>
-              <w:right w:val="none" w:color="FFFFFF" w:sz="0"/>
-            </w:tcBorders>
-            <w:tcMar>
-              <w:top w:type="dxa" w:w="30"/>
-              <w:left w:type="dxa" w:w="60"/>
-              <w:bottom w:type="dxa" w:w="30"/>
-              <w:right w:type="dxa" w:w="60"/>
-            </w:tcMar>
-          </w:tcPr>
-          <w:p>
-            <w:pPr>
-              <w:spacing w:line="240"/>
-              <w:jc w:val="center"/>
-            </w:pPr>
-            <w:r>
-              <w:rPr>
-                <w:rFonts w:ascii="Times New Roman" w:cs="Times New Roman" w:eastAsia="Times New Roman" w:hAnsi="Times New Roman"/>
-                <w:sz w:val="16"/>
-                <w:szCs w:val="16"/>
-              </w:rPr>
-              <w:t xml:space="preserve">34,212</w:t>
-            </w:r>
-          </w:p>
-        </w:tc>
-        <w:tc>
-          <w:tcPr>
-            <w:tcW w:type="dxa" w:w="1600"/>
-            <w:tcBorders>
-              <w:top w:val="none" w:color="FFFFFF" w:sz="0"/>
-              <w:left w:val="none" w:color="FFFFFF" w:sz="0"/>
-              <w:bottom w:val="none" w:color="FFFFFF" w:sz="0"/>
-              <w:right w:val="none" w:color="FFFFFF" w:sz="0"/>
-            </w:tcBorders>
-            <w:tcMar>
-              <w:top w:type="dxa" w:w="30"/>
-              <w:left w:type="dxa" w:w="60"/>
-              <w:bottom w:type="dxa" w:w="30"/>
-              <w:right w:type="dxa" w:w="60"/>
-            </w:tcMar>
-          </w:tcPr>
-          <w:p>
-            <w:pPr>
-              <w:spacing w:line="240"/>
-              <w:jc w:val="center"/>
-            </w:pPr>
-            <w:r>
-              <w:rPr>
-                <w:rFonts w:ascii="Times New Roman" w:cs="Times New Roman" w:eastAsia="Times New Roman" w:hAnsi="Times New Roman"/>
-                <w:sz w:val="16"/>
-                <w:szCs w:val="16"/>
-              </w:rPr>
-              <w:t xml:space="preserve">40,700</w:t>
-            </w:r>
-          </w:p>
-        </w:tc>
-        <w:tc>
-          <w:tcPr>
-            <w:tcW w:type="dxa" w:w="1600"/>
-            <w:tcBorders>
-              <w:top w:val="none" w:color="FFFFFF" w:sz="0"/>
-              <w:left w:val="none" w:color="FFFFFF" w:sz="0"/>
-              <w:bottom w:val="none" w:color="FFFFFF" w:sz="0"/>
-              <w:right w:val="none" w:color="FFFFFF" w:sz="0"/>
-            </w:tcBorders>
-            <w:tcMar>
-              <w:top w:type="dxa" w:w="30"/>
-              <w:left w:type="dxa" w:w="60"/>
-              <w:bottom w:type="dxa" w:w="30"/>
-              <w:right w:type="dxa" w:w="60"/>
-            </w:tcMar>
-          </w:tcPr>
-          <w:p>
-            <w:pPr>
-              <w:spacing w:line="240"/>
-              <w:jc w:val="center"/>
-            </w:pPr>
-            <w:r>
-              <w:rPr>
-                <w:rFonts w:ascii="Times New Roman" w:cs="Times New Roman" w:eastAsia="Times New Roman" w:hAnsi="Times New Roman"/>
-                <w:sz w:val="16"/>
-                <w:szCs w:val="16"/>
-              </w:rPr>
-              <w:t xml:space="preserve">700</w:t>
-            </w:r>
-          </w:p>
-        </w:tc>
-      </w:tr>
-      <w:tr>
-        <w:trPr>
-          <w:cantSplit/>
-        </w:trPr>
-        <w:tc>
-          <w:tcPr>
-            <w:tcW w:type="dxa" w:w="4560"/>
-            <w:tcBorders>
-              <w:top w:val="none" w:color="FFFFFF" w:sz="0"/>
-              <w:left w:val="none" w:color="FFFFFF" w:sz="0"/>
-              <w:bottom w:val="none" w:color="FFFFFF" w:sz="0"/>
-              <w:right w:val="none" w:color="FFFFFF" w:sz="0"/>
-            </w:tcBorders>
-            <w:tcMar>
-              <w:top w:type="dxa" w:w="30"/>
-              <w:left w:type="dxa" w:w="60"/>
-              <w:bottom w:type="dxa" w:w="30"/>
-              <w:right w:type="dxa" w:w="60"/>
-            </w:tcMar>
-          </w:tcPr>
-          <w:p>
-            <w:pPr>
-              <w:spacing w:line="240"/>
-              <w:jc w:val="left"/>
-            </w:pPr>
-            <w:r>
-              <w:rPr>
-                <w:rFonts w:ascii="Times New Roman" w:cs="Times New Roman" w:eastAsia="Times New Roman" w:hAnsi="Times New Roman"/>
-                <w:sz w:val="16"/>
-                <w:szCs w:val="16"/>
-              </w:rPr>
-              <w:t xml:space="preserve">Mothers with 2 or more infants in the sample</w:t>
-            </w:r>
-          </w:p>
-        </w:tc>
-        <w:tc>
-          <w:tcPr>
-            <w:tcW w:type="dxa" w:w="1600"/>
-            <w:tcBorders>
-              <w:top w:val="none" w:color="FFFFFF" w:sz="0"/>
-              <w:left w:val="none" w:color="FFFFFF" w:sz="0"/>
-              <w:bottom w:val="none" w:color="FFFFFF" w:sz="0"/>
-              <w:right w:val="none" w:color="FFFFFF" w:sz="0"/>
-            </w:tcBorders>
-            <w:tcMar>
-              <w:top w:type="dxa" w:w="30"/>
-              <w:left w:type="dxa" w:w="60"/>
-              <w:bottom w:type="dxa" w:w="30"/>
-              <w:right w:type="dxa" w:w="60"/>
-            </w:tcMar>
-          </w:tcPr>
-          <w:p>
-            <w:pPr>
-              <w:spacing w:line="240"/>
-              <w:jc w:val="center"/>
-            </w:pPr>
-            <w:r>
-              <w:rPr>
-                <w:rFonts w:ascii="Times New Roman" w:cs="Times New Roman" w:eastAsia="Times New Roman" w:hAnsi="Times New Roman"/>
-                <w:sz w:val="16"/>
-                <w:szCs w:val="16"/>
-              </w:rPr>
-              <w:t xml:space="preserve">5,412</w:t>
-            </w:r>
-          </w:p>
-        </w:tc>
-        <w:tc>
-          <w:tcPr>
-            <w:tcW w:type="dxa" w:w="1600"/>
-            <w:tcBorders>
-              <w:top w:val="none" w:color="FFFFFF" w:sz="0"/>
-              <w:left w:val="none" w:color="FFFFFF" w:sz="0"/>
-              <w:bottom w:val="none" w:color="FFFFFF" w:sz="0"/>
-              <w:right w:val="none" w:color="FFFFFF" w:sz="0"/>
-            </w:tcBorders>
-            <w:tcMar>
-              <w:top w:type="dxa" w:w="30"/>
-              <w:left w:type="dxa" w:w="60"/>
-              <w:bottom w:type="dxa" w:w="30"/>
-              <w:right w:type="dxa" w:w="60"/>
-            </w:tcMar>
-          </w:tcPr>
-          <w:p>
-            <w:pPr>
-              <w:spacing w:line="240"/>
-              <w:jc w:val="center"/>
-            </w:pPr>
-            <w:r>
-              <w:rPr>
-                <w:rFonts w:ascii="Times New Roman" w:cs="Times New Roman" w:eastAsia="Times New Roman" w:hAnsi="Times New Roman"/>
-                <w:sz w:val="16"/>
-                <w:szCs w:val="16"/>
-              </w:rPr>
-              <w:t xml:space="preserve">11,900</w:t>
-            </w:r>
-          </w:p>
-        </w:tc>
-        <w:tc>
-          <w:tcPr>
-            <w:tcW w:type="dxa" w:w="1600"/>
-            <w:tcBorders>
-              <w:top w:val="none" w:color="FFFFFF" w:sz="0"/>
-              <w:left w:val="none" w:color="FFFFFF" w:sz="0"/>
-              <w:bottom w:val="none" w:color="FFFFFF" w:sz="0"/>
-              <w:right w:val="none" w:color="FFFFFF" w:sz="0"/>
-            </w:tcBorders>
-            <w:tcMar>
-              <w:top w:type="dxa" w:w="30"/>
-              <w:left w:type="dxa" w:w="60"/>
-              <w:bottom w:type="dxa" w:w="30"/>
-              <w:right w:type="dxa" w:w="60"/>
-            </w:tcMar>
-          </w:tcPr>
-          <w:p>
-            <w:pPr>
-              <w:spacing w:line="240"/>
-              <w:jc w:val="center"/>
-            </w:pPr>
-            <w:r>
-              <w:rPr>
-                <w:rFonts w:ascii="Times New Roman" w:cs="Times New Roman" w:eastAsia="Times New Roman" w:hAnsi="Times New Roman"/>
-                <w:sz w:val="16"/>
-                <w:szCs w:val="16"/>
-              </w:rPr>
-              <w:t xml:space="preserve">181</w:t>
-            </w:r>
-          </w:p>
-        </w:tc>
-      </w:tr>
-      <w:tr>
-        <w:trPr>
-          <w:cantSplit/>
-        </w:trPr>
-        <w:tc>
-          <w:tcPr>
-            <w:tcW w:type="dxa" w:w="4560"/>
-            <w:tcBorders>
-              <w:top w:val="none" w:color="FFFFFF" w:sz="0"/>
-              <w:left w:val="none" w:color="FFFFFF" w:sz="0"/>
-              <w:bottom w:val="none" w:color="FFFFFF" w:sz="0"/>
-              <w:right w:val="none" w:color="FFFFFF" w:sz="0"/>
-            </w:tcBorders>
-            <w:tcMar>
-              <w:top w:type="dxa" w:w="30"/>
-              <w:left w:type="dxa" w:w="60"/>
-              <w:bottom w:type="dxa" w:w="30"/>
-              <w:right w:type="dxa" w:w="60"/>
-            </w:tcMar>
-          </w:tcPr>
-          <w:p>
-            <w:pPr>
-              <w:spacing w:line="240"/>
-              <w:ind w:left="200"/>
-              <w:jc w:val="left"/>
-            </w:pPr>
-            <w:r>
-              <w:rPr>
-                <w:rFonts w:ascii="Times New Roman" w:cs="Times New Roman" w:eastAsia="Times New Roman" w:hAnsi="Times New Roman"/>
-                <w:sz w:val="16"/>
-                <w:szCs w:val="16"/>
-              </w:rPr>
-              <w:t xml:space="preserve">IH-discordant mothers (at least one case and one non-case)</w:t>
-            </w:r>
-          </w:p>
-        </w:tc>
-        <w:tc>
-          <w:tcPr>
-            <w:tcW w:type="dxa" w:w="1600"/>
-            <w:tcBorders>
-              <w:top w:val="none" w:color="FFFFFF" w:sz="0"/>
-              <w:left w:val="none" w:color="FFFFFF" w:sz="0"/>
-              <w:bottom w:val="none" w:color="FFFFFF" w:sz="0"/>
-              <w:right w:val="none" w:color="FFFFFF" w:sz="0"/>
-            </w:tcBorders>
-            <w:tcMar>
-              <w:top w:type="dxa" w:w="30"/>
-              <w:left w:type="dxa" w:w="60"/>
-              <w:bottom w:type="dxa" w:w="30"/>
-              <w:right w:type="dxa" w:w="60"/>
-            </w:tcMar>
-          </w:tcPr>
-          <w:p>
-            <w:pPr>
-              <w:spacing w:line="240"/>
-              <w:jc w:val="center"/>
-            </w:pPr>
-            <w:r>
-              <w:rPr>
-                <w:rFonts w:ascii="Times New Roman" w:cs="Times New Roman" w:eastAsia="Times New Roman" w:hAnsi="Times New Roman"/>
-                <w:sz w:val="16"/>
-                <w:szCs w:val="16"/>
-              </w:rPr>
-              <w:t xml:space="preserve">173</w:t>
-            </w:r>
-          </w:p>
-        </w:tc>
-        <w:tc>
-          <w:tcPr>
-            <w:tcW w:type="dxa" w:w="1600"/>
-            <w:tcBorders>
-              <w:top w:val="none" w:color="FFFFFF" w:sz="0"/>
-              <w:left w:val="none" w:color="FFFFFF" w:sz="0"/>
-              <w:bottom w:val="none" w:color="FFFFFF" w:sz="0"/>
-              <w:right w:val="none" w:color="FFFFFF" w:sz="0"/>
-            </w:tcBorders>
-            <w:tcMar>
-              <w:top w:type="dxa" w:w="30"/>
-              <w:left w:type="dxa" w:w="60"/>
-              <w:bottom w:type="dxa" w:w="30"/>
-              <w:right w:type="dxa" w:w="60"/>
-            </w:tcMar>
-          </w:tcPr>
-          <w:p>
-            <w:pPr>
-              <w:spacing w:line="240"/>
-              <w:jc w:val="center"/>
-            </w:pPr>
-            <w:r>
-              <w:rPr>
-                <w:rFonts w:ascii="Times New Roman" w:cs="Times New Roman" w:eastAsia="Times New Roman" w:hAnsi="Times New Roman"/>
-                <w:sz w:val="16"/>
-                <w:szCs w:val="16"/>
-              </w:rPr>
-              <w:t xml:space="preserve">386</w:t>
-            </w:r>
-          </w:p>
-        </w:tc>
-        <w:tc>
-          <w:tcPr>
-            <w:tcW w:type="dxa" w:w="1600"/>
-            <w:tcBorders>
-              <w:top w:val="none" w:color="FFFFFF" w:sz="0"/>
-              <w:left w:val="none" w:color="FFFFFF" w:sz="0"/>
-              <w:bottom w:val="none" w:color="FFFFFF" w:sz="0"/>
-              <w:right w:val="none" w:color="FFFFFF" w:sz="0"/>
-            </w:tcBorders>
-            <w:tcMar>
-              <w:top w:type="dxa" w:w="30"/>
-              <w:left w:type="dxa" w:w="60"/>
-              <w:bottom w:type="dxa" w:w="30"/>
-              <w:right w:type="dxa" w:w="60"/>
-            </w:tcMar>
-          </w:tcPr>
-          <w:p>
-            <w:pPr>
-              <w:spacing w:line="240"/>
-              <w:jc w:val="center"/>
-            </w:pPr>
-            <w:r>
-              <w:rPr>
-                <w:rFonts w:ascii="Times New Roman" w:cs="Times New Roman" w:eastAsia="Times New Roman" w:hAnsi="Times New Roman"/>
-                <w:sz w:val="16"/>
-                <w:szCs w:val="16"/>
-              </w:rPr>
-              <w:t xml:space="preserve">174</w:t>
-            </w:r>
-          </w:p>
-        </w:tc>
-      </w:tr>
-      <w:tr>
-        <w:trPr>
-          <w:cantSplit/>
-        </w:trPr>
-        <w:tc>
-          <w:tcPr>
-            <w:tcW w:type="dxa" w:w="4560"/>
-            <w:tcBorders>
-              <w:top w:val="none" w:color="FFFFFF" w:sz="0"/>
-              <w:left w:val="none" w:color="FFFFFF" w:sz="0"/>
-              <w:bottom w:val="none" w:color="FFFFFF" w:sz="0"/>
-              <w:right w:val="none" w:color="FFFFFF" w:sz="0"/>
-            </w:tcBorders>
-            <w:tcMar>
-              <w:top w:type="dxa" w:w="30"/>
-              <w:left w:type="dxa" w:w="60"/>
-              <w:bottom w:type="dxa" w:w="30"/>
-              <w:right w:type="dxa" w:w="60"/>
-            </w:tcMar>
-          </w:tcPr>
-          <w:p>
-            <w:pPr>
-              <w:spacing w:line="240"/>
-              <w:ind w:left="200"/>
-              <w:jc w:val="left"/>
-            </w:pPr>
-            <w:r>
-              <w:rPr>
-                <w:rFonts w:ascii="Times New Roman" w:cs="Times New Roman" w:eastAsia="Times New Roman" w:hAnsi="Times New Roman"/>
-                <w:sz w:val="16"/>
-                <w:szCs w:val="16"/>
-              </w:rPr>
-              <w:t xml:space="preserve">also discordant on any MVM (informative for MVM)</w:t>
-            </w:r>
-          </w:p>
-        </w:tc>
-        <w:tc>
-          <w:tcPr>
-            <w:tcW w:type="dxa" w:w="1600"/>
-            <w:tcBorders>
-              <w:top w:val="none" w:color="FFFFFF" w:sz="0"/>
-              <w:left w:val="none" w:color="FFFFFF" w:sz="0"/>
-              <w:bottom w:val="none" w:color="FFFFFF" w:sz="0"/>
-              <w:right w:val="none" w:color="FFFFFF" w:sz="0"/>
-            </w:tcBorders>
-            <w:tcMar>
-              <w:top w:type="dxa" w:w="30"/>
-              <w:left w:type="dxa" w:w="60"/>
-              <w:bottom w:type="dxa" w:w="30"/>
-              <w:right w:type="dxa" w:w="60"/>
-            </w:tcMar>
-          </w:tcPr>
-          <w:p>
-            <w:pPr>
-              <w:spacing w:line="240"/>
-              <w:jc w:val="center"/>
-            </w:pPr>
-            <w:r>
-              <w:rPr>
-                <w:rFonts w:ascii="Times New Roman" w:cs="Times New Roman" w:eastAsia="Times New Roman" w:hAnsi="Times New Roman"/>
-                <w:sz w:val="16"/>
-                <w:szCs w:val="16"/>
-              </w:rPr>
-              <w:t xml:space="preserve">78</w:t>
-            </w:r>
-          </w:p>
-        </w:tc>
-        <w:tc>
-          <w:tcPr>
-            <w:tcW w:type="dxa" w:w="1600"/>
-            <w:tcBorders>
-              <w:top w:val="none" w:color="FFFFFF" w:sz="0"/>
-              <w:left w:val="none" w:color="FFFFFF" w:sz="0"/>
-              <w:bottom w:val="none" w:color="FFFFFF" w:sz="0"/>
-              <w:right w:val="none" w:color="FFFFFF" w:sz="0"/>
-            </w:tcBorders>
-            <w:tcMar>
-              <w:top w:type="dxa" w:w="30"/>
-              <w:left w:type="dxa" w:w="60"/>
-              <w:bottom w:type="dxa" w:w="30"/>
-              <w:right w:type="dxa" w:w="60"/>
-            </w:tcMar>
-          </w:tcPr>
-          <w:p>
-            <w:pPr>
-              <w:spacing w:line="240"/>
-              <w:jc w:val="center"/>
-            </w:pPr>
-            <w:r>
-              <w:rPr>
-                <w:rFonts w:ascii="Times New Roman" w:cs="Times New Roman" w:eastAsia="Times New Roman" w:hAnsi="Times New Roman"/>
-                <w:sz w:val="16"/>
-                <w:szCs w:val="16"/>
-              </w:rPr>
-              <w:t xml:space="preserve">177</w:t>
-            </w:r>
-          </w:p>
-        </w:tc>
-        <w:tc>
-          <w:tcPr>
-            <w:tcW w:type="dxa" w:w="1600"/>
-            <w:tcBorders>
-              <w:top w:val="none" w:color="FFFFFF" w:sz="0"/>
-              <w:left w:val="none" w:color="FFFFFF" w:sz="0"/>
-              <w:bottom w:val="none" w:color="FFFFFF" w:sz="0"/>
-              <w:right w:val="none" w:color="FFFFFF" w:sz="0"/>
-            </w:tcBorders>
-            <w:tcMar>
-              <w:top w:type="dxa" w:w="30"/>
-              <w:left w:type="dxa" w:w="60"/>
-              <w:bottom w:type="dxa" w:w="30"/>
-              <w:right w:type="dxa" w:w="60"/>
-            </w:tcMar>
-          </w:tcPr>
-          <w:p>
-            <w:pPr>
-              <w:spacing w:line="240"/>
-              <w:jc w:val="center"/>
-            </w:pPr>
-            <w:r>
-              <w:rPr>
-                <w:rFonts w:ascii="Times New Roman" w:cs="Times New Roman" w:eastAsia="Times New Roman" w:hAnsi="Times New Roman"/>
-                <w:sz w:val="16"/>
-                <w:szCs w:val="16"/>
-              </w:rPr>
-              <w:t xml:space="preserve">79</w:t>
-            </w:r>
-          </w:p>
-        </w:tc>
-      </w:tr>
-      <w:tr>
-        <w:trPr>
-          <w:cantSplit/>
-        </w:trPr>
-        <w:tc>
-          <w:tcPr>
-            <w:tcW w:type="dxa" w:w="4560"/>
-            <w:tcBorders>
-              <w:top w:val="none" w:color="FFFFFF" w:sz="0"/>
-              <w:left w:val="none" w:color="FFFFFF" w:sz="0"/>
-              <w:bottom w:val="single" w:color="000000" w:sz="8"/>
-              <w:right w:val="none" w:color="FFFFFF" w:sz="0"/>
-            </w:tcBorders>
-            <w:tcMar>
-              <w:top w:type="dxa" w:w="30"/>
-              <w:left w:type="dxa" w:w="60"/>
-              <w:bottom w:type="dxa" w:w="30"/>
-              <w:right w:type="dxa" w:w="60"/>
-            </w:tcMar>
-          </w:tcPr>
-          <w:p>
-            <w:pPr>
-              <w:spacing w:line="240"/>
-              <w:ind w:left="200"/>
-              <w:jc w:val="left"/>
-            </w:pPr>
-            <w:r>
-              <w:rPr>
-                <w:rFonts w:ascii="Times New Roman" w:cs="Times New Roman" w:eastAsia="Times New Roman" w:hAnsi="Times New Roman"/>
-                <w:sz w:val="16"/>
-                <w:szCs w:val="16"/>
-              </w:rPr>
-              <w:t xml:space="preserve">also discordant on any AI (informative for AI)</w:t>
-            </w:r>
-          </w:p>
-        </w:tc>
-        <w:tc>
-          <w:tcPr>
-            <w:tcW w:type="dxa" w:w="1600"/>
-            <w:tcBorders>
-              <w:top w:val="none" w:color="FFFFFF" w:sz="0"/>
-              <w:left w:val="none" w:color="FFFFFF" w:sz="0"/>
-              <w:bottom w:val="single" w:color="000000" w:sz="8"/>
-              <w:right w:val="none" w:color="FFFFFF" w:sz="0"/>
-            </w:tcBorders>
-            <w:tcMar>
-              <w:top w:type="dxa" w:w="30"/>
-              <w:left w:type="dxa" w:w="60"/>
-              <w:bottom w:type="dxa" w:w="30"/>
-              <w:right w:type="dxa" w:w="60"/>
-            </w:tcMar>
-          </w:tcPr>
-          <w:p>
-            <w:pPr>
-              <w:spacing w:line="240"/>
-              <w:jc w:val="center"/>
-            </w:pPr>
-            <w:r>
-              <w:rPr>
-                <w:rFonts w:ascii="Times New Roman" w:cs="Times New Roman" w:eastAsia="Times New Roman" w:hAnsi="Times New Roman"/>
-                <w:sz w:val="16"/>
-                <w:szCs w:val="16"/>
-              </w:rPr>
-              <w:t xml:space="preserve">73</w:t>
-            </w:r>
-          </w:p>
-        </w:tc>
-        <w:tc>
-          <w:tcPr>
-            <w:tcW w:type="dxa" w:w="1600"/>
-            <w:tcBorders>
-              <w:top w:val="none" w:color="FFFFFF" w:sz="0"/>
-              <w:left w:val="none" w:color="FFFFFF" w:sz="0"/>
-              <w:bottom w:val="single" w:color="000000" w:sz="8"/>
-              <w:right w:val="none" w:color="FFFFFF" w:sz="0"/>
-            </w:tcBorders>
-            <w:tcMar>
-              <w:top w:type="dxa" w:w="30"/>
-              <w:left w:type="dxa" w:w="60"/>
-              <w:bottom w:type="dxa" w:w="30"/>
-              <w:right w:type="dxa" w:w="60"/>
-            </w:tcMar>
-          </w:tcPr>
-          <w:p>
-            <w:pPr>
-              <w:spacing w:line="240"/>
-              <w:jc w:val="center"/>
-            </w:pPr>
-            <w:r>
-              <w:rPr>
-                <w:rFonts w:ascii="Times New Roman" w:cs="Times New Roman" w:eastAsia="Times New Roman" w:hAnsi="Times New Roman"/>
-                <w:sz w:val="16"/>
-                <w:szCs w:val="16"/>
-              </w:rPr>
-              <w:t xml:space="preserve">169</w:t>
-            </w:r>
-          </w:p>
-        </w:tc>
-        <w:tc>
-          <w:tcPr>
-            <w:tcW w:type="dxa" w:w="1600"/>
-            <w:tcBorders>
-              <w:top w:val="none" w:color="FFFFFF" w:sz="0"/>
-              <w:left w:val="none" w:color="FFFFFF" w:sz="0"/>
-              <w:bottom w:val="single" w:color="000000" w:sz="8"/>
-              <w:right w:val="none" w:color="FFFFFF" w:sz="0"/>
-            </w:tcBorders>
-            <w:tcMar>
-              <w:top w:type="dxa" w:w="30"/>
-              <w:left w:type="dxa" w:w="60"/>
-              <w:bottom w:type="dxa" w:w="30"/>
-              <w:right w:type="dxa" w:w="60"/>
-            </w:tcMar>
-          </w:tcPr>
-          <w:p>
-            <w:pPr>
-              <w:spacing w:line="240"/>
-              <w:jc w:val="center"/>
-            </w:pPr>
-            <w:r>
-              <w:rPr>
-                <w:rFonts w:ascii="Times New Roman" w:cs="Times New Roman" w:eastAsia="Times New Roman" w:hAnsi="Times New Roman"/>
-                <w:sz w:val="16"/>
-                <w:szCs w:val="16"/>
-              </w:rPr>
-              <w:t xml:space="preserve">74</w:t>
-            </w:r>
-          </w:p>
-        </w:tc>
-      </w:tr>
-    </w:tbl>
-    <w:p>
-      <w:pPr>
-        <w:spacing w:after="0" w:before="0" w:line="240"/>
-      </w:pPr>
-      <w:r>
-        <w:rPr>
-          <w:rFonts w:ascii="Times New Roman" w:cs="Times New Roman" w:eastAsia="Times New Roman" w:hAnsi="Times New Roman"/>
-          <w:sz w:val="16"/>
-          <w:szCs w:val="16"/>
-        </w:rPr>
-        <w:t xml:space="preserve"> </w:t>
-      </w:r>
-    </w:p>
-    <w:tbl>
-      <w:tblPr>
-        <w:tblW w:type="dxa" w:w="9360"/>
-        <w:tblBorders>
-          <w:top w:val="single" w:color="auto" w:sz="4"/>
-          <w:left w:val="single" w:color="auto" w:sz="4"/>
-          <w:bottom w:val="single" w:color="auto" w:sz="4"/>
-          <w:right w:val="single" w:color="auto" w:sz="4"/>
-          <w:insideH w:val="single" w:color="auto" w:sz="4"/>
-          <w:insideV w:val="single" w:color="auto" w:sz="4"/>
-        </w:tblBorders>
-      </w:tblPr>
-      <w:tblGrid>
-        <w:gridCol w:w="1800"/>
-        <w:gridCol w:w="5560"/>
-        <w:gridCol w:w="2000"/>
-      </w:tblGrid>
-      <w:tr>
-        <w:trPr>
-          <w:tblHeader/>
-        </w:trPr>
-        <w:tc>
-          <w:tcPr>
-            <w:tcW w:type="dxa" w:w="1800"/>
-            <w:tcBorders>
-              <w:top w:val="single" w:color="000000" w:sz="8"/>
-              <w:left w:val="none" w:color="FFFFFF" w:sz="0"/>
-              <w:bottom w:val="single" w:color="000000" w:sz="8"/>
-              <w:right w:val="none" w:color="FFFFFF" w:sz="0"/>
-            </w:tcBorders>
-            <w:tcMar>
-              <w:top w:type="dxa" w:w="30"/>
-              <w:left w:type="dxa" w:w="60"/>
-              <w:bottom w:type="dxa" w:w="30"/>
-              <w:right w:type="dxa" w:w="60"/>
-            </w:tcMar>
-          </w:tcPr>
-          <w:p>
-            <w:pPr>
-              <w:spacing w:line="240"/>
-              <w:jc w:val="left"/>
-            </w:pPr>
-            <w:r>
-              <w:rPr>
-                <w:rFonts w:ascii="Times New Roman" w:cs="Times New Roman" w:eastAsia="Times New Roman" w:hAnsi="Times New Roman"/>
-                <w:b/>
-                <w:bCs/>
-                <w:sz w:val="16"/>
-                <w:szCs w:val="16"/>
-              </w:rPr>
-              <w:t xml:space="preserve">Exposure</w:t>
-            </w:r>
-          </w:p>
-        </w:tc>
-        <w:tc>
-          <w:tcPr>
-            <w:tcW w:type="dxa" w:w="5560"/>
-            <w:tcBorders>
-              <w:top w:val="single" w:color="000000" w:sz="8"/>
-              <w:left w:val="none" w:color="FFFFFF" w:sz="0"/>
-              <w:bottom w:val="single" w:color="000000" w:sz="8"/>
-              <w:right w:val="none" w:color="FFFFFF" w:sz="0"/>
-            </w:tcBorders>
-            <w:tcMar>
-              <w:top w:type="dxa" w:w="30"/>
-              <w:left w:type="dxa" w:w="60"/>
-              <w:bottom w:type="dxa" w:w="30"/>
-              <w:right w:type="dxa" w:w="60"/>
-            </w:tcMar>
-          </w:tcPr>
-          <w:p>
-            <w:pPr>
-              <w:spacing w:line="240"/>
-              <w:jc w:val="center"/>
-            </w:pPr>
-            <w:r>
-              <w:rPr>
-                <w:rFonts w:ascii="Times New Roman" w:cs="Times New Roman" w:eastAsia="Times New Roman" w:hAnsi="Times New Roman"/>
-                <w:b/>
-                <w:bCs/>
-                <w:sz w:val="16"/>
-                <w:szCs w:val="16"/>
-              </w:rPr>
-              <w:t xml:space="preserve">Model</w:t>
-            </w:r>
-          </w:p>
-        </w:tc>
-        <w:tc>
-          <w:tcPr>
-            <w:tcW w:type="dxa" w:w="2000"/>
-            <w:tcBorders>
-              <w:top w:val="single" w:color="000000" w:sz="8"/>
-              <w:left w:val="none" w:color="FFFFFF" w:sz="0"/>
-              <w:bottom w:val="single" w:color="000000" w:sz="8"/>
-              <w:right w:val="none" w:color="FFFFFF" w:sz="0"/>
-            </w:tcBorders>
-            <w:tcMar>
-              <w:top w:type="dxa" w:w="30"/>
-              <w:left w:type="dxa" w:w="60"/>
-              <w:bottom w:type="dxa" w:w="30"/>
-              <w:right w:type="dxa" w:w="60"/>
-            </w:tcMar>
-          </w:tcPr>
-          <w:p>
-            <w:pPr>
-              <w:spacing w:line="240"/>
-              <w:jc w:val="center"/>
-            </w:pPr>
-            <w:r>
-              <w:rPr>
-                <w:rFonts w:ascii="Times New Roman" w:cs="Times New Roman" w:eastAsia="Times New Roman" w:hAnsi="Times New Roman"/>
-                <w:b/>
-                <w:bCs/>
-                <w:sz w:val="16"/>
-                <w:szCs w:val="16"/>
-              </w:rPr>
-              <w:t xml:space="preserve">OR (95% CI)</w:t>
-            </w:r>
-          </w:p>
-        </w:tc>
-      </w:tr>
-      <w:tr>
-        <w:trPr>
-          <w:cantSplit/>
-        </w:trPr>
-        <w:tc>
-          <w:tcPr>
-            <w:tcW w:type="dxa" w:w="1800"/>
-            <w:tcBorders>
-              <w:top w:val="none" w:color="FFFFFF" w:sz="0"/>
-              <w:left w:val="none" w:color="FFFFFF" w:sz="0"/>
-              <w:bottom w:val="none" w:color="FFFFFF" w:sz="0"/>
-              <w:right w:val="none" w:color="FFFFFF" w:sz="0"/>
-            </w:tcBorders>
-            <w:tcMar>
-              <w:top w:type="dxa" w:w="30"/>
-              <w:left w:type="dxa" w:w="60"/>
-              <w:bottom w:type="dxa" w:w="30"/>
-              <w:right w:type="dxa" w:w="60"/>
-            </w:tcMar>
-          </w:tcPr>
-          <w:p>
-            <w:pPr>
-              <w:spacing w:line="240"/>
-              <w:jc w:val="left"/>
-            </w:pPr>
-            <w:r>
-              <w:rPr>
-                <w:rFonts w:ascii="Times New Roman" w:cs="Times New Roman" w:eastAsia="Times New Roman" w:hAnsi="Times New Roman"/>
-                <w:sz w:val="16"/>
-                <w:szCs w:val="16"/>
-              </w:rPr>
-              <w:t xml:space="preserve">Any MVM</w:t>
-            </w:r>
-          </w:p>
-        </w:tc>
-        <w:tc>
-          <w:tcPr>
-            <w:tcW w:type="dxa" w:w="5560"/>
-            <w:tcBorders>
-              <w:top w:val="none" w:color="FFFFFF" w:sz="0"/>
-              <w:left w:val="none" w:color="FFFFFF" w:sz="0"/>
-              <w:bottom w:val="none" w:color="FFFFFF" w:sz="0"/>
-              <w:right w:val="none" w:color="FFFFFF" w:sz="0"/>
-            </w:tcBorders>
-            <w:tcMar>
-              <w:top w:type="dxa" w:w="30"/>
-              <w:left w:type="dxa" w:w="60"/>
-              <w:bottom w:type="dxa" w:w="30"/>
-              <w:right w:type="dxa" w:w="60"/>
-            </w:tcMar>
-          </w:tcPr>
-          <w:p>
-            <w:pPr>
-              <w:spacing w:line="240"/>
-              <w:jc w:val="center"/>
-            </w:pPr>
-            <w:r>
-              <w:rPr>
-                <w:rFonts w:ascii="Times New Roman" w:cs="Times New Roman" w:eastAsia="Times New Roman" w:hAnsi="Times New Roman"/>
-                <w:sz w:val="16"/>
-                <w:szCs w:val="16"/>
-              </w:rPr>
-              <w:t xml:space="preserve">Within mother, conditional logistic, crude</w:t>
-            </w:r>
-          </w:p>
-        </w:tc>
-        <w:tc>
-          <w:tcPr>
-            <w:tcW w:type="dxa" w:w="2000"/>
-            <w:tcBorders>
-              <w:top w:val="none" w:color="FFFFFF" w:sz="0"/>
-              <w:left w:val="none" w:color="FFFFFF" w:sz="0"/>
-              <w:bottom w:val="none" w:color="FFFFFF" w:sz="0"/>
-              <w:right w:val="none" w:color="FFFFFF" w:sz="0"/>
-            </w:tcBorders>
-            <w:tcMar>
-              <w:top w:type="dxa" w:w="30"/>
-              <w:left w:type="dxa" w:w="60"/>
-              <w:bottom w:type="dxa" w:w="30"/>
-              <w:right w:type="dxa" w:w="60"/>
-            </w:tcMar>
-          </w:tcPr>
-          <w:p>
-            <w:pPr>
-              <w:spacing w:line="240"/>
-              <w:jc w:val="center"/>
-            </w:pPr>
-            <w:r>
-              <w:rPr>
-                <w:rFonts w:ascii="Times New Roman" w:cs="Times New Roman" w:eastAsia="Times New Roman" w:hAnsi="Times New Roman"/>
-                <w:sz w:val="16"/>
-                <w:szCs w:val="16"/>
-              </w:rPr>
-              <w:t xml:space="preserve">0.85 (0.54, 1.33)</w:t>
-            </w:r>
-          </w:p>
-        </w:tc>
-      </w:tr>
-      <w:tr>
-        <w:trPr>
-          <w:cantSplit/>
-        </w:trPr>
-        <w:tc>
-          <w:tcPr>
-            <w:tcW w:type="dxa" w:w="1800"/>
-            <w:tcBorders>
-              <w:top w:val="none" w:color="FFFFFF" w:sz="0"/>
-              <w:left w:val="none" w:color="FFFFFF" w:sz="0"/>
-              <w:bottom w:val="none" w:color="FFFFFF" w:sz="0"/>
-              <w:right w:val="none" w:color="FFFFFF" w:sz="0"/>
-            </w:tcBorders>
-            <w:tcMar>
-              <w:top w:type="dxa" w:w="30"/>
-              <w:left w:type="dxa" w:w="60"/>
-              <w:bottom w:type="dxa" w:w="30"/>
-              <w:right w:type="dxa" w:w="60"/>
-            </w:tcMar>
-          </w:tcPr>
-          <w:p>
-            <w:pPr>
-              <w:spacing w:line="240"/>
-              <w:jc w:val="left"/>
-            </w:pPr>
-            <w:r>
-              <w:rPr>
-                <w:rFonts w:ascii="Times New Roman" w:cs="Times New Roman" w:eastAsia="Times New Roman" w:hAnsi="Times New Roman"/>
-                <w:sz w:val="16"/>
-                <w:szCs w:val="16"/>
-              </w:rPr>
-              <w:t xml:space="preserve">Any MVM</w:t>
-            </w:r>
-          </w:p>
-        </w:tc>
-        <w:tc>
-          <w:tcPr>
-            <w:tcW w:type="dxa" w:w="5560"/>
-            <w:tcBorders>
-              <w:top w:val="none" w:color="FFFFFF" w:sz="0"/>
-              <w:left w:val="none" w:color="FFFFFF" w:sz="0"/>
-              <w:bottom w:val="none" w:color="FFFFFF" w:sz="0"/>
-              <w:right w:val="none" w:color="FFFFFF" w:sz="0"/>
-            </w:tcBorders>
-            <w:tcMar>
-              <w:top w:type="dxa" w:w="30"/>
-              <w:left w:type="dxa" w:w="60"/>
-              <w:bottom w:type="dxa" w:w="30"/>
-              <w:right w:type="dxa" w:w="60"/>
-            </w:tcMar>
-          </w:tcPr>
-          <w:p>
-            <w:pPr>
-              <w:spacing w:line="240"/>
-              <w:jc w:val="center"/>
-            </w:pPr>
-            <w:r>
-              <w:rPr>
-                <w:rFonts w:ascii="Times New Roman" w:cs="Times New Roman" w:eastAsia="Times New Roman" w:hAnsi="Times New Roman"/>
-                <w:sz w:val="16"/>
-                <w:szCs w:val="16"/>
-              </w:rPr>
-              <w:t xml:space="preserve">Within mother, conditional logistic, + 11 covariates</w:t>
-            </w:r>
-          </w:p>
-        </w:tc>
-        <w:tc>
-          <w:tcPr>
-            <w:tcW w:type="dxa" w:w="2000"/>
-            <w:tcBorders>
-              <w:top w:val="none" w:color="FFFFFF" w:sz="0"/>
-              <w:left w:val="none" w:color="FFFFFF" w:sz="0"/>
-              <w:bottom w:val="none" w:color="FFFFFF" w:sz="0"/>
-              <w:right w:val="none" w:color="FFFFFF" w:sz="0"/>
-            </w:tcBorders>
-            <w:tcMar>
-              <w:top w:type="dxa" w:w="30"/>
-              <w:left w:type="dxa" w:w="60"/>
-              <w:bottom w:type="dxa" w:w="30"/>
-              <w:right w:type="dxa" w:w="60"/>
-            </w:tcMar>
-          </w:tcPr>
-          <w:p>
-            <w:pPr>
-              <w:spacing w:line="240"/>
-              <w:jc w:val="center"/>
-            </w:pPr>
-            <w:r>
-              <w:rPr>
-                <w:rFonts w:ascii="Times New Roman" w:cs="Times New Roman" w:eastAsia="Times New Roman" w:hAnsi="Times New Roman"/>
-                <w:sz w:val="16"/>
-                <w:szCs w:val="16"/>
-              </w:rPr>
-              <w:t xml:space="preserve">0.67 (0.38, 1.17)</w:t>
-            </w:r>
-          </w:p>
-        </w:tc>
-      </w:tr>
-      <w:tr>
-        <w:trPr>
-          <w:cantSplit/>
-        </w:trPr>
-        <w:tc>
-          <w:tcPr>
-            <w:tcW w:type="dxa" w:w="1800"/>
-            <w:tcBorders>
-              <w:top w:val="none" w:color="FFFFFF" w:sz="0"/>
-              <w:left w:val="none" w:color="FFFFFF" w:sz="0"/>
-              <w:bottom w:val="none" w:color="FFFFFF" w:sz="0"/>
-              <w:right w:val="none" w:color="FFFFFF" w:sz="0"/>
-            </w:tcBorders>
-            <w:tcMar>
-              <w:top w:type="dxa" w:w="30"/>
-              <w:left w:type="dxa" w:w="60"/>
-              <w:bottom w:type="dxa" w:w="30"/>
-              <w:right w:type="dxa" w:w="60"/>
-            </w:tcMar>
-          </w:tcPr>
-          <w:p>
-            <w:pPr>
-              <w:spacing w:line="240"/>
-              <w:jc w:val="left"/>
-            </w:pPr>
-            <w:r>
-              <w:rPr>
-                <w:rFonts w:ascii="Times New Roman" w:cs="Times New Roman" w:eastAsia="Times New Roman" w:hAnsi="Times New Roman"/>
-                <w:sz w:val="16"/>
-                <w:szCs w:val="16"/>
-              </w:rPr>
-              <w:t xml:space="preserve">Any MVM</w:t>
-            </w:r>
-          </w:p>
-        </w:tc>
-        <w:tc>
-          <w:tcPr>
-            <w:tcW w:type="dxa" w:w="5560"/>
-            <w:tcBorders>
-              <w:top w:val="none" w:color="FFFFFF" w:sz="0"/>
-              <w:left w:val="none" w:color="FFFFFF" w:sz="0"/>
-              <w:bottom w:val="none" w:color="FFFFFF" w:sz="0"/>
-              <w:right w:val="none" w:color="FFFFFF" w:sz="0"/>
-            </w:tcBorders>
-            <w:tcMar>
-              <w:top w:type="dxa" w:w="30"/>
-              <w:left w:type="dxa" w:w="60"/>
-              <w:bottom w:type="dxa" w:w="30"/>
-              <w:right w:type="dxa" w:w="60"/>
-            </w:tcMar>
-          </w:tcPr>
-          <w:p>
-            <w:pPr>
-              <w:spacing w:line="240"/>
-              <w:jc w:val="center"/>
-            </w:pPr>
-            <w:r>
-              <w:rPr>
-                <w:rFonts w:ascii="Times New Roman" w:cs="Times New Roman" w:eastAsia="Times New Roman" w:hAnsi="Times New Roman"/>
-                <w:sz w:val="16"/>
-                <w:szCs w:val="16"/>
-              </w:rPr>
-              <w:t xml:space="preserve">Between mothers, logistic GEE, crude</w:t>
-            </w:r>
-          </w:p>
-        </w:tc>
-        <w:tc>
-          <w:tcPr>
-            <w:tcW w:type="dxa" w:w="2000"/>
-            <w:tcBorders>
-              <w:top w:val="none" w:color="FFFFFF" w:sz="0"/>
-              <w:left w:val="none" w:color="FFFFFF" w:sz="0"/>
-              <w:bottom w:val="none" w:color="FFFFFF" w:sz="0"/>
-              <w:right w:val="none" w:color="FFFFFF" w:sz="0"/>
-            </w:tcBorders>
-            <w:tcMar>
-              <w:top w:type="dxa" w:w="30"/>
-              <w:left w:type="dxa" w:w="60"/>
-              <w:bottom w:type="dxa" w:w="30"/>
-              <w:right w:type="dxa" w:w="60"/>
-            </w:tcMar>
-          </w:tcPr>
-          <w:p>
-            <w:pPr>
-              <w:spacing w:line="240"/>
-              <w:jc w:val="center"/>
-            </w:pPr>
-            <w:r>
-              <w:rPr>
-                <w:rFonts w:ascii="Times New Roman" w:cs="Times New Roman" w:eastAsia="Times New Roman" w:hAnsi="Times New Roman"/>
-                <w:sz w:val="16"/>
-                <w:szCs w:val="16"/>
-              </w:rPr>
-              <w:t xml:space="preserve">1.19 (0.87, 1.64)</w:t>
-            </w:r>
-          </w:p>
-        </w:tc>
-      </w:tr>
-      <w:tr>
-        <w:trPr>
-          <w:cantSplit/>
-        </w:trPr>
-        <w:tc>
-          <w:tcPr>
-            <w:tcW w:type="dxa" w:w="1800"/>
-            <w:tcBorders>
-              <w:top w:val="none" w:color="FFFFFF" w:sz="0"/>
-              <w:left w:val="none" w:color="FFFFFF" w:sz="0"/>
-              <w:bottom w:val="none" w:color="FFFFFF" w:sz="0"/>
-              <w:right w:val="none" w:color="FFFFFF" w:sz="0"/>
-            </w:tcBorders>
-            <w:tcMar>
-              <w:top w:type="dxa" w:w="30"/>
-              <w:left w:type="dxa" w:w="60"/>
-              <w:bottom w:type="dxa" w:w="30"/>
-              <w:right w:type="dxa" w:w="60"/>
-            </w:tcMar>
-          </w:tcPr>
-          <w:p>
-            <w:pPr>
-              <w:spacing w:line="240"/>
-              <w:jc w:val="left"/>
-            </w:pPr>
-            <w:r>
-              <w:rPr>
-                <w:rFonts w:ascii="Times New Roman" w:cs="Times New Roman" w:eastAsia="Times New Roman" w:hAnsi="Times New Roman"/>
-                <w:sz w:val="16"/>
-                <w:szCs w:val="16"/>
-              </w:rPr>
-              <w:t xml:space="preserve">Any MVM</w:t>
-            </w:r>
-          </w:p>
-        </w:tc>
-        <w:tc>
-          <w:tcPr>
-            <w:tcW w:type="dxa" w:w="5560"/>
-            <w:tcBorders>
-              <w:top w:val="none" w:color="FFFFFF" w:sz="0"/>
-              <w:left w:val="none" w:color="FFFFFF" w:sz="0"/>
-              <w:bottom w:val="none" w:color="FFFFFF" w:sz="0"/>
-              <w:right w:val="none" w:color="FFFFFF" w:sz="0"/>
-            </w:tcBorders>
-            <w:tcMar>
-              <w:top w:type="dxa" w:w="30"/>
-              <w:left w:type="dxa" w:w="60"/>
-              <w:bottom w:type="dxa" w:w="30"/>
-              <w:right w:type="dxa" w:w="60"/>
-            </w:tcMar>
-          </w:tcPr>
-          <w:p>
-            <w:pPr>
-              <w:spacing w:line="240"/>
-              <w:jc w:val="center"/>
-            </w:pPr>
-            <w:r>
-              <w:rPr>
-                <w:rFonts w:ascii="Times New Roman" w:cs="Times New Roman" w:eastAsia="Times New Roman" w:hAnsi="Times New Roman"/>
-                <w:sz w:val="16"/>
-                <w:szCs w:val="16"/>
-              </w:rPr>
-              <w:t xml:space="preserve">Between mothers, logistic GEE, + 11 covariates + site</w:t>
-            </w:r>
-          </w:p>
-        </w:tc>
-        <w:tc>
-          <w:tcPr>
-            <w:tcW w:type="dxa" w:w="2000"/>
-            <w:tcBorders>
-              <w:top w:val="none" w:color="FFFFFF" w:sz="0"/>
-              <w:left w:val="none" w:color="FFFFFF" w:sz="0"/>
-              <w:bottom w:val="none" w:color="FFFFFF" w:sz="0"/>
-              <w:right w:val="none" w:color="FFFFFF" w:sz="0"/>
-            </w:tcBorders>
-            <w:tcMar>
-              <w:top w:type="dxa" w:w="30"/>
-              <w:left w:type="dxa" w:w="60"/>
-              <w:bottom w:type="dxa" w:w="30"/>
-              <w:right w:type="dxa" w:w="60"/>
-            </w:tcMar>
-          </w:tcPr>
-          <w:p>
-            <w:pPr>
-              <w:spacing w:line="240"/>
-              <w:jc w:val="center"/>
-            </w:pPr>
-            <w:r>
-              <w:rPr>
-                <w:rFonts w:ascii="Times New Roman" w:cs="Times New Roman" w:eastAsia="Times New Roman" w:hAnsi="Times New Roman"/>
-                <w:sz w:val="16"/>
-                <w:szCs w:val="16"/>
-              </w:rPr>
-              <w:t xml:space="preserve">1.03 (0.74, 1.44)</w:t>
-            </w:r>
-          </w:p>
-        </w:tc>
-      </w:tr>
-      <w:tr>
-        <w:trPr>
-          <w:cantSplit/>
-        </w:trPr>
-        <w:tc>
-          <w:tcPr>
-            <w:tcW w:type="dxa" w:w="1800"/>
-            <w:tcBorders>
-              <w:top w:val="none" w:color="FFFFFF" w:sz="0"/>
-              <w:left w:val="none" w:color="FFFFFF" w:sz="0"/>
-              <w:bottom w:val="none" w:color="FFFFFF" w:sz="0"/>
-              <w:right w:val="none" w:color="FFFFFF" w:sz="0"/>
-            </w:tcBorders>
-            <w:tcMar>
-              <w:top w:type="dxa" w:w="30"/>
-              <w:left w:type="dxa" w:w="60"/>
-              <w:bottom w:type="dxa" w:w="30"/>
-              <w:right w:type="dxa" w:w="60"/>
-            </w:tcMar>
-          </w:tcPr>
-          <w:p>
-            <w:pPr>
-              <w:spacing w:line="240"/>
-              <w:jc w:val="left"/>
-            </w:pPr>
-            <w:r>
-              <w:rPr>
-                <w:rFonts w:ascii="Times New Roman" w:cs="Times New Roman" w:eastAsia="Times New Roman" w:hAnsi="Times New Roman"/>
-                <w:sz w:val="16"/>
-                <w:szCs w:val="16"/>
-              </w:rPr>
-              <w:t xml:space="preserve">Any AI</w:t>
-            </w:r>
-          </w:p>
-        </w:tc>
-        <w:tc>
-          <w:tcPr>
-            <w:tcW w:type="dxa" w:w="5560"/>
-            <w:tcBorders>
-              <w:top w:val="none" w:color="FFFFFF" w:sz="0"/>
-              <w:left w:val="none" w:color="FFFFFF" w:sz="0"/>
-              <w:bottom w:val="none" w:color="FFFFFF" w:sz="0"/>
-              <w:right w:val="none" w:color="FFFFFF" w:sz="0"/>
-            </w:tcBorders>
-            <w:tcMar>
-              <w:top w:type="dxa" w:w="30"/>
-              <w:left w:type="dxa" w:w="60"/>
-              <w:bottom w:type="dxa" w:w="30"/>
-              <w:right w:type="dxa" w:w="60"/>
-            </w:tcMar>
-          </w:tcPr>
-          <w:p>
-            <w:pPr>
-              <w:spacing w:line="240"/>
-              <w:jc w:val="center"/>
-            </w:pPr>
-            <w:r>
-              <w:rPr>
-                <w:rFonts w:ascii="Times New Roman" w:cs="Times New Roman" w:eastAsia="Times New Roman" w:hAnsi="Times New Roman"/>
-                <w:sz w:val="16"/>
-                <w:szCs w:val="16"/>
-              </w:rPr>
-              <w:t xml:space="preserve">Within mother, conditional logistic, crude</w:t>
-            </w:r>
-          </w:p>
-        </w:tc>
-        <w:tc>
-          <w:tcPr>
-            <w:tcW w:type="dxa" w:w="2000"/>
-            <w:tcBorders>
-              <w:top w:val="none" w:color="FFFFFF" w:sz="0"/>
-              <w:left w:val="none" w:color="FFFFFF" w:sz="0"/>
-              <w:bottom w:val="none" w:color="FFFFFF" w:sz="0"/>
-              <w:right w:val="none" w:color="FFFFFF" w:sz="0"/>
-            </w:tcBorders>
-            <w:tcMar>
-              <w:top w:type="dxa" w:w="30"/>
-              <w:left w:type="dxa" w:w="60"/>
-              <w:bottom w:type="dxa" w:w="30"/>
-              <w:right w:type="dxa" w:w="60"/>
-            </w:tcMar>
-          </w:tcPr>
-          <w:p>
-            <w:pPr>
-              <w:spacing w:line="240"/>
-              <w:jc w:val="center"/>
-            </w:pPr>
-            <w:r>
-              <w:rPr>
-                <w:rFonts w:ascii="Times New Roman" w:cs="Times New Roman" w:eastAsia="Times New Roman" w:hAnsi="Times New Roman"/>
-                <w:sz w:val="16"/>
-                <w:szCs w:val="16"/>
-              </w:rPr>
-              <w:t xml:space="preserve">1.17 (0.73, 1.86)</w:t>
-            </w:r>
-          </w:p>
-        </w:tc>
-      </w:tr>
-      <w:tr>
-        <w:trPr>
-          <w:cantSplit/>
-        </w:trPr>
-        <w:tc>
-          <w:tcPr>
-            <w:tcW w:type="dxa" w:w="1800"/>
-            <w:tcBorders>
-              <w:top w:val="none" w:color="FFFFFF" w:sz="0"/>
-              <w:left w:val="none" w:color="FFFFFF" w:sz="0"/>
-              <w:bottom w:val="none" w:color="FFFFFF" w:sz="0"/>
-              <w:right w:val="none" w:color="FFFFFF" w:sz="0"/>
-            </w:tcBorders>
-            <w:tcMar>
-              <w:top w:type="dxa" w:w="30"/>
-              <w:left w:type="dxa" w:w="60"/>
-              <w:bottom w:type="dxa" w:w="30"/>
-              <w:right w:type="dxa" w:w="60"/>
-            </w:tcMar>
-          </w:tcPr>
-          <w:p>
-            <w:pPr>
-              <w:spacing w:line="240"/>
-              <w:jc w:val="left"/>
-            </w:pPr>
-            <w:r>
-              <w:rPr>
-                <w:rFonts w:ascii="Times New Roman" w:cs="Times New Roman" w:eastAsia="Times New Roman" w:hAnsi="Times New Roman"/>
-                <w:sz w:val="16"/>
-                <w:szCs w:val="16"/>
-              </w:rPr>
-              <w:t xml:space="preserve">Any AI</w:t>
-            </w:r>
-          </w:p>
-        </w:tc>
-        <w:tc>
-          <w:tcPr>
-            <w:tcW w:type="dxa" w:w="5560"/>
-            <w:tcBorders>
-              <w:top w:val="none" w:color="FFFFFF" w:sz="0"/>
-              <w:left w:val="none" w:color="FFFFFF" w:sz="0"/>
-              <w:bottom w:val="none" w:color="FFFFFF" w:sz="0"/>
-              <w:right w:val="none" w:color="FFFFFF" w:sz="0"/>
-            </w:tcBorders>
-            <w:tcMar>
-              <w:top w:type="dxa" w:w="30"/>
-              <w:left w:type="dxa" w:w="60"/>
-              <w:bottom w:type="dxa" w:w="30"/>
-              <w:right w:type="dxa" w:w="60"/>
-            </w:tcMar>
-          </w:tcPr>
-          <w:p>
-            <w:pPr>
-              <w:spacing w:line="240"/>
-              <w:jc w:val="center"/>
-            </w:pPr>
-            <w:r>
-              <w:rPr>
-                <w:rFonts w:ascii="Times New Roman" w:cs="Times New Roman" w:eastAsia="Times New Roman" w:hAnsi="Times New Roman"/>
-                <w:sz w:val="16"/>
-                <w:szCs w:val="16"/>
-              </w:rPr>
-              <w:t xml:space="preserve">Within mother, conditional logistic, + 11 covariates</w:t>
-            </w:r>
-          </w:p>
-        </w:tc>
-        <w:tc>
-          <w:tcPr>
-            <w:tcW w:type="dxa" w:w="2000"/>
-            <w:tcBorders>
-              <w:top w:val="none" w:color="FFFFFF" w:sz="0"/>
-              <w:left w:val="none" w:color="FFFFFF" w:sz="0"/>
-              <w:bottom w:val="none" w:color="FFFFFF" w:sz="0"/>
-              <w:right w:val="none" w:color="FFFFFF" w:sz="0"/>
-            </w:tcBorders>
-            <w:tcMar>
-              <w:top w:type="dxa" w:w="30"/>
-              <w:left w:type="dxa" w:w="60"/>
-              <w:bottom w:type="dxa" w:w="30"/>
-              <w:right w:type="dxa" w:w="60"/>
-            </w:tcMar>
-          </w:tcPr>
-          <w:p>
-            <w:pPr>
-              <w:spacing w:line="240"/>
-              <w:jc w:val="center"/>
-            </w:pPr>
-            <w:r>
-              <w:rPr>
-                <w:rFonts w:ascii="Times New Roman" w:cs="Times New Roman" w:eastAsia="Times New Roman" w:hAnsi="Times New Roman"/>
-                <w:sz w:val="16"/>
-                <w:szCs w:val="16"/>
-              </w:rPr>
-              <w:t xml:space="preserve">1.46 (0.83, 2.55)</w:t>
-            </w:r>
-          </w:p>
-        </w:tc>
-      </w:tr>
-      <w:tr>
-        <w:trPr>
-          <w:cantSplit/>
-        </w:trPr>
-        <w:tc>
-          <w:tcPr>
-            <w:tcW w:type="dxa" w:w="1800"/>
-            <w:tcBorders>
-              <w:top w:val="none" w:color="FFFFFF" w:sz="0"/>
-              <w:left w:val="none" w:color="FFFFFF" w:sz="0"/>
-              <w:bottom w:val="none" w:color="FFFFFF" w:sz="0"/>
-              <w:right w:val="none" w:color="FFFFFF" w:sz="0"/>
-            </w:tcBorders>
-            <w:tcMar>
-              <w:top w:type="dxa" w:w="30"/>
-              <w:left w:type="dxa" w:w="60"/>
-              <w:bottom w:type="dxa" w:w="30"/>
-              <w:right w:type="dxa" w:w="60"/>
-            </w:tcMar>
-          </w:tcPr>
-          <w:p>
-            <w:pPr>
-              <w:spacing w:line="240"/>
-              <w:jc w:val="left"/>
-            </w:pPr>
-            <w:r>
-              <w:rPr>
-                <w:rFonts w:ascii="Times New Roman" w:cs="Times New Roman" w:eastAsia="Times New Roman" w:hAnsi="Times New Roman"/>
-                <w:sz w:val="16"/>
-                <w:szCs w:val="16"/>
-              </w:rPr>
-              <w:t xml:space="preserve">Any AI</w:t>
-            </w:r>
-          </w:p>
-        </w:tc>
-        <w:tc>
-          <w:tcPr>
-            <w:tcW w:type="dxa" w:w="5560"/>
-            <w:tcBorders>
-              <w:top w:val="none" w:color="FFFFFF" w:sz="0"/>
-              <w:left w:val="none" w:color="FFFFFF" w:sz="0"/>
-              <w:bottom w:val="none" w:color="FFFFFF" w:sz="0"/>
-              <w:right w:val="none" w:color="FFFFFF" w:sz="0"/>
-            </w:tcBorders>
-            <w:tcMar>
-              <w:top w:type="dxa" w:w="30"/>
-              <w:left w:type="dxa" w:w="60"/>
-              <w:bottom w:type="dxa" w:w="30"/>
-              <w:right w:type="dxa" w:w="60"/>
-            </w:tcMar>
-          </w:tcPr>
-          <w:p>
-            <w:pPr>
-              <w:spacing w:line="240"/>
-              <w:jc w:val="center"/>
-            </w:pPr>
-            <w:r>
-              <w:rPr>
-                <w:rFonts w:ascii="Times New Roman" w:cs="Times New Roman" w:eastAsia="Times New Roman" w:hAnsi="Times New Roman"/>
-                <w:sz w:val="16"/>
-                <w:szCs w:val="16"/>
-              </w:rPr>
-              <w:t xml:space="preserve">Between mothers, logistic GEE, crude</w:t>
-            </w:r>
-          </w:p>
-        </w:tc>
-        <w:tc>
-          <w:tcPr>
-            <w:tcW w:type="dxa" w:w="2000"/>
-            <w:tcBorders>
-              <w:top w:val="none" w:color="FFFFFF" w:sz="0"/>
-              <w:left w:val="none" w:color="FFFFFF" w:sz="0"/>
-              <w:bottom w:val="none" w:color="FFFFFF" w:sz="0"/>
-              <w:right w:val="none" w:color="FFFFFF" w:sz="0"/>
-            </w:tcBorders>
-            <w:tcMar>
-              <w:top w:type="dxa" w:w="30"/>
-              <w:left w:type="dxa" w:w="60"/>
-              <w:bottom w:type="dxa" w:w="30"/>
-              <w:right w:type="dxa" w:w="60"/>
-            </w:tcMar>
-          </w:tcPr>
-          <w:p>
-            <w:pPr>
-              <w:spacing w:line="240"/>
-              <w:jc w:val="center"/>
-            </w:pPr>
-            <w:r>
-              <w:rPr>
-                <w:rFonts w:ascii="Times New Roman" w:cs="Times New Roman" w:eastAsia="Times New Roman" w:hAnsi="Times New Roman"/>
-                <w:sz w:val="16"/>
-                <w:szCs w:val="16"/>
-              </w:rPr>
-              <w:t xml:space="preserve">1.38 (0.99, 1.91)</w:t>
-            </w:r>
-          </w:p>
-        </w:tc>
-      </w:tr>
-      <w:tr>
-        <w:trPr>
-          <w:cantSplit/>
-        </w:trPr>
-        <w:tc>
-          <w:tcPr>
-            <w:tcW w:type="dxa" w:w="1800"/>
-            <w:tcBorders>
-              <w:top w:val="none" w:color="FFFFFF" w:sz="0"/>
-              <w:left w:val="none" w:color="FFFFFF" w:sz="0"/>
-              <w:bottom w:val="single" w:color="000000" w:sz="8"/>
-              <w:right w:val="none" w:color="FFFFFF" w:sz="0"/>
-            </w:tcBorders>
-            <w:tcMar>
-              <w:top w:type="dxa" w:w="30"/>
-              <w:left w:type="dxa" w:w="60"/>
-              <w:bottom w:type="dxa" w:w="30"/>
-              <w:right w:type="dxa" w:w="60"/>
-            </w:tcMar>
-          </w:tcPr>
-          <w:p>
-            <w:pPr>
-              <w:spacing w:line="240"/>
-              <w:jc w:val="left"/>
-            </w:pPr>
-            <w:r>
-              <w:rPr>
-                <w:rFonts w:ascii="Times New Roman" w:cs="Times New Roman" w:eastAsia="Times New Roman" w:hAnsi="Times New Roman"/>
-                <w:sz w:val="16"/>
-                <w:szCs w:val="16"/>
-              </w:rPr>
-              <w:t xml:space="preserve">Any AI</w:t>
-            </w:r>
-          </w:p>
-        </w:tc>
-        <w:tc>
-          <w:tcPr>
-            <w:tcW w:type="dxa" w:w="5560"/>
-            <w:tcBorders>
-              <w:top w:val="none" w:color="FFFFFF" w:sz="0"/>
-              <w:left w:val="none" w:color="FFFFFF" w:sz="0"/>
-              <w:bottom w:val="single" w:color="000000" w:sz="8"/>
-              <w:right w:val="none" w:color="FFFFFF" w:sz="0"/>
-            </w:tcBorders>
-            <w:tcMar>
-              <w:top w:type="dxa" w:w="30"/>
-              <w:left w:type="dxa" w:w="60"/>
-              <w:bottom w:type="dxa" w:w="30"/>
-              <w:right w:type="dxa" w:w="60"/>
-            </w:tcMar>
-          </w:tcPr>
-          <w:p>
-            <w:pPr>
-              <w:spacing w:line="240"/>
-              <w:jc w:val="center"/>
-            </w:pPr>
-            <w:r>
-              <w:rPr>
-                <w:rFonts w:ascii="Times New Roman" w:cs="Times New Roman" w:eastAsia="Times New Roman" w:hAnsi="Times New Roman"/>
-                <w:sz w:val="16"/>
-                <w:szCs w:val="16"/>
-              </w:rPr>
-              <w:t xml:space="preserve">Between mothers, logistic GEE, + 11 covariates + site</w:t>
-            </w:r>
-          </w:p>
-        </w:tc>
-        <w:tc>
-          <w:tcPr>
-            <w:tcW w:type="dxa" w:w="2000"/>
-            <w:tcBorders>
-              <w:top w:val="none" w:color="FFFFFF" w:sz="0"/>
-              <w:left w:val="none" w:color="FFFFFF" w:sz="0"/>
-              <w:bottom w:val="single" w:color="000000" w:sz="8"/>
-              <w:right w:val="none" w:color="FFFFFF" w:sz="0"/>
-            </w:tcBorders>
-            <w:tcMar>
-              <w:top w:type="dxa" w:w="30"/>
-              <w:left w:type="dxa" w:w="60"/>
-              <w:bottom w:type="dxa" w:w="30"/>
-              <w:right w:type="dxa" w:w="60"/>
-            </w:tcMar>
-          </w:tcPr>
-          <w:p>
-            <w:pPr>
-              <w:spacing w:line="240"/>
-              <w:jc w:val="center"/>
-            </w:pPr>
-            <w:r>
-              <w:rPr>
-                <w:rFonts w:ascii="Times New Roman" w:cs="Times New Roman" w:eastAsia="Times New Roman" w:hAnsi="Times New Roman"/>
-                <w:sz w:val="16"/>
-                <w:szCs w:val="16"/>
-              </w:rPr>
-              <w:t xml:space="preserve">1.22 (0.87, 1.69)</w:t>
-            </w:r>
-          </w:p>
-        </w:tc>
-      </w:tr>
-    </w:tbl>
-    <w:p>
-      <w:pPr>
-        <w:spacing w:after="0" w:before="60" w:line="240"/>
-      </w:pPr>
-      <w:r>
-        <w:rPr>
-          <w:rFonts w:ascii="Times New Roman" w:cs="Times New Roman" w:eastAsia="Times New Roman" w:hAnsi="Times New Roman"/>
-          <w:sz w:val="16"/>
-          <w:szCs w:val="16"/>
-        </w:rPr>
-        <w:t xml:space="preserve">Among 11,900 pregnancies (181 IH cases) of 5,412 mothers with two or more infants in the sample. Only mothers discordant for both IH and the exposure contribute to within-mother estimates. Models adjusted for 11 covariates (and study site for between-mother models), pooled across 20 imputed datasets. OR, odds ratio. IH, infantile haemangioma.</w:t>
       </w:r>
     </w:p>
     <w:sectPr>

--- a/cpp-placentas/manuscript/Wong_Placenta_IH_supplement.docx
+++ b/cpp-placentas/manuscript/Wong_Placenta_IH_supplement.docx
@@ -15169,7 +15169,7 @@
           <w:sz w:val="16"/>
           <w:szCs w:val="16"/>
         </w:rPr>
-        <w:t xml:space="preserve">ᵃRelative risk of definite IH for each site compared with Boston, from the primary model for any MVM (adjusted for 11 covariates, with inverse probability of censoring weights). Site names other than Boston are from the study team's site mapping and should be confirmed against CPP documentation. Cramér's V for the association of study site with any MVM, any AI, and definite IH among 40,700 infants: 0.38, 0.15, and 0.09. MVM, maternal vascular malperfusion. AI, acute inflammation.</w:t>
+        <w:t xml:space="preserve">ᵃRelative risk of definite IH for each site compared with Boston, from the primary model for any MVM (adjusted for 11 covariates, with inverse probability of censoring weights). Site names other than Boston are from the study team's site mapping and should be confirmed against CPP documentation. MVM, maternal vascular malperfusion. AI, acute inflammation.</w:t>
       </w:r>
     </w:p>
     <w:p>

--- a/cpp-placentas/manuscript/Wong_Placenta_IH_supplement.docx
+++ b/cpp-placentas/manuscript/Wong_Placenta_IH_supplement.docx
@@ -15198,7 +15198,7 @@
           <w:sz w:val="20"/>
           <w:szCs w:val="20"/>
         </w:rPr>
-        <w:t xml:space="preserve">Mutually adjusted associations of maternal vascular malperfusion (MVM) and acute inflammation (AI) with definite infantile haemangioma.</w:t>
+        <w:t xml:space="preserve">Additive and multiplicative interaction between maternal vascular malperfusion (MVM) and acute inflammation (AI) for definite infantile haemangioma.</w:t>
       </w:r>
     </w:p>
     <w:tbl>
@@ -15214,12 +15214,10 @@
         </w:tblBorders>
       </w:tblPr>
       <w:tblGrid>
-        <w:gridCol w:w="2000"/>
-        <w:gridCol w:w="1400"/>
-        <w:gridCol w:w="1480"/>
-        <w:gridCol w:w="1480"/>
-        <w:gridCol w:w="1480"/>
-        <w:gridCol w:w="1520"/>
+        <w:gridCol w:w="3960"/>
+        <w:gridCol w:w="1800"/>
+        <w:gridCol w:w="1800"/>
+        <w:gridCol w:w="1800"/>
       </w:tblGrid>
       <w:tr>
         <w:trPr>
@@ -15227,7 +15225,7 @@
         </w:trPr>
         <w:tc>
           <w:tcPr>
-            <w:tcW w:type="dxa" w:w="2000"/>
+            <w:tcW w:type="dxa" w:w="3960"/>
             <w:tcBorders>
               <w:top w:val="single" w:color="000000" w:sz="8"/>
               <w:left w:val="none" w:color="FFFFFF" w:sz="0"/>
@@ -15254,13 +15252,13 @@
                 <w:sz w:val="16"/>
                 <w:szCs w:val="16"/>
               </w:rPr>
-              <w:t xml:space="preserve">Exposure</w:t>
-            </w:r>
-          </w:p>
-        </w:tc>
-        <w:tc>
-          <w:tcPr>
-            <w:tcW w:type="dxa" w:w="1400"/>
+              <w:t xml:space="preserve">Measure</w:t>
+            </w:r>
+          </w:p>
+        </w:tc>
+        <w:tc>
+          <w:tcPr>
+            <w:tcW w:type="dxa" w:w="1800"/>
             <w:tcBorders>
               <w:top w:val="single" w:color="000000" w:sz="8"/>
               <w:left w:val="none" w:color="FFFFFF" w:sz="0"/>
@@ -15287,13 +15285,13 @@
                 <w:sz w:val="16"/>
                 <w:szCs w:val="16"/>
               </w:rPr>
-              <w:t xml:space="preserve">Mutually adjusted for</w:t>
-            </w:r>
-          </w:p>
-        </w:tc>
-        <w:tc>
-          <w:tcPr>
-            <w:tcW w:type="dxa" w:w="1480"/>
+              <w:t xml:space="preserve">Crude</w:t>
+            </w:r>
+          </w:p>
+        </w:tc>
+        <w:tc>
+          <w:tcPr>
+            <w:tcW w:type="dxa" w:w="1800"/>
             <w:tcBorders>
               <w:top w:val="single" w:color="000000" w:sz="8"/>
               <w:left w:val="none" w:color="FFFFFF" w:sz="0"/>
@@ -15320,13 +15318,13 @@
                 <w:sz w:val="16"/>
                 <w:szCs w:val="16"/>
               </w:rPr>
-              <w:t xml:space="preserve">Crude</w:t>
-            </w:r>
-          </w:p>
-        </w:tc>
-        <w:tc>
-          <w:tcPr>
-            <w:tcW w:type="dxa" w:w="1480"/>
+              <w:t xml:space="preserve">Primary</w:t>
+            </w:r>
+          </w:p>
+        </w:tc>
+        <w:tc>
+          <w:tcPr>
+            <w:tcW w:type="dxa" w:w="1800"/>
             <w:tcBorders>
               <w:top w:val="single" w:color="000000" w:sz="8"/>
               <w:left w:val="none" w:color="FFFFFF" w:sz="0"/>
@@ -15353,73 +15351,7 @@
                 <w:sz w:val="16"/>
                 <w:szCs w:val="16"/>
               </w:rPr>
-              <w:t xml:space="preserve">Primary</w:t>
-            </w:r>
-          </w:p>
-        </w:tc>
-        <w:tc>
-          <w:tcPr>
-            <w:tcW w:type="dxa" w:w="1480"/>
-            <w:tcBorders>
-              <w:top w:val="single" w:color="000000" w:sz="8"/>
-              <w:left w:val="none" w:color="FFFFFF" w:sz="0"/>
-              <w:bottom w:val="single" w:color="000000" w:sz="8"/>
-              <w:right w:val="none" w:color="FFFFFF" w:sz="0"/>
-            </w:tcBorders>
-            <w:tcMar>
-              <w:top w:type="dxa" w:w="30"/>
-              <w:left w:type="dxa" w:w="60"/>
-              <w:bottom w:type="dxa" w:w="30"/>
-              <w:right w:type="dxa" w:w="60"/>
-            </w:tcMar>
-          </w:tcPr>
-          <w:p>
-            <w:pPr>
-              <w:spacing w:line="240"/>
-              <w:jc w:val="center"/>
-            </w:pPr>
-            <w:r>
-              <w:rPr>
-                <w:rFonts w:ascii="Times New Roman" w:cs="Times New Roman" w:eastAsia="Times New Roman" w:hAnsi="Times New Roman"/>
-                <w:b/>
-                <w:bCs/>
-                <w:sz w:val="16"/>
-                <w:szCs w:val="16"/>
-              </w:rPr>
               <w:t xml:space="preserve">Secondary</w:t>
-            </w:r>
-          </w:p>
-        </w:tc>
-        <w:tc>
-          <w:tcPr>
-            <w:tcW w:type="dxa" w:w="1520"/>
-            <w:tcBorders>
-              <w:top w:val="single" w:color="000000" w:sz="8"/>
-              <w:left w:val="none" w:color="FFFFFF" w:sz="0"/>
-              <w:bottom w:val="single" w:color="000000" w:sz="8"/>
-              <w:right w:val="none" w:color="FFFFFF" w:sz="0"/>
-            </w:tcBorders>
-            <w:tcMar>
-              <w:top w:type="dxa" w:w="30"/>
-              <w:left w:type="dxa" w:w="60"/>
-              <w:bottom w:type="dxa" w:w="30"/>
-              <w:right w:type="dxa" w:w="60"/>
-            </w:tcMar>
-          </w:tcPr>
-          <w:p>
-            <w:pPr>
-              <w:spacing w:line="240"/>
-              <w:jc w:val="center"/>
-            </w:pPr>
-            <w:r>
-              <w:rPr>
-                <w:rFonts w:ascii="Times New Roman" w:cs="Times New Roman" w:eastAsia="Times New Roman" w:hAnsi="Times New Roman"/>
-                <w:b/>
-                <w:bCs/>
-                <w:sz w:val="16"/>
-                <w:szCs w:val="16"/>
-              </w:rPr>
-              <w:t xml:space="preserve">Primary, single exposure</w:t>
             </w:r>
           </w:p>
         </w:tc>
@@ -15430,7 +15362,7 @@
         </w:trPr>
         <w:tc>
           <w:tcPr>
-            <w:tcW w:type="dxa" w:w="2000"/>
+            <w:tcW w:type="dxa" w:w="3960"/>
             <w:tcBorders>
               <w:top w:val="none" w:color="FFFFFF" w:sz="0"/>
               <w:left w:val="none" w:color="FFFFFF" w:sz="0"/>
@@ -15455,162 +15387,100 @@
                 <w:sz w:val="16"/>
                 <w:szCs w:val="16"/>
               </w:rPr>
-              <w:t xml:space="preserve">MVM any vs none</w:t>
-            </w:r>
-          </w:p>
-        </w:tc>
-        <w:tc>
-          <w:tcPr>
-            <w:tcW w:type="dxa" w:w="1400"/>
-            <w:tcBorders>
-              <w:top w:val="none" w:color="FFFFFF" w:sz="0"/>
-              <w:left w:val="none" w:color="FFFFFF" w:sz="0"/>
-              <w:bottom w:val="none" w:color="FFFFFF" w:sz="0"/>
-              <w:right w:val="none" w:color="FFFFFF" w:sz="0"/>
-            </w:tcBorders>
-            <w:tcMar>
-              <w:top w:type="dxa" w:w="30"/>
-              <w:left w:type="dxa" w:w="60"/>
-              <w:bottom w:type="dxa" w:w="30"/>
-              <w:right w:type="dxa" w:w="60"/>
-            </w:tcMar>
-          </w:tcPr>
-          <w:p>
-            <w:pPr>
-              <w:spacing w:line="240"/>
-              <w:jc w:val="center"/>
-            </w:pPr>
-            <w:r>
-              <w:rPr>
-                <w:rFonts w:ascii="Times New Roman" w:cs="Times New Roman" w:eastAsia="Times New Roman" w:hAnsi="Times New Roman"/>
-                <w:sz w:val="16"/>
-                <w:szCs w:val="16"/>
-              </w:rPr>
-              <w:t xml:space="preserve">AI any</w:t>
-            </w:r>
-          </w:p>
-        </w:tc>
-        <w:tc>
-          <w:tcPr>
-            <w:tcW w:type="dxa" w:w="1480"/>
-            <w:tcBorders>
-              <w:top w:val="none" w:color="FFFFFF" w:sz="0"/>
-              <w:left w:val="none" w:color="FFFFFF" w:sz="0"/>
-              <w:bottom w:val="none" w:color="FFFFFF" w:sz="0"/>
-              <w:right w:val="none" w:color="FFFFFF" w:sz="0"/>
-            </w:tcBorders>
-            <w:tcMar>
-              <w:top w:type="dxa" w:w="30"/>
-              <w:left w:type="dxa" w:w="60"/>
-              <w:bottom w:type="dxa" w:w="30"/>
-              <w:right w:type="dxa" w:w="60"/>
-            </w:tcMar>
-          </w:tcPr>
-          <w:p>
-            <w:pPr>
-              <w:spacing w:line="240"/>
-              <w:jc w:val="center"/>
-            </w:pPr>
-            <w:r>
-              <w:rPr>
-                <w:rFonts w:ascii="Times New Roman" w:cs="Times New Roman" w:eastAsia="Times New Roman" w:hAnsi="Times New Roman"/>
-                <w:sz w:val="16"/>
-                <w:szCs w:val="16"/>
-              </w:rPr>
-              <w:t xml:space="preserve">1.21 (1.03, 1.42)</w:t>
-            </w:r>
-          </w:p>
-        </w:tc>
-        <w:tc>
-          <w:tcPr>
-            <w:tcW w:type="dxa" w:w="1480"/>
-            <w:tcBorders>
-              <w:top w:val="none" w:color="FFFFFF" w:sz="0"/>
-              <w:left w:val="none" w:color="FFFFFF" w:sz="0"/>
-              <w:bottom w:val="none" w:color="FFFFFF" w:sz="0"/>
-              <w:right w:val="none" w:color="FFFFFF" w:sz="0"/>
-            </w:tcBorders>
-            <w:tcMar>
-              <w:top w:type="dxa" w:w="30"/>
-              <w:left w:type="dxa" w:w="60"/>
-              <w:bottom w:type="dxa" w:w="30"/>
-              <w:right w:type="dxa" w:w="60"/>
-            </w:tcMar>
-          </w:tcPr>
-          <w:p>
-            <w:pPr>
-              <w:spacing w:line="240"/>
-              <w:jc w:val="center"/>
-            </w:pPr>
-            <w:r>
-              <w:rPr>
-                <w:rFonts w:ascii="Times New Roman" w:cs="Times New Roman" w:eastAsia="Times New Roman" w:hAnsi="Times New Roman"/>
-                <w:sz w:val="16"/>
-                <w:szCs w:val="16"/>
-              </w:rPr>
-              <w:t xml:space="preserve">1.14 (0.96, 1.35)</w:t>
-            </w:r>
-          </w:p>
-        </w:tc>
-        <w:tc>
-          <w:tcPr>
-            <w:tcW w:type="dxa" w:w="1480"/>
-            <w:tcBorders>
-              <w:top w:val="none" w:color="FFFFFF" w:sz="0"/>
-              <w:left w:val="none" w:color="FFFFFF" w:sz="0"/>
-              <w:bottom w:val="none" w:color="FFFFFF" w:sz="0"/>
-              <w:right w:val="none" w:color="FFFFFF" w:sz="0"/>
-            </w:tcBorders>
-            <w:tcMar>
-              <w:top w:type="dxa" w:w="30"/>
-              <w:left w:type="dxa" w:w="60"/>
-              <w:bottom w:type="dxa" w:w="30"/>
-              <w:right w:type="dxa" w:w="60"/>
-            </w:tcMar>
-          </w:tcPr>
-          <w:p>
-            <w:pPr>
-              <w:spacing w:line="240"/>
-              <w:jc w:val="center"/>
-            </w:pPr>
-            <w:r>
-              <w:rPr>
-                <w:rFonts w:ascii="Times New Roman" w:cs="Times New Roman" w:eastAsia="Times New Roman" w:hAnsi="Times New Roman"/>
-                <w:sz w:val="16"/>
-                <w:szCs w:val="16"/>
-              </w:rPr>
-              <w:t xml:space="preserve">1.24 (1.06, 1.45)</w:t>
-            </w:r>
-          </w:p>
-        </w:tc>
-        <w:tc>
-          <w:tcPr>
-            <w:tcW w:type="dxa" w:w="1520"/>
-            <w:tcBorders>
-              <w:top w:val="none" w:color="FFFFFF" w:sz="0"/>
-              <w:left w:val="none" w:color="FFFFFF" w:sz="0"/>
-              <w:bottom w:val="none" w:color="FFFFFF" w:sz="0"/>
-              <w:right w:val="none" w:color="FFFFFF" w:sz="0"/>
-            </w:tcBorders>
-            <w:tcMar>
-              <w:top w:type="dxa" w:w="30"/>
-              <w:left w:type="dxa" w:w="60"/>
-              <w:bottom w:type="dxa" w:w="30"/>
-              <w:right w:type="dxa" w:w="60"/>
-            </w:tcMar>
-          </w:tcPr>
-          <w:p>
-            <w:pPr>
-              <w:spacing w:line="240"/>
-              <w:jc w:val="center"/>
-            </w:pPr>
-            <w:r>
-              <w:rPr>
-                <w:rFonts w:ascii="Times New Roman" w:cs="Times New Roman" w:eastAsia="Times New Roman" w:hAnsi="Times New Roman"/>
-                <w:sz w:val="16"/>
-                <w:szCs w:val="16"/>
-              </w:rPr>
-              <w:t xml:space="preserve">1.14 (0.96, 1.35)</w:t>
+              <w:t xml:space="preserve">RR, MVM only vs neither</w:t>
+            </w:r>
+          </w:p>
+        </w:tc>
+        <w:tc>
+          <w:tcPr>
+            <w:tcW w:type="dxa" w:w="1800"/>
+            <w:tcBorders>
+              <w:top w:val="none" w:color="FFFFFF" w:sz="0"/>
+              <w:left w:val="none" w:color="FFFFFF" w:sz="0"/>
+              <w:bottom w:val="none" w:color="FFFFFF" w:sz="0"/>
+              <w:right w:val="none" w:color="FFFFFF" w:sz="0"/>
+            </w:tcBorders>
+            <w:tcMar>
+              <w:top w:type="dxa" w:w="30"/>
+              <w:left w:type="dxa" w:w="60"/>
+              <w:bottom w:type="dxa" w:w="30"/>
+              <w:right w:type="dxa" w:w="60"/>
+            </w:tcMar>
+          </w:tcPr>
+          <w:p>
+            <w:pPr>
+              <w:spacing w:line="240"/>
+              <w:jc w:val="center"/>
+            </w:pPr>
+            <w:r>
+              <w:rPr>
+                <w:rFonts w:ascii="Times New Roman" w:cs="Times New Roman" w:eastAsia="Times New Roman" w:hAnsi="Times New Roman"/>
+                <w:sz w:val="16"/>
+                <w:szCs w:val="16"/>
+              </w:rPr>
+              <w:t xml:space="preserve">1.18 (0.98, 1.42)</w:t>
+            </w:r>
+          </w:p>
+        </w:tc>
+        <w:tc>
+          <w:tcPr>
+            <w:tcW w:type="dxa" w:w="1800"/>
+            <w:tcBorders>
+              <w:top w:val="none" w:color="FFFFFF" w:sz="0"/>
+              <w:left w:val="none" w:color="FFFFFF" w:sz="0"/>
+              <w:bottom w:val="none" w:color="FFFFFF" w:sz="0"/>
+              <w:right w:val="none" w:color="FFFFFF" w:sz="0"/>
+            </w:tcBorders>
+            <w:tcMar>
+              <w:top w:type="dxa" w:w="30"/>
+              <w:left w:type="dxa" w:w="60"/>
+              <w:bottom w:type="dxa" w:w="30"/>
+              <w:right w:type="dxa" w:w="60"/>
+            </w:tcMar>
+          </w:tcPr>
+          <w:p>
+            <w:pPr>
+              <w:spacing w:line="240"/>
+              <w:jc w:val="center"/>
+            </w:pPr>
+            <w:r>
+              <w:rPr>
+                <w:rFonts w:ascii="Times New Roman" w:cs="Times New Roman" w:eastAsia="Times New Roman" w:hAnsi="Times New Roman"/>
+                <w:sz w:val="16"/>
+                <w:szCs w:val="16"/>
+              </w:rPr>
+              <w:t xml:space="preserve">1.08 (0.89, 1.32)</w:t>
+            </w:r>
+          </w:p>
+        </w:tc>
+        <w:tc>
+          <w:tcPr>
+            <w:tcW w:type="dxa" w:w="1800"/>
+            <w:tcBorders>
+              <w:top w:val="none" w:color="FFFFFF" w:sz="0"/>
+              <w:left w:val="none" w:color="FFFFFF" w:sz="0"/>
+              <w:bottom w:val="none" w:color="FFFFFF" w:sz="0"/>
+              <w:right w:val="none" w:color="FFFFFF" w:sz="0"/>
+            </w:tcBorders>
+            <w:tcMar>
+              <w:top w:type="dxa" w:w="30"/>
+              <w:left w:type="dxa" w:w="60"/>
+              <w:bottom w:type="dxa" w:w="30"/>
+              <w:right w:type="dxa" w:w="60"/>
+            </w:tcMar>
+          </w:tcPr>
+          <w:p>
+            <w:pPr>
+              <w:spacing w:line="240"/>
+              <w:jc w:val="center"/>
+            </w:pPr>
+            <w:r>
+              <w:rPr>
+                <w:rFonts w:ascii="Times New Roman" w:cs="Times New Roman" w:eastAsia="Times New Roman" w:hAnsi="Times New Roman"/>
+                <w:sz w:val="16"/>
+                <w:szCs w:val="16"/>
+              </w:rPr>
+              <w:t xml:space="preserve">1.18 (0.98, 1.42)</w:t>
             </w:r>
           </w:p>
         </w:tc>
@@ -15621,7 +15491,7 @@
         </w:trPr>
         <w:tc>
           <w:tcPr>
-            <w:tcW w:type="dxa" w:w="2000"/>
+            <w:tcW w:type="dxa" w:w="3960"/>
             <w:tcBorders>
               <w:top w:val="none" w:color="FFFFFF" w:sz="0"/>
               <w:left w:val="none" w:color="FFFFFF" w:sz="0"/>
@@ -15646,162 +15516,100 @@
                 <w:sz w:val="16"/>
                 <w:szCs w:val="16"/>
               </w:rPr>
-              <w:t xml:space="preserve">MVM score, per 1 point</w:t>
-            </w:r>
-          </w:p>
-        </w:tc>
-        <w:tc>
-          <w:tcPr>
-            <w:tcW w:type="dxa" w:w="1400"/>
-            <w:tcBorders>
-              <w:top w:val="none" w:color="FFFFFF" w:sz="0"/>
-              <w:left w:val="none" w:color="FFFFFF" w:sz="0"/>
-              <w:bottom w:val="none" w:color="FFFFFF" w:sz="0"/>
-              <w:right w:val="none" w:color="FFFFFF" w:sz="0"/>
-            </w:tcBorders>
-            <w:tcMar>
-              <w:top w:type="dxa" w:w="30"/>
-              <w:left w:type="dxa" w:w="60"/>
-              <w:bottom w:type="dxa" w:w="30"/>
-              <w:right w:type="dxa" w:w="60"/>
-            </w:tcMar>
-          </w:tcPr>
-          <w:p>
-            <w:pPr>
-              <w:spacing w:line="240"/>
-              <w:jc w:val="center"/>
-            </w:pPr>
-            <w:r>
-              <w:rPr>
-                <w:rFonts w:ascii="Times New Roman" w:cs="Times New Roman" w:eastAsia="Times New Roman" w:hAnsi="Times New Roman"/>
-                <w:sz w:val="16"/>
-                <w:szCs w:val="16"/>
-              </w:rPr>
-              <w:t xml:space="preserve">AI score</w:t>
-            </w:r>
-          </w:p>
-        </w:tc>
-        <w:tc>
-          <w:tcPr>
-            <w:tcW w:type="dxa" w:w="1480"/>
-            <w:tcBorders>
-              <w:top w:val="none" w:color="FFFFFF" w:sz="0"/>
-              <w:left w:val="none" w:color="FFFFFF" w:sz="0"/>
-              <w:bottom w:val="none" w:color="FFFFFF" w:sz="0"/>
-              <w:right w:val="none" w:color="FFFFFF" w:sz="0"/>
-            </w:tcBorders>
-            <w:tcMar>
-              <w:top w:type="dxa" w:w="30"/>
-              <w:left w:type="dxa" w:w="60"/>
-              <w:bottom w:type="dxa" w:w="30"/>
-              <w:right w:type="dxa" w:w="60"/>
-            </w:tcMar>
-          </w:tcPr>
-          <w:p>
-            <w:pPr>
-              <w:spacing w:line="240"/>
-              <w:jc w:val="center"/>
-            </w:pPr>
-            <w:r>
-              <w:rPr>
-                <w:rFonts w:ascii="Times New Roman" w:cs="Times New Roman" w:eastAsia="Times New Roman" w:hAnsi="Times New Roman"/>
-                <w:sz w:val="16"/>
-                <w:szCs w:val="16"/>
-              </w:rPr>
-              <w:t xml:space="preserve">1.09 (1.01, 1.18)</w:t>
-            </w:r>
-          </w:p>
-        </w:tc>
-        <w:tc>
-          <w:tcPr>
-            <w:tcW w:type="dxa" w:w="1480"/>
-            <w:tcBorders>
-              <w:top w:val="none" w:color="FFFFFF" w:sz="0"/>
-              <w:left w:val="none" w:color="FFFFFF" w:sz="0"/>
-              <w:bottom w:val="none" w:color="FFFFFF" w:sz="0"/>
-              <w:right w:val="none" w:color="FFFFFF" w:sz="0"/>
-            </w:tcBorders>
-            <w:tcMar>
-              <w:top w:type="dxa" w:w="30"/>
-              <w:left w:type="dxa" w:w="60"/>
-              <w:bottom w:type="dxa" w:w="30"/>
-              <w:right w:type="dxa" w:w="60"/>
-            </w:tcMar>
-          </w:tcPr>
-          <w:p>
-            <w:pPr>
-              <w:spacing w:line="240"/>
-              <w:jc w:val="center"/>
-            </w:pPr>
-            <w:r>
-              <w:rPr>
-                <w:rFonts w:ascii="Times New Roman" w:cs="Times New Roman" w:eastAsia="Times New Roman" w:hAnsi="Times New Roman"/>
-                <w:sz w:val="16"/>
-                <w:szCs w:val="16"/>
-              </w:rPr>
-              <w:t xml:space="preserve">1.05 (0.96, 1.15)</w:t>
-            </w:r>
-          </w:p>
-        </w:tc>
-        <w:tc>
-          <w:tcPr>
-            <w:tcW w:type="dxa" w:w="1480"/>
-            <w:tcBorders>
-              <w:top w:val="none" w:color="FFFFFF" w:sz="0"/>
-              <w:left w:val="none" w:color="FFFFFF" w:sz="0"/>
-              <w:bottom w:val="none" w:color="FFFFFF" w:sz="0"/>
-              <w:right w:val="none" w:color="FFFFFF" w:sz="0"/>
-            </w:tcBorders>
-            <w:tcMar>
-              <w:top w:type="dxa" w:w="30"/>
-              <w:left w:type="dxa" w:w="60"/>
-              <w:bottom w:type="dxa" w:w="30"/>
-              <w:right w:type="dxa" w:w="60"/>
-            </w:tcMar>
-          </w:tcPr>
-          <w:p>
-            <w:pPr>
-              <w:spacing w:line="240"/>
-              <w:jc w:val="center"/>
-            </w:pPr>
-            <w:r>
-              <w:rPr>
-                <w:rFonts w:ascii="Times New Roman" w:cs="Times New Roman" w:eastAsia="Times New Roman" w:hAnsi="Times New Roman"/>
-                <w:sz w:val="16"/>
-                <w:szCs w:val="16"/>
-              </w:rPr>
-              <w:t xml:space="preserve">1.12 (1.03, 1.21)</w:t>
-            </w:r>
-          </w:p>
-        </w:tc>
-        <w:tc>
-          <w:tcPr>
-            <w:tcW w:type="dxa" w:w="1520"/>
-            <w:tcBorders>
-              <w:top w:val="none" w:color="FFFFFF" w:sz="0"/>
-              <w:left w:val="none" w:color="FFFFFF" w:sz="0"/>
-              <w:bottom w:val="none" w:color="FFFFFF" w:sz="0"/>
-              <w:right w:val="none" w:color="FFFFFF" w:sz="0"/>
-            </w:tcBorders>
-            <w:tcMar>
-              <w:top w:type="dxa" w:w="30"/>
-              <w:left w:type="dxa" w:w="60"/>
-              <w:bottom w:type="dxa" w:w="30"/>
-              <w:right w:type="dxa" w:w="60"/>
-            </w:tcMar>
-          </w:tcPr>
-          <w:p>
-            <w:pPr>
-              <w:spacing w:line="240"/>
-              <w:jc w:val="center"/>
-            </w:pPr>
-            <w:r>
-              <w:rPr>
-                <w:rFonts w:ascii="Times New Roman" w:cs="Times New Roman" w:eastAsia="Times New Roman" w:hAnsi="Times New Roman"/>
-                <w:sz w:val="16"/>
-                <w:szCs w:val="16"/>
-              </w:rPr>
-              <w:t xml:space="preserve">1.05 (0.97, 1.15)</w:t>
+              <w:t xml:space="preserve">RR, AI only vs neither</w:t>
+            </w:r>
+          </w:p>
+        </w:tc>
+        <w:tc>
+          <w:tcPr>
+            <w:tcW w:type="dxa" w:w="1800"/>
+            <w:tcBorders>
+              <w:top w:val="none" w:color="FFFFFF" w:sz="0"/>
+              <w:left w:val="none" w:color="FFFFFF" w:sz="0"/>
+              <w:bottom w:val="none" w:color="FFFFFF" w:sz="0"/>
+              <w:right w:val="none" w:color="FFFFFF" w:sz="0"/>
+            </w:tcBorders>
+            <w:tcMar>
+              <w:top w:type="dxa" w:w="30"/>
+              <w:left w:type="dxa" w:w="60"/>
+              <w:bottom w:type="dxa" w:w="30"/>
+              <w:right w:type="dxa" w:w="60"/>
+            </w:tcMar>
+          </w:tcPr>
+          <w:p>
+            <w:pPr>
+              <w:spacing w:line="240"/>
+              <w:jc w:val="center"/>
+            </w:pPr>
+            <w:r>
+              <w:rPr>
+                <w:rFonts w:ascii="Times New Roman" w:cs="Times New Roman" w:eastAsia="Times New Roman" w:hAnsi="Times New Roman"/>
+                <w:sz w:val="16"/>
+                <w:szCs w:val="16"/>
+              </w:rPr>
+              <w:t xml:space="preserve">1.19 (0.96, 1.47)</w:t>
+            </w:r>
+          </w:p>
+        </w:tc>
+        <w:tc>
+          <w:tcPr>
+            <w:tcW w:type="dxa" w:w="1800"/>
+            <w:tcBorders>
+              <w:top w:val="none" w:color="FFFFFF" w:sz="0"/>
+              <w:left w:val="none" w:color="FFFFFF" w:sz="0"/>
+              <w:bottom w:val="none" w:color="FFFFFF" w:sz="0"/>
+              <w:right w:val="none" w:color="FFFFFF" w:sz="0"/>
+            </w:tcBorders>
+            <w:tcMar>
+              <w:top w:type="dxa" w:w="30"/>
+              <w:left w:type="dxa" w:w="60"/>
+              <w:bottom w:type="dxa" w:w="30"/>
+              <w:right w:type="dxa" w:w="60"/>
+            </w:tcMar>
+          </w:tcPr>
+          <w:p>
+            <w:pPr>
+              <w:spacing w:line="240"/>
+              <w:jc w:val="center"/>
+            </w:pPr>
+            <w:r>
+              <w:rPr>
+                <w:rFonts w:ascii="Times New Roman" w:cs="Times New Roman" w:eastAsia="Times New Roman" w:hAnsi="Times New Roman"/>
+                <w:sz w:val="16"/>
+                <w:szCs w:val="16"/>
+              </w:rPr>
+              <w:t xml:space="preserve">1.07 (0.86, 1.32)</w:t>
+            </w:r>
+          </w:p>
+        </w:tc>
+        <w:tc>
+          <w:tcPr>
+            <w:tcW w:type="dxa" w:w="1800"/>
+            <w:tcBorders>
+              <w:top w:val="none" w:color="FFFFFF" w:sz="0"/>
+              <w:left w:val="none" w:color="FFFFFF" w:sz="0"/>
+              <w:bottom w:val="none" w:color="FFFFFF" w:sz="0"/>
+              <w:right w:val="none" w:color="FFFFFF" w:sz="0"/>
+            </w:tcBorders>
+            <w:tcMar>
+              <w:top w:type="dxa" w:w="30"/>
+              <w:left w:type="dxa" w:w="60"/>
+              <w:bottom w:type="dxa" w:w="30"/>
+              <w:right w:type="dxa" w:w="60"/>
+            </w:tcMar>
+          </w:tcPr>
+          <w:p>
+            <w:pPr>
+              <w:spacing w:line="240"/>
+              <w:jc w:val="center"/>
+            </w:pPr>
+            <w:r>
+              <w:rPr>
+                <w:rFonts w:ascii="Times New Roman" w:cs="Times New Roman" w:eastAsia="Times New Roman" w:hAnsi="Times New Roman"/>
+                <w:sz w:val="16"/>
+                <w:szCs w:val="16"/>
+              </w:rPr>
+              <w:t xml:space="preserve">1.11 (0.90, 1.37)</w:t>
             </w:r>
           </w:p>
         </w:tc>
@@ -15812,7 +15620,7 @@
         </w:trPr>
         <w:tc>
           <w:tcPr>
-            <w:tcW w:type="dxa" w:w="2000"/>
+            <w:tcW w:type="dxa" w:w="3960"/>
             <w:tcBorders>
               <w:top w:val="none" w:color="FFFFFF" w:sz="0"/>
               <w:left w:val="none" w:color="FFFFFF" w:sz="0"/>
@@ -15837,162 +15645,100 @@
                 <w:sz w:val="16"/>
                 <w:szCs w:val="16"/>
               </w:rPr>
-              <w:t xml:space="preserve">AI any vs none</w:t>
-            </w:r>
-          </w:p>
-        </w:tc>
-        <w:tc>
-          <w:tcPr>
-            <w:tcW w:type="dxa" w:w="1400"/>
-            <w:tcBorders>
-              <w:top w:val="none" w:color="FFFFFF" w:sz="0"/>
-              <w:left w:val="none" w:color="FFFFFF" w:sz="0"/>
-              <w:bottom w:val="none" w:color="FFFFFF" w:sz="0"/>
-              <w:right w:val="none" w:color="FFFFFF" w:sz="0"/>
-            </w:tcBorders>
-            <w:tcMar>
-              <w:top w:type="dxa" w:w="30"/>
-              <w:left w:type="dxa" w:w="60"/>
-              <w:bottom w:type="dxa" w:w="30"/>
-              <w:right w:type="dxa" w:w="60"/>
-            </w:tcMar>
-          </w:tcPr>
-          <w:p>
-            <w:pPr>
-              <w:spacing w:line="240"/>
-              <w:jc w:val="center"/>
-            </w:pPr>
-            <w:r>
-              <w:rPr>
-                <w:rFonts w:ascii="Times New Roman" w:cs="Times New Roman" w:eastAsia="Times New Roman" w:hAnsi="Times New Roman"/>
-                <w:sz w:val="16"/>
-                <w:szCs w:val="16"/>
-              </w:rPr>
-              <w:t xml:space="preserve">MVM any</w:t>
-            </w:r>
-          </w:p>
-        </w:tc>
-        <w:tc>
-          <w:tcPr>
-            <w:tcW w:type="dxa" w:w="1480"/>
-            <w:tcBorders>
-              <w:top w:val="none" w:color="FFFFFF" w:sz="0"/>
-              <w:left w:val="none" w:color="FFFFFF" w:sz="0"/>
-              <w:bottom w:val="none" w:color="FFFFFF" w:sz="0"/>
-              <w:right w:val="none" w:color="FFFFFF" w:sz="0"/>
-            </w:tcBorders>
-            <w:tcMar>
-              <w:top w:type="dxa" w:w="30"/>
-              <w:left w:type="dxa" w:w="60"/>
-              <w:bottom w:type="dxa" w:w="30"/>
-              <w:right w:type="dxa" w:w="60"/>
-            </w:tcMar>
-          </w:tcPr>
-          <w:p>
-            <w:pPr>
-              <w:spacing w:line="240"/>
-              <w:jc w:val="center"/>
-            </w:pPr>
-            <w:r>
-              <w:rPr>
-                <w:rFonts w:ascii="Times New Roman" w:cs="Times New Roman" w:eastAsia="Times New Roman" w:hAnsi="Times New Roman"/>
-                <w:sz w:val="16"/>
-                <w:szCs w:val="16"/>
-              </w:rPr>
-              <w:t xml:space="preserve">1.23 (1.04, 1.46)</w:t>
-            </w:r>
-          </w:p>
-        </w:tc>
-        <w:tc>
-          <w:tcPr>
-            <w:tcW w:type="dxa" w:w="1480"/>
-            <w:tcBorders>
-              <w:top w:val="none" w:color="FFFFFF" w:sz="0"/>
-              <w:left w:val="none" w:color="FFFFFF" w:sz="0"/>
-              <w:bottom w:val="none" w:color="FFFFFF" w:sz="0"/>
-              <w:right w:val="none" w:color="FFFFFF" w:sz="0"/>
-            </w:tcBorders>
-            <w:tcMar>
-              <w:top w:type="dxa" w:w="30"/>
-              <w:left w:type="dxa" w:w="60"/>
-              <w:bottom w:type="dxa" w:w="30"/>
-              <w:right w:type="dxa" w:w="60"/>
-            </w:tcMar>
-          </w:tcPr>
-          <w:p>
-            <w:pPr>
-              <w:spacing w:line="240"/>
-              <w:jc w:val="center"/>
-            </w:pPr>
-            <w:r>
-              <w:rPr>
-                <w:rFonts w:ascii="Times New Roman" w:cs="Times New Roman" w:eastAsia="Times New Roman" w:hAnsi="Times New Roman"/>
-                <w:sz w:val="16"/>
-                <w:szCs w:val="16"/>
-              </w:rPr>
-              <w:t xml:space="preserve">1.13 (0.96, 1.34)</w:t>
-            </w:r>
-          </w:p>
-        </w:tc>
-        <w:tc>
-          <w:tcPr>
-            <w:tcW w:type="dxa" w:w="1480"/>
-            <w:tcBorders>
-              <w:top w:val="none" w:color="FFFFFF" w:sz="0"/>
-              <w:left w:val="none" w:color="FFFFFF" w:sz="0"/>
-              <w:bottom w:val="none" w:color="FFFFFF" w:sz="0"/>
-              <w:right w:val="none" w:color="FFFFFF" w:sz="0"/>
-            </w:tcBorders>
-            <w:tcMar>
-              <w:top w:type="dxa" w:w="30"/>
-              <w:left w:type="dxa" w:w="60"/>
-              <w:bottom w:type="dxa" w:w="30"/>
-              <w:right w:type="dxa" w:w="60"/>
-            </w:tcMar>
-          </w:tcPr>
-          <w:p>
-            <w:pPr>
-              <w:spacing w:line="240"/>
-              <w:jc w:val="center"/>
-            </w:pPr>
-            <w:r>
-              <w:rPr>
-                <w:rFonts w:ascii="Times New Roman" w:cs="Times New Roman" w:eastAsia="Times New Roman" w:hAnsi="Times New Roman"/>
-                <w:sz w:val="16"/>
-                <w:szCs w:val="16"/>
-              </w:rPr>
-              <w:t xml:space="preserve">1.19 (1.01, 1.41)</w:t>
-            </w:r>
-          </w:p>
-        </w:tc>
-        <w:tc>
-          <w:tcPr>
-            <w:tcW w:type="dxa" w:w="1520"/>
-            <w:tcBorders>
-              <w:top w:val="none" w:color="FFFFFF" w:sz="0"/>
-              <w:left w:val="none" w:color="FFFFFF" w:sz="0"/>
-              <w:bottom w:val="none" w:color="FFFFFF" w:sz="0"/>
-              <w:right w:val="none" w:color="FFFFFF" w:sz="0"/>
-            </w:tcBorders>
-            <w:tcMar>
-              <w:top w:type="dxa" w:w="30"/>
-              <w:left w:type="dxa" w:w="60"/>
-              <w:bottom w:type="dxa" w:w="30"/>
-              <w:right w:type="dxa" w:w="60"/>
-            </w:tcMar>
-          </w:tcPr>
-          <w:p>
-            <w:pPr>
-              <w:spacing w:line="240"/>
-              <w:jc w:val="center"/>
-            </w:pPr>
-            <w:r>
-              <w:rPr>
-                <w:rFonts w:ascii="Times New Roman" w:cs="Times New Roman" w:eastAsia="Times New Roman" w:hAnsi="Times New Roman"/>
-                <w:sz w:val="16"/>
-                <w:szCs w:val="16"/>
-              </w:rPr>
-              <w:t xml:space="preserve">1.14 (0.96, 1.35)</w:t>
+              <w:t xml:space="preserve">RR, both vs neither</w:t>
+            </w:r>
+          </w:p>
+        </w:tc>
+        <w:tc>
+          <w:tcPr>
+            <w:tcW w:type="dxa" w:w="1800"/>
+            <w:tcBorders>
+              <w:top w:val="none" w:color="FFFFFF" w:sz="0"/>
+              <w:left w:val="none" w:color="FFFFFF" w:sz="0"/>
+              <w:bottom w:val="none" w:color="FFFFFF" w:sz="0"/>
+              <w:right w:val="none" w:color="FFFFFF" w:sz="0"/>
+            </w:tcBorders>
+            <w:tcMar>
+              <w:top w:type="dxa" w:w="30"/>
+              <w:left w:type="dxa" w:w="60"/>
+              <w:bottom w:type="dxa" w:w="30"/>
+              <w:right w:type="dxa" w:w="60"/>
+            </w:tcMar>
+          </w:tcPr>
+          <w:p>
+            <w:pPr>
+              <w:spacing w:line="240"/>
+              <w:jc w:val="center"/>
+            </w:pPr>
+            <w:r>
+              <w:rPr>
+                <w:rFonts w:ascii="Times New Roman" w:cs="Times New Roman" w:eastAsia="Times New Roman" w:hAnsi="Times New Roman"/>
+                <w:sz w:val="16"/>
+                <w:szCs w:val="16"/>
+              </w:rPr>
+              <w:t xml:space="preserve">1.55 (1.20, 1.99)</w:t>
+            </w:r>
+          </w:p>
+        </w:tc>
+        <w:tc>
+          <w:tcPr>
+            <w:tcW w:type="dxa" w:w="1800"/>
+            <w:tcBorders>
+              <w:top w:val="none" w:color="FFFFFF" w:sz="0"/>
+              <w:left w:val="none" w:color="FFFFFF" w:sz="0"/>
+              <w:bottom w:val="none" w:color="FFFFFF" w:sz="0"/>
+              <w:right w:val="none" w:color="FFFFFF" w:sz="0"/>
+            </w:tcBorders>
+            <w:tcMar>
+              <w:top w:type="dxa" w:w="30"/>
+              <w:left w:type="dxa" w:w="60"/>
+              <w:bottom w:type="dxa" w:w="30"/>
+              <w:right w:type="dxa" w:w="60"/>
+            </w:tcMar>
+          </w:tcPr>
+          <w:p>
+            <w:pPr>
+              <w:spacing w:line="240"/>
+              <w:jc w:val="center"/>
+            </w:pPr>
+            <w:r>
+              <w:rPr>
+                <w:rFonts w:ascii="Times New Roman" w:cs="Times New Roman" w:eastAsia="Times New Roman" w:hAnsi="Times New Roman"/>
+                <w:sz w:val="16"/>
+                <w:szCs w:val="16"/>
+              </w:rPr>
+              <w:t xml:space="preserve">1.37 (1.05, 1.78)</w:t>
+            </w:r>
+          </w:p>
+        </w:tc>
+        <w:tc>
+          <w:tcPr>
+            <w:tcW w:type="dxa" w:w="1800"/>
+            <w:tcBorders>
+              <w:top w:val="none" w:color="FFFFFF" w:sz="0"/>
+              <w:left w:val="none" w:color="FFFFFF" w:sz="0"/>
+              <w:bottom w:val="none" w:color="FFFFFF" w:sz="0"/>
+              <w:right w:val="none" w:color="FFFFFF" w:sz="0"/>
+            </w:tcBorders>
+            <w:tcMar>
+              <w:top w:type="dxa" w:w="30"/>
+              <w:left w:type="dxa" w:w="60"/>
+              <w:bottom w:type="dxa" w:w="30"/>
+              <w:right w:type="dxa" w:w="60"/>
+            </w:tcMar>
+          </w:tcPr>
+          <w:p>
+            <w:pPr>
+              <w:spacing w:line="240"/>
+              <w:jc w:val="center"/>
+            </w:pPr>
+            <w:r>
+              <w:rPr>
+                <w:rFonts w:ascii="Times New Roman" w:cs="Times New Roman" w:eastAsia="Times New Roman" w:hAnsi="Times New Roman"/>
+                <w:sz w:val="16"/>
+                <w:szCs w:val="16"/>
+              </w:rPr>
+              <w:t xml:space="preserve">1.57 (1.22, 2.02)</w:t>
             </w:r>
           </w:p>
         </w:tc>
@@ -16003,7 +15749,394 @@
         </w:trPr>
         <w:tc>
           <w:tcPr>
-            <w:tcW w:type="dxa" w:w="2000"/>
+            <w:tcW w:type="dxa" w:w="3960"/>
+            <w:tcBorders>
+              <w:top w:val="none" w:color="FFFFFF" w:sz="0"/>
+              <w:left w:val="none" w:color="FFFFFF" w:sz="0"/>
+              <w:bottom w:val="none" w:color="FFFFFF" w:sz="0"/>
+              <w:right w:val="none" w:color="FFFFFF" w:sz="0"/>
+            </w:tcBorders>
+            <w:tcMar>
+              <w:top w:type="dxa" w:w="30"/>
+              <w:left w:type="dxa" w:w="60"/>
+              <w:bottom w:type="dxa" w:w="30"/>
+              <w:right w:type="dxa" w:w="60"/>
+            </w:tcMar>
+          </w:tcPr>
+          <w:p>
+            <w:pPr>
+              <w:spacing w:line="240"/>
+              <w:jc w:val="left"/>
+            </w:pPr>
+            <w:r>
+              <w:rPr>
+                <w:rFonts w:ascii="Times New Roman" w:cs="Times New Roman" w:eastAsia="Times New Roman" w:hAnsi="Times New Roman"/>
+                <w:sz w:val="16"/>
+                <w:szCs w:val="16"/>
+              </w:rPr>
+              <w:t xml:space="preserve">RERI (additive, 0 = none)</w:t>
+            </w:r>
+          </w:p>
+        </w:tc>
+        <w:tc>
+          <w:tcPr>
+            <w:tcW w:type="dxa" w:w="1800"/>
+            <w:tcBorders>
+              <w:top w:val="none" w:color="FFFFFF" w:sz="0"/>
+              <w:left w:val="none" w:color="FFFFFF" w:sz="0"/>
+              <w:bottom w:val="none" w:color="FFFFFF" w:sz="0"/>
+              <w:right w:val="none" w:color="FFFFFF" w:sz="0"/>
+            </w:tcBorders>
+            <w:tcMar>
+              <w:top w:type="dxa" w:w="30"/>
+              <w:left w:type="dxa" w:w="60"/>
+              <w:bottom w:type="dxa" w:w="30"/>
+              <w:right w:type="dxa" w:w="60"/>
+            </w:tcMar>
+          </w:tcPr>
+          <w:p>
+            <w:pPr>
+              <w:spacing w:line="240"/>
+              <w:jc w:val="center"/>
+            </w:pPr>
+            <w:r>
+              <w:rPr>
+                <w:rFonts w:ascii="Times New Roman" w:cs="Times New Roman" w:eastAsia="Times New Roman" w:hAnsi="Times New Roman"/>
+                <w:sz w:val="16"/>
+                <w:szCs w:val="16"/>
+              </w:rPr>
+              <w:t xml:space="preserve">0.18 (−0.28, 0.65)</w:t>
+            </w:r>
+          </w:p>
+        </w:tc>
+        <w:tc>
+          <w:tcPr>
+            <w:tcW w:type="dxa" w:w="1800"/>
+            <w:tcBorders>
+              <w:top w:val="none" w:color="FFFFFF" w:sz="0"/>
+              <w:left w:val="none" w:color="FFFFFF" w:sz="0"/>
+              <w:bottom w:val="none" w:color="FFFFFF" w:sz="0"/>
+              <w:right w:val="none" w:color="FFFFFF" w:sz="0"/>
+            </w:tcBorders>
+            <w:tcMar>
+              <w:top w:type="dxa" w:w="30"/>
+              <w:left w:type="dxa" w:w="60"/>
+              <w:bottom w:type="dxa" w:w="30"/>
+              <w:right w:type="dxa" w:w="60"/>
+            </w:tcMar>
+          </w:tcPr>
+          <w:p>
+            <w:pPr>
+              <w:spacing w:line="240"/>
+              <w:jc w:val="center"/>
+            </w:pPr>
+            <w:r>
+              <w:rPr>
+                <w:rFonts w:ascii="Times New Roman" w:cs="Times New Roman" w:eastAsia="Times New Roman" w:hAnsi="Times New Roman"/>
+                <w:sz w:val="16"/>
+                <w:szCs w:val="16"/>
+              </w:rPr>
+              <w:t xml:space="preserve">0.22 (−0.20, 0.64)</w:t>
+            </w:r>
+          </w:p>
+        </w:tc>
+        <w:tc>
+          <w:tcPr>
+            <w:tcW w:type="dxa" w:w="1800"/>
+            <w:tcBorders>
+              <w:top w:val="none" w:color="FFFFFF" w:sz="0"/>
+              <w:left w:val="none" w:color="FFFFFF" w:sz="0"/>
+              <w:bottom w:val="none" w:color="FFFFFF" w:sz="0"/>
+              <w:right w:val="none" w:color="FFFFFF" w:sz="0"/>
+            </w:tcBorders>
+            <w:tcMar>
+              <w:top w:type="dxa" w:w="30"/>
+              <w:left w:type="dxa" w:w="60"/>
+              <w:bottom w:type="dxa" w:w="30"/>
+              <w:right w:type="dxa" w:w="60"/>
+            </w:tcMar>
+          </w:tcPr>
+          <w:p>
+            <w:pPr>
+              <w:spacing w:line="240"/>
+              <w:jc w:val="center"/>
+            </w:pPr>
+            <w:r>
+              <w:rPr>
+                <w:rFonts w:ascii="Times New Roman" w:cs="Times New Roman" w:eastAsia="Times New Roman" w:hAnsi="Times New Roman"/>
+                <w:sz w:val="16"/>
+                <w:szCs w:val="16"/>
+              </w:rPr>
+              <w:t xml:space="preserve">0.28 (−0.18, 0.74)</w:t>
+            </w:r>
+          </w:p>
+        </w:tc>
+      </w:tr>
+      <w:tr>
+        <w:trPr>
+          <w:cantSplit/>
+        </w:trPr>
+        <w:tc>
+          <w:tcPr>
+            <w:tcW w:type="dxa" w:w="3960"/>
+            <w:tcBorders>
+              <w:top w:val="none" w:color="FFFFFF" w:sz="0"/>
+              <w:left w:val="none" w:color="FFFFFF" w:sz="0"/>
+              <w:bottom w:val="none" w:color="FFFFFF" w:sz="0"/>
+              <w:right w:val="none" w:color="FFFFFF" w:sz="0"/>
+            </w:tcBorders>
+            <w:tcMar>
+              <w:top w:type="dxa" w:w="30"/>
+              <w:left w:type="dxa" w:w="60"/>
+              <w:bottom w:type="dxa" w:w="30"/>
+              <w:right w:type="dxa" w:w="60"/>
+            </w:tcMar>
+          </w:tcPr>
+          <w:p>
+            <w:pPr>
+              <w:spacing w:line="240"/>
+              <w:jc w:val="left"/>
+            </w:pPr>
+            <w:r>
+              <w:rPr>
+                <w:rFonts w:ascii="Times New Roman" w:cs="Times New Roman" w:eastAsia="Times New Roman" w:hAnsi="Times New Roman"/>
+                <w:sz w:val="16"/>
+                <w:szCs w:val="16"/>
+              </w:rPr>
+              <w:t xml:space="preserve">Attributable proportion, AP (additive, 0 = none)</w:t>
+            </w:r>
+          </w:p>
+        </w:tc>
+        <w:tc>
+          <w:tcPr>
+            <w:tcW w:type="dxa" w:w="1800"/>
+            <w:tcBorders>
+              <w:top w:val="none" w:color="FFFFFF" w:sz="0"/>
+              <w:left w:val="none" w:color="FFFFFF" w:sz="0"/>
+              <w:bottom w:val="none" w:color="FFFFFF" w:sz="0"/>
+              <w:right w:val="none" w:color="FFFFFF" w:sz="0"/>
+            </w:tcBorders>
+            <w:tcMar>
+              <w:top w:type="dxa" w:w="30"/>
+              <w:left w:type="dxa" w:w="60"/>
+              <w:bottom w:type="dxa" w:w="30"/>
+              <w:right w:type="dxa" w:w="60"/>
+            </w:tcMar>
+          </w:tcPr>
+          <w:p>
+            <w:pPr>
+              <w:spacing w:line="240"/>
+              <w:jc w:val="center"/>
+            </w:pPr>
+            <w:r>
+              <w:rPr>
+                <w:rFonts w:ascii="Times New Roman" w:cs="Times New Roman" w:eastAsia="Times New Roman" w:hAnsi="Times New Roman"/>
+                <w:sz w:val="16"/>
+                <w:szCs w:val="16"/>
+              </w:rPr>
+              <w:t xml:space="preserve">0.12 (−0.16, 0.40)</w:t>
+            </w:r>
+          </w:p>
+        </w:tc>
+        <w:tc>
+          <w:tcPr>
+            <w:tcW w:type="dxa" w:w="1800"/>
+            <w:tcBorders>
+              <w:top w:val="none" w:color="FFFFFF" w:sz="0"/>
+              <w:left w:val="none" w:color="FFFFFF" w:sz="0"/>
+              <w:bottom w:val="none" w:color="FFFFFF" w:sz="0"/>
+              <w:right w:val="none" w:color="FFFFFF" w:sz="0"/>
+            </w:tcBorders>
+            <w:tcMar>
+              <w:top w:type="dxa" w:w="30"/>
+              <w:left w:type="dxa" w:w="60"/>
+              <w:bottom w:type="dxa" w:w="30"/>
+              <w:right w:type="dxa" w:w="60"/>
+            </w:tcMar>
+          </w:tcPr>
+          <w:p>
+            <w:pPr>
+              <w:spacing w:line="240"/>
+              <w:jc w:val="center"/>
+            </w:pPr>
+            <w:r>
+              <w:rPr>
+                <w:rFonts w:ascii="Times New Roman" w:cs="Times New Roman" w:eastAsia="Times New Roman" w:hAnsi="Times New Roman"/>
+                <w:sz w:val="16"/>
+                <w:szCs w:val="16"/>
+              </w:rPr>
+              <w:t xml:space="preserve">0.16 (−0.12, 0.44)</w:t>
+            </w:r>
+          </w:p>
+        </w:tc>
+        <w:tc>
+          <w:tcPr>
+            <w:tcW w:type="dxa" w:w="1800"/>
+            <w:tcBorders>
+              <w:top w:val="none" w:color="FFFFFF" w:sz="0"/>
+              <w:left w:val="none" w:color="FFFFFF" w:sz="0"/>
+              <w:bottom w:val="none" w:color="FFFFFF" w:sz="0"/>
+              <w:right w:val="none" w:color="FFFFFF" w:sz="0"/>
+            </w:tcBorders>
+            <w:tcMar>
+              <w:top w:type="dxa" w:w="30"/>
+              <w:left w:type="dxa" w:w="60"/>
+              <w:bottom w:type="dxa" w:w="30"/>
+              <w:right w:type="dxa" w:w="60"/>
+            </w:tcMar>
+          </w:tcPr>
+          <w:p>
+            <w:pPr>
+              <w:spacing w:line="240"/>
+              <w:jc w:val="center"/>
+            </w:pPr>
+            <w:r>
+              <w:rPr>
+                <w:rFonts w:ascii="Times New Roman" w:cs="Times New Roman" w:eastAsia="Times New Roman" w:hAnsi="Times New Roman"/>
+                <w:sz w:val="16"/>
+                <w:szCs w:val="16"/>
+              </w:rPr>
+              <w:t xml:space="preserve">0.18 (−0.09, 0.45)</w:t>
+            </w:r>
+          </w:p>
+        </w:tc>
+      </w:tr>
+      <w:tr>
+        <w:trPr>
+          <w:cantSplit/>
+        </w:trPr>
+        <w:tc>
+          <w:tcPr>
+            <w:tcW w:type="dxa" w:w="3960"/>
+            <w:tcBorders>
+              <w:top w:val="none" w:color="FFFFFF" w:sz="0"/>
+              <w:left w:val="none" w:color="FFFFFF" w:sz="0"/>
+              <w:bottom w:val="none" w:color="FFFFFF" w:sz="0"/>
+              <w:right w:val="none" w:color="FFFFFF" w:sz="0"/>
+            </w:tcBorders>
+            <w:tcMar>
+              <w:top w:type="dxa" w:w="30"/>
+              <w:left w:type="dxa" w:w="60"/>
+              <w:bottom w:type="dxa" w:w="30"/>
+              <w:right w:type="dxa" w:w="60"/>
+            </w:tcMar>
+          </w:tcPr>
+          <w:p>
+            <w:pPr>
+              <w:spacing w:line="240"/>
+              <w:jc w:val="left"/>
+            </w:pPr>
+            <w:r>
+              <w:rPr>
+                <w:rFonts w:ascii="Times New Roman" w:cs="Times New Roman" w:eastAsia="Times New Roman" w:hAnsi="Times New Roman"/>
+                <w:sz w:val="16"/>
+                <w:szCs w:val="16"/>
+              </w:rPr>
+              <w:t xml:space="preserve">Synergy index, S (additive, 1 = none)</w:t>
+            </w:r>
+          </w:p>
+        </w:tc>
+        <w:tc>
+          <w:tcPr>
+            <w:tcW w:type="dxa" w:w="1800"/>
+            <w:tcBorders>
+              <w:top w:val="none" w:color="FFFFFF" w:sz="0"/>
+              <w:left w:val="none" w:color="FFFFFF" w:sz="0"/>
+              <w:bottom w:val="none" w:color="FFFFFF" w:sz="0"/>
+              <w:right w:val="none" w:color="FFFFFF" w:sz="0"/>
+            </w:tcBorders>
+            <w:tcMar>
+              <w:top w:type="dxa" w:w="30"/>
+              <w:left w:type="dxa" w:w="60"/>
+              <w:bottom w:type="dxa" w:w="30"/>
+              <w:right w:type="dxa" w:w="60"/>
+            </w:tcMar>
+          </w:tcPr>
+          <w:p>
+            <w:pPr>
+              <w:spacing w:line="240"/>
+              <w:jc w:val="center"/>
+            </w:pPr>
+            <w:r>
+              <w:rPr>
+                <w:rFonts w:ascii="Times New Roman" w:cs="Times New Roman" w:eastAsia="Times New Roman" w:hAnsi="Times New Roman"/>
+                <w:sz w:val="16"/>
+                <w:szCs w:val="16"/>
+              </w:rPr>
+              <w:t xml:space="preserve">1.51 (0.51, 4.46)</w:t>
+            </w:r>
+          </w:p>
+        </w:tc>
+        <w:tc>
+          <w:tcPr>
+            <w:tcW w:type="dxa" w:w="1800"/>
+            <w:tcBorders>
+              <w:top w:val="none" w:color="FFFFFF" w:sz="0"/>
+              <w:left w:val="none" w:color="FFFFFF" w:sz="0"/>
+              <w:bottom w:val="none" w:color="FFFFFF" w:sz="0"/>
+              <w:right w:val="none" w:color="FFFFFF" w:sz="0"/>
+            </w:tcBorders>
+            <w:tcMar>
+              <w:top w:type="dxa" w:w="30"/>
+              <w:left w:type="dxa" w:w="60"/>
+              <w:bottom w:type="dxa" w:w="30"/>
+              <w:right w:type="dxa" w:w="60"/>
+            </w:tcMar>
+          </w:tcPr>
+          <w:p>
+            <w:pPr>
+              <w:spacing w:line="240"/>
+              <w:jc w:val="center"/>
+            </w:pPr>
+            <w:r>
+              <w:rPr>
+                <w:rFonts w:ascii="Times New Roman" w:cs="Times New Roman" w:eastAsia="Times New Roman" w:hAnsi="Times New Roman"/>
+                <w:sz w:val="16"/>
+                <w:szCs w:val="16"/>
+              </w:rPr>
+              <w:t xml:space="preserve">2.46 (0.27, 22.76)</w:t>
+            </w:r>
+          </w:p>
+        </w:tc>
+        <w:tc>
+          <w:tcPr>
+            <w:tcW w:type="dxa" w:w="1800"/>
+            <w:tcBorders>
+              <w:top w:val="none" w:color="FFFFFF" w:sz="0"/>
+              <w:left w:val="none" w:color="FFFFFF" w:sz="0"/>
+              <w:bottom w:val="none" w:color="FFFFFF" w:sz="0"/>
+              <w:right w:val="none" w:color="FFFFFF" w:sz="0"/>
+            </w:tcBorders>
+            <w:tcMar>
+              <w:top w:type="dxa" w:w="30"/>
+              <w:left w:type="dxa" w:w="60"/>
+              <w:bottom w:type="dxa" w:w="30"/>
+              <w:right w:type="dxa" w:w="60"/>
+            </w:tcMar>
+          </w:tcPr>
+          <w:p>
+            <w:pPr>
+              <w:spacing w:line="240"/>
+              <w:jc w:val="center"/>
+            </w:pPr>
+            <w:r>
+              <w:rPr>
+                <w:rFonts w:ascii="Times New Roman" w:cs="Times New Roman" w:eastAsia="Times New Roman" w:hAnsi="Times New Roman"/>
+                <w:sz w:val="16"/>
+                <w:szCs w:val="16"/>
+              </w:rPr>
+              <w:t xml:space="preserve">1.97 (0.56, 6.94)</w:t>
+            </w:r>
+          </w:p>
+        </w:tc>
+      </w:tr>
+      <w:tr>
+        <w:trPr>
+          <w:cantSplit/>
+        </w:trPr>
+        <w:tc>
+          <w:tcPr>
+            <w:tcW w:type="dxa" w:w="3960"/>
             <w:tcBorders>
               <w:top w:val="none" w:color="FFFFFF" w:sz="0"/>
               <w:left w:val="none" w:color="FFFFFF" w:sz="0"/>
@@ -16028,13 +16161,13 @@
                 <w:sz w:val="16"/>
                 <w:szCs w:val="16"/>
               </w:rPr>
-              <w:t xml:space="preserve">AI score, per 1 compartment</w:t>
-            </w:r>
-          </w:p>
-        </w:tc>
-        <w:tc>
-          <w:tcPr>
-            <w:tcW w:type="dxa" w:w="1400"/>
+              <w:t xml:space="preserve">Ratio of RRs (multiplicative, 1 = none)</w:t>
+            </w:r>
+          </w:p>
+        </w:tc>
+        <w:tc>
+          <w:tcPr>
+            <w:tcW w:type="dxa" w:w="1800"/>
             <w:tcBorders>
               <w:top w:val="none" w:color="FFFFFF" w:sz="0"/>
               <w:left w:val="none" w:color="FFFFFF" w:sz="0"/>
@@ -16059,13 +16192,13 @@
                 <w:sz w:val="16"/>
                 <w:szCs w:val="16"/>
               </w:rPr>
-              <w:t xml:space="preserve">MVM score</w:t>
-            </w:r>
-          </w:p>
-        </w:tc>
-        <w:tc>
-          <w:tcPr>
-            <w:tcW w:type="dxa" w:w="1480"/>
+              <w:t xml:space="preserve">1.11 (0.78, 1.57)</w:t>
+            </w:r>
+          </w:p>
+        </w:tc>
+        <w:tc>
+          <w:tcPr>
+            <w:tcW w:type="dxa" w:w="1800"/>
             <w:tcBorders>
               <w:top w:val="none" w:color="FFFFFF" w:sz="0"/>
               <w:left w:val="none" w:color="FFFFFF" w:sz="0"/>
@@ -16090,13 +16223,13 @@
                 <w:sz w:val="16"/>
                 <w:szCs w:val="16"/>
               </w:rPr>
-              <w:t xml:space="preserve">1.03 (0.98, 1.08)</w:t>
-            </w:r>
-          </w:p>
-        </w:tc>
-        <w:tc>
-          <w:tcPr>
-            <w:tcW w:type="dxa" w:w="1480"/>
+              <w:t xml:space="preserve">1.18 (0.83, 1.68)</w:t>
+            </w:r>
+          </w:p>
+        </w:tc>
+        <w:tc>
+          <w:tcPr>
+            <w:tcW w:type="dxa" w:w="1800"/>
             <w:tcBorders>
               <w:top w:val="none" w:color="FFFFFF" w:sz="0"/>
               <w:left w:val="none" w:color="FFFFFF" w:sz="0"/>
@@ -16121,69 +16254,7 @@
                 <w:sz w:val="16"/>
                 <w:szCs w:val="16"/>
               </w:rPr>
-              <w:t xml:space="preserve">1.03 (0.98, 1.08)</w:t>
-            </w:r>
-          </w:p>
-        </w:tc>
-        <w:tc>
-          <w:tcPr>
-            <w:tcW w:type="dxa" w:w="1480"/>
-            <w:tcBorders>
-              <w:top w:val="none" w:color="FFFFFF" w:sz="0"/>
-              <w:left w:val="none" w:color="FFFFFF" w:sz="0"/>
-              <w:bottom w:val="single" w:color="000000" w:sz="8"/>
-              <w:right w:val="none" w:color="FFFFFF" w:sz="0"/>
-            </w:tcBorders>
-            <w:tcMar>
-              <w:top w:type="dxa" w:w="30"/>
-              <w:left w:type="dxa" w:w="60"/>
-              <w:bottom w:type="dxa" w:w="30"/>
-              <w:right w:type="dxa" w:w="60"/>
-            </w:tcMar>
-          </w:tcPr>
-          <w:p>
-            <w:pPr>
-              <w:spacing w:line="240"/>
-              <w:jc w:val="center"/>
-            </w:pPr>
-            <w:r>
-              <w:rPr>
-                <w:rFonts w:ascii="Times New Roman" w:cs="Times New Roman" w:eastAsia="Times New Roman" w:hAnsi="Times New Roman"/>
-                <w:sz w:val="16"/>
-                <w:szCs w:val="16"/>
-              </w:rPr>
-              <w:t xml:space="preserve">1.04 (0.99, 1.09)</w:t>
-            </w:r>
-          </w:p>
-        </w:tc>
-        <w:tc>
-          <w:tcPr>
-            <w:tcW w:type="dxa" w:w="1520"/>
-            <w:tcBorders>
-              <w:top w:val="none" w:color="FFFFFF" w:sz="0"/>
-              <w:left w:val="none" w:color="FFFFFF" w:sz="0"/>
-              <w:bottom w:val="single" w:color="000000" w:sz="8"/>
-              <w:right w:val="none" w:color="FFFFFF" w:sz="0"/>
-            </w:tcBorders>
-            <w:tcMar>
-              <w:top w:type="dxa" w:w="30"/>
-              <w:left w:type="dxa" w:w="60"/>
-              <w:bottom w:type="dxa" w:w="30"/>
-              <w:right w:type="dxa" w:w="60"/>
-            </w:tcMar>
-          </w:tcPr>
-          <w:p>
-            <w:pPr>
-              <w:spacing w:line="240"/>
-              <w:jc w:val="center"/>
-            </w:pPr>
-            <w:r>
-              <w:rPr>
-                <w:rFonts w:ascii="Times New Roman" w:cs="Times New Roman" w:eastAsia="Times New Roman" w:hAnsi="Times New Roman"/>
-                <w:sz w:val="16"/>
-                <w:szCs w:val="16"/>
-              </w:rPr>
-              <w:t xml:space="preserve">1.03 (0.98, 1.08)</w:t>
+              <w:t xml:space="preserve">1.20 (0.85, 1.70)</w:t>
             </w:r>
           </w:p>
         </w:tc>
@@ -16199,7 +16270,7 @@
           <w:sz w:val="16"/>
           <w:szCs w:val="16"/>
         </w:rPr>
-        <w:t xml:space="preserve">Relative risks (95% CI). Primary: adjusted for 11 covariates and study site, with inverse probability of censoring weights. Secondary: as primary without study site. Definite IH, 700 cases among 40,700 infants, unless stated otherwise.</w:t>
+        <w:t xml:space="preserve">Estimates (95% CI) from the four-level joint exposure (reference: neither). CIs by the delta method using the pooled variance-covariance matrix. RERI, relative excess risk due to interaction. The synergy index is unstable when the single-exposure RRs are close to 1 and is shown for completeness. Primary: adjusted for 11 covariates and study site, with inverse probability of censoring weights. Secondary: as primary without study site. Definite IH, 700 cases among 40,700 infants, unless stated otherwise.</w:t>
       </w:r>
     </w:p>
     <w:p>
@@ -16228,7 +16299,7 @@
           <w:sz w:val="20"/>
           <w:szCs w:val="20"/>
         </w:rPr>
-        <w:t xml:space="preserve">Additive and multiplicative interaction between maternal vascular malperfusion (MVM) and acute inflammation (AI) for definite infantile haemangioma.</w:t>
+        <w:t xml:space="preserve">Mutually adjusted associations of maternal vascular malperfusion (MVM) and acute inflammation (AI) with definite infantile haemangioma.</w:t>
       </w:r>
     </w:p>
     <w:tbl>
@@ -16244,10 +16315,12 @@
         </w:tblBorders>
       </w:tblPr>
       <w:tblGrid>
-        <w:gridCol w:w="3960"/>
-        <w:gridCol w:w="1800"/>
-        <w:gridCol w:w="1800"/>
-        <w:gridCol w:w="1800"/>
+        <w:gridCol w:w="2000"/>
+        <w:gridCol w:w="1400"/>
+        <w:gridCol w:w="1480"/>
+        <w:gridCol w:w="1480"/>
+        <w:gridCol w:w="1480"/>
+        <w:gridCol w:w="1520"/>
       </w:tblGrid>
       <w:tr>
         <w:trPr>
@@ -16255,7 +16328,7 @@
         </w:trPr>
         <w:tc>
           <w:tcPr>
-            <w:tcW w:type="dxa" w:w="3960"/>
+            <w:tcW w:type="dxa" w:w="2000"/>
             <w:tcBorders>
               <w:top w:val="single" w:color="000000" w:sz="8"/>
               <w:left w:val="none" w:color="FFFFFF" w:sz="0"/>
@@ -16282,13 +16355,13 @@
                 <w:sz w:val="16"/>
                 <w:szCs w:val="16"/>
               </w:rPr>
-              <w:t xml:space="preserve">Measure</w:t>
-            </w:r>
-          </w:p>
-        </w:tc>
-        <w:tc>
-          <w:tcPr>
-            <w:tcW w:type="dxa" w:w="1800"/>
+              <w:t xml:space="preserve">Exposure</w:t>
+            </w:r>
+          </w:p>
+        </w:tc>
+        <w:tc>
+          <w:tcPr>
+            <w:tcW w:type="dxa" w:w="1400"/>
             <w:tcBorders>
               <w:top w:val="single" w:color="000000" w:sz="8"/>
               <w:left w:val="none" w:color="FFFFFF" w:sz="0"/>
@@ -16315,13 +16388,13 @@
                 <w:sz w:val="16"/>
                 <w:szCs w:val="16"/>
               </w:rPr>
-              <w:t xml:space="preserve">Crude</w:t>
-            </w:r>
-          </w:p>
-        </w:tc>
-        <w:tc>
-          <w:tcPr>
-            <w:tcW w:type="dxa" w:w="1800"/>
+              <w:t xml:space="preserve">Mutually adjusted for</w:t>
+            </w:r>
+          </w:p>
+        </w:tc>
+        <w:tc>
+          <w:tcPr>
+            <w:tcW w:type="dxa" w:w="1480"/>
             <w:tcBorders>
               <w:top w:val="single" w:color="000000" w:sz="8"/>
               <w:left w:val="none" w:color="FFFFFF" w:sz="0"/>
@@ -16348,13 +16421,13 @@
                 <w:sz w:val="16"/>
                 <w:szCs w:val="16"/>
               </w:rPr>
-              <w:t xml:space="preserve">Primary</w:t>
-            </w:r>
-          </w:p>
-        </w:tc>
-        <w:tc>
-          <w:tcPr>
-            <w:tcW w:type="dxa" w:w="1800"/>
+              <w:t xml:space="preserve">Crude</w:t>
+            </w:r>
+          </w:p>
+        </w:tc>
+        <w:tc>
+          <w:tcPr>
+            <w:tcW w:type="dxa" w:w="1480"/>
             <w:tcBorders>
               <w:top w:val="single" w:color="000000" w:sz="8"/>
               <w:left w:val="none" w:color="FFFFFF" w:sz="0"/>
@@ -16381,7 +16454,73 @@
                 <w:sz w:val="16"/>
                 <w:szCs w:val="16"/>
               </w:rPr>
+              <w:t xml:space="preserve">Primary</w:t>
+            </w:r>
+          </w:p>
+        </w:tc>
+        <w:tc>
+          <w:tcPr>
+            <w:tcW w:type="dxa" w:w="1480"/>
+            <w:tcBorders>
+              <w:top w:val="single" w:color="000000" w:sz="8"/>
+              <w:left w:val="none" w:color="FFFFFF" w:sz="0"/>
+              <w:bottom w:val="single" w:color="000000" w:sz="8"/>
+              <w:right w:val="none" w:color="FFFFFF" w:sz="0"/>
+            </w:tcBorders>
+            <w:tcMar>
+              <w:top w:type="dxa" w:w="30"/>
+              <w:left w:type="dxa" w:w="60"/>
+              <w:bottom w:type="dxa" w:w="30"/>
+              <w:right w:type="dxa" w:w="60"/>
+            </w:tcMar>
+          </w:tcPr>
+          <w:p>
+            <w:pPr>
+              <w:spacing w:line="240"/>
+              <w:jc w:val="center"/>
+            </w:pPr>
+            <w:r>
+              <w:rPr>
+                <w:rFonts w:ascii="Times New Roman" w:cs="Times New Roman" w:eastAsia="Times New Roman" w:hAnsi="Times New Roman"/>
+                <w:b/>
+                <w:bCs/>
+                <w:sz w:val="16"/>
+                <w:szCs w:val="16"/>
+              </w:rPr>
               <w:t xml:space="preserve">Secondary</w:t>
+            </w:r>
+          </w:p>
+        </w:tc>
+        <w:tc>
+          <w:tcPr>
+            <w:tcW w:type="dxa" w:w="1520"/>
+            <w:tcBorders>
+              <w:top w:val="single" w:color="000000" w:sz="8"/>
+              <w:left w:val="none" w:color="FFFFFF" w:sz="0"/>
+              <w:bottom w:val="single" w:color="000000" w:sz="8"/>
+              <w:right w:val="none" w:color="FFFFFF" w:sz="0"/>
+            </w:tcBorders>
+            <w:tcMar>
+              <w:top w:type="dxa" w:w="30"/>
+              <w:left w:type="dxa" w:w="60"/>
+              <w:bottom w:type="dxa" w:w="30"/>
+              <w:right w:type="dxa" w:w="60"/>
+            </w:tcMar>
+          </w:tcPr>
+          <w:p>
+            <w:pPr>
+              <w:spacing w:line="240"/>
+              <w:jc w:val="center"/>
+            </w:pPr>
+            <w:r>
+              <w:rPr>
+                <w:rFonts w:ascii="Times New Roman" w:cs="Times New Roman" w:eastAsia="Times New Roman" w:hAnsi="Times New Roman"/>
+                <w:b/>
+                <w:bCs/>
+                <w:sz w:val="16"/>
+                <w:szCs w:val="16"/>
+              </w:rPr>
+              <w:t xml:space="preserve">Primary, single exposure</w:t>
             </w:r>
           </w:p>
         </w:tc>
@@ -16392,7 +16531,7 @@
         </w:trPr>
         <w:tc>
           <w:tcPr>
-            <w:tcW w:type="dxa" w:w="3960"/>
+            <w:tcW w:type="dxa" w:w="2000"/>
             <w:tcBorders>
               <w:top w:val="none" w:color="FFFFFF" w:sz="0"/>
               <w:left w:val="none" w:color="FFFFFF" w:sz="0"/>
@@ -16417,100 +16556,162 @@
                 <w:sz w:val="16"/>
                 <w:szCs w:val="16"/>
               </w:rPr>
-              <w:t xml:space="preserve">RR, MVM only vs neither</w:t>
-            </w:r>
-          </w:p>
-        </w:tc>
-        <w:tc>
-          <w:tcPr>
-            <w:tcW w:type="dxa" w:w="1800"/>
-            <w:tcBorders>
-              <w:top w:val="none" w:color="FFFFFF" w:sz="0"/>
-              <w:left w:val="none" w:color="FFFFFF" w:sz="0"/>
-              <w:bottom w:val="none" w:color="FFFFFF" w:sz="0"/>
-              <w:right w:val="none" w:color="FFFFFF" w:sz="0"/>
-            </w:tcBorders>
-            <w:tcMar>
-              <w:top w:type="dxa" w:w="30"/>
-              <w:left w:type="dxa" w:w="60"/>
-              <w:bottom w:type="dxa" w:w="30"/>
-              <w:right w:type="dxa" w:w="60"/>
-            </w:tcMar>
-          </w:tcPr>
-          <w:p>
-            <w:pPr>
-              <w:spacing w:line="240"/>
-              <w:jc w:val="center"/>
-            </w:pPr>
-            <w:r>
-              <w:rPr>
-                <w:rFonts w:ascii="Times New Roman" w:cs="Times New Roman" w:eastAsia="Times New Roman" w:hAnsi="Times New Roman"/>
-                <w:sz w:val="16"/>
-                <w:szCs w:val="16"/>
-              </w:rPr>
-              <w:t xml:space="preserve">1.18 (0.98, 1.42)</w:t>
-            </w:r>
-          </w:p>
-        </w:tc>
-        <w:tc>
-          <w:tcPr>
-            <w:tcW w:type="dxa" w:w="1800"/>
-            <w:tcBorders>
-              <w:top w:val="none" w:color="FFFFFF" w:sz="0"/>
-              <w:left w:val="none" w:color="FFFFFF" w:sz="0"/>
-              <w:bottom w:val="none" w:color="FFFFFF" w:sz="0"/>
-              <w:right w:val="none" w:color="FFFFFF" w:sz="0"/>
-            </w:tcBorders>
-            <w:tcMar>
-              <w:top w:type="dxa" w:w="30"/>
-              <w:left w:type="dxa" w:w="60"/>
-              <w:bottom w:type="dxa" w:w="30"/>
-              <w:right w:type="dxa" w:w="60"/>
-            </w:tcMar>
-          </w:tcPr>
-          <w:p>
-            <w:pPr>
-              <w:spacing w:line="240"/>
-              <w:jc w:val="center"/>
-            </w:pPr>
-            <w:r>
-              <w:rPr>
-                <w:rFonts w:ascii="Times New Roman" w:cs="Times New Roman" w:eastAsia="Times New Roman" w:hAnsi="Times New Roman"/>
-                <w:sz w:val="16"/>
-                <w:szCs w:val="16"/>
-              </w:rPr>
-              <w:t xml:space="preserve">1.08 (0.89, 1.32)</w:t>
-            </w:r>
-          </w:p>
-        </w:tc>
-        <w:tc>
-          <w:tcPr>
-            <w:tcW w:type="dxa" w:w="1800"/>
-            <w:tcBorders>
-              <w:top w:val="none" w:color="FFFFFF" w:sz="0"/>
-              <w:left w:val="none" w:color="FFFFFF" w:sz="0"/>
-              <w:bottom w:val="none" w:color="FFFFFF" w:sz="0"/>
-              <w:right w:val="none" w:color="FFFFFF" w:sz="0"/>
-            </w:tcBorders>
-            <w:tcMar>
-              <w:top w:type="dxa" w:w="30"/>
-              <w:left w:type="dxa" w:w="60"/>
-              <w:bottom w:type="dxa" w:w="30"/>
-              <w:right w:type="dxa" w:w="60"/>
-            </w:tcMar>
-          </w:tcPr>
-          <w:p>
-            <w:pPr>
-              <w:spacing w:line="240"/>
-              <w:jc w:val="center"/>
-            </w:pPr>
-            <w:r>
-              <w:rPr>
-                <w:rFonts w:ascii="Times New Roman" w:cs="Times New Roman" w:eastAsia="Times New Roman" w:hAnsi="Times New Roman"/>
-                <w:sz w:val="16"/>
-                <w:szCs w:val="16"/>
-              </w:rPr>
-              <w:t xml:space="preserve">1.18 (0.98, 1.42)</w:t>
+              <w:t xml:space="preserve">MVM any vs none</w:t>
+            </w:r>
+          </w:p>
+        </w:tc>
+        <w:tc>
+          <w:tcPr>
+            <w:tcW w:type="dxa" w:w="1400"/>
+            <w:tcBorders>
+              <w:top w:val="none" w:color="FFFFFF" w:sz="0"/>
+              <w:left w:val="none" w:color="FFFFFF" w:sz="0"/>
+              <w:bottom w:val="none" w:color="FFFFFF" w:sz="0"/>
+              <w:right w:val="none" w:color="FFFFFF" w:sz="0"/>
+            </w:tcBorders>
+            <w:tcMar>
+              <w:top w:type="dxa" w:w="30"/>
+              <w:left w:type="dxa" w:w="60"/>
+              <w:bottom w:type="dxa" w:w="30"/>
+              <w:right w:type="dxa" w:w="60"/>
+            </w:tcMar>
+          </w:tcPr>
+          <w:p>
+            <w:pPr>
+              <w:spacing w:line="240"/>
+              <w:jc w:val="center"/>
+            </w:pPr>
+            <w:r>
+              <w:rPr>
+                <w:rFonts w:ascii="Times New Roman" w:cs="Times New Roman" w:eastAsia="Times New Roman" w:hAnsi="Times New Roman"/>
+                <w:sz w:val="16"/>
+                <w:szCs w:val="16"/>
+              </w:rPr>
+              <w:t xml:space="preserve">AI any</w:t>
+            </w:r>
+          </w:p>
+        </w:tc>
+        <w:tc>
+          <w:tcPr>
+            <w:tcW w:type="dxa" w:w="1480"/>
+            <w:tcBorders>
+              <w:top w:val="none" w:color="FFFFFF" w:sz="0"/>
+              <w:left w:val="none" w:color="FFFFFF" w:sz="0"/>
+              <w:bottom w:val="none" w:color="FFFFFF" w:sz="0"/>
+              <w:right w:val="none" w:color="FFFFFF" w:sz="0"/>
+            </w:tcBorders>
+            <w:tcMar>
+              <w:top w:type="dxa" w:w="30"/>
+              <w:left w:type="dxa" w:w="60"/>
+              <w:bottom w:type="dxa" w:w="30"/>
+              <w:right w:type="dxa" w:w="60"/>
+            </w:tcMar>
+          </w:tcPr>
+          <w:p>
+            <w:pPr>
+              <w:spacing w:line="240"/>
+              <w:jc w:val="center"/>
+            </w:pPr>
+            <w:r>
+              <w:rPr>
+                <w:rFonts w:ascii="Times New Roman" w:cs="Times New Roman" w:eastAsia="Times New Roman" w:hAnsi="Times New Roman"/>
+                <w:sz w:val="16"/>
+                <w:szCs w:val="16"/>
+              </w:rPr>
+              <w:t xml:space="preserve">1.21 (1.03, 1.42)</w:t>
+            </w:r>
+          </w:p>
+        </w:tc>
+        <w:tc>
+          <w:tcPr>
+            <w:tcW w:type="dxa" w:w="1480"/>
+            <w:tcBorders>
+              <w:top w:val="none" w:color="FFFFFF" w:sz="0"/>
+              <w:left w:val="none" w:color="FFFFFF" w:sz="0"/>
+              <w:bottom w:val="none" w:color="FFFFFF" w:sz="0"/>
+              <w:right w:val="none" w:color="FFFFFF" w:sz="0"/>
+            </w:tcBorders>
+            <w:tcMar>
+              <w:top w:type="dxa" w:w="30"/>
+              <w:left w:type="dxa" w:w="60"/>
+              <w:bottom w:type="dxa" w:w="30"/>
+              <w:right w:type="dxa" w:w="60"/>
+            </w:tcMar>
+          </w:tcPr>
+          <w:p>
+            <w:pPr>
+              <w:spacing w:line="240"/>
+              <w:jc w:val="center"/>
+            </w:pPr>
+            <w:r>
+              <w:rPr>
+                <w:rFonts w:ascii="Times New Roman" w:cs="Times New Roman" w:eastAsia="Times New Roman" w:hAnsi="Times New Roman"/>
+                <w:sz w:val="16"/>
+                <w:szCs w:val="16"/>
+              </w:rPr>
+              <w:t xml:space="preserve">1.14 (0.96, 1.35)</w:t>
+            </w:r>
+          </w:p>
+        </w:tc>
+        <w:tc>
+          <w:tcPr>
+            <w:tcW w:type="dxa" w:w="1480"/>
+            <w:tcBorders>
+              <w:top w:val="none" w:color="FFFFFF" w:sz="0"/>
+              <w:left w:val="none" w:color="FFFFFF" w:sz="0"/>
+              <w:bottom w:val="none" w:color="FFFFFF" w:sz="0"/>
+              <w:right w:val="none" w:color="FFFFFF" w:sz="0"/>
+            </w:tcBorders>
+            <w:tcMar>
+              <w:top w:type="dxa" w:w="30"/>
+              <w:left w:type="dxa" w:w="60"/>
+              <w:bottom w:type="dxa" w:w="30"/>
+              <w:right w:type="dxa" w:w="60"/>
+            </w:tcMar>
+          </w:tcPr>
+          <w:p>
+            <w:pPr>
+              <w:spacing w:line="240"/>
+              <w:jc w:val="center"/>
+            </w:pPr>
+            <w:r>
+              <w:rPr>
+                <w:rFonts w:ascii="Times New Roman" w:cs="Times New Roman" w:eastAsia="Times New Roman" w:hAnsi="Times New Roman"/>
+                <w:sz w:val="16"/>
+                <w:szCs w:val="16"/>
+              </w:rPr>
+              <w:t xml:space="preserve">1.24 (1.06, 1.45)</w:t>
+            </w:r>
+          </w:p>
+        </w:tc>
+        <w:tc>
+          <w:tcPr>
+            <w:tcW w:type="dxa" w:w="1520"/>
+            <w:tcBorders>
+              <w:top w:val="none" w:color="FFFFFF" w:sz="0"/>
+              <w:left w:val="none" w:color="FFFFFF" w:sz="0"/>
+              <w:bottom w:val="none" w:color="FFFFFF" w:sz="0"/>
+              <w:right w:val="none" w:color="FFFFFF" w:sz="0"/>
+            </w:tcBorders>
+            <w:tcMar>
+              <w:top w:type="dxa" w:w="30"/>
+              <w:left w:type="dxa" w:w="60"/>
+              <w:bottom w:type="dxa" w:w="30"/>
+              <w:right w:type="dxa" w:w="60"/>
+            </w:tcMar>
+          </w:tcPr>
+          <w:p>
+            <w:pPr>
+              <w:spacing w:line="240"/>
+              <w:jc w:val="center"/>
+            </w:pPr>
+            <w:r>
+              <w:rPr>
+                <w:rFonts w:ascii="Times New Roman" w:cs="Times New Roman" w:eastAsia="Times New Roman" w:hAnsi="Times New Roman"/>
+                <w:sz w:val="16"/>
+                <w:szCs w:val="16"/>
+              </w:rPr>
+              <w:t xml:space="preserve">1.14 (0.96, 1.35)</w:t>
             </w:r>
           </w:p>
         </w:tc>
@@ -16521,7 +16722,7 @@
         </w:trPr>
         <w:tc>
           <w:tcPr>
-            <w:tcW w:type="dxa" w:w="3960"/>
+            <w:tcW w:type="dxa" w:w="2000"/>
             <w:tcBorders>
               <w:top w:val="none" w:color="FFFFFF" w:sz="0"/>
               <w:left w:val="none" w:color="FFFFFF" w:sz="0"/>
@@ -16546,100 +16747,162 @@
                 <w:sz w:val="16"/>
                 <w:szCs w:val="16"/>
               </w:rPr>
-              <w:t xml:space="preserve">RR, AI only vs neither</w:t>
-            </w:r>
-          </w:p>
-        </w:tc>
-        <w:tc>
-          <w:tcPr>
-            <w:tcW w:type="dxa" w:w="1800"/>
-            <w:tcBorders>
-              <w:top w:val="none" w:color="FFFFFF" w:sz="0"/>
-              <w:left w:val="none" w:color="FFFFFF" w:sz="0"/>
-              <w:bottom w:val="none" w:color="FFFFFF" w:sz="0"/>
-              <w:right w:val="none" w:color="FFFFFF" w:sz="0"/>
-            </w:tcBorders>
-            <w:tcMar>
-              <w:top w:type="dxa" w:w="30"/>
-              <w:left w:type="dxa" w:w="60"/>
-              <w:bottom w:type="dxa" w:w="30"/>
-              <w:right w:type="dxa" w:w="60"/>
-            </w:tcMar>
-          </w:tcPr>
-          <w:p>
-            <w:pPr>
-              <w:spacing w:line="240"/>
-              <w:jc w:val="center"/>
-            </w:pPr>
-            <w:r>
-              <w:rPr>
-                <w:rFonts w:ascii="Times New Roman" w:cs="Times New Roman" w:eastAsia="Times New Roman" w:hAnsi="Times New Roman"/>
-                <w:sz w:val="16"/>
-                <w:szCs w:val="16"/>
-              </w:rPr>
-              <w:t xml:space="preserve">1.19 (0.96, 1.47)</w:t>
-            </w:r>
-          </w:p>
-        </w:tc>
-        <w:tc>
-          <w:tcPr>
-            <w:tcW w:type="dxa" w:w="1800"/>
-            <w:tcBorders>
-              <w:top w:val="none" w:color="FFFFFF" w:sz="0"/>
-              <w:left w:val="none" w:color="FFFFFF" w:sz="0"/>
-              <w:bottom w:val="none" w:color="FFFFFF" w:sz="0"/>
-              <w:right w:val="none" w:color="FFFFFF" w:sz="0"/>
-            </w:tcBorders>
-            <w:tcMar>
-              <w:top w:type="dxa" w:w="30"/>
-              <w:left w:type="dxa" w:w="60"/>
-              <w:bottom w:type="dxa" w:w="30"/>
-              <w:right w:type="dxa" w:w="60"/>
-            </w:tcMar>
-          </w:tcPr>
-          <w:p>
-            <w:pPr>
-              <w:spacing w:line="240"/>
-              <w:jc w:val="center"/>
-            </w:pPr>
-            <w:r>
-              <w:rPr>
-                <w:rFonts w:ascii="Times New Roman" w:cs="Times New Roman" w:eastAsia="Times New Roman" w:hAnsi="Times New Roman"/>
-                <w:sz w:val="16"/>
-                <w:szCs w:val="16"/>
-              </w:rPr>
-              <w:t xml:space="preserve">1.07 (0.86, 1.32)</w:t>
-            </w:r>
-          </w:p>
-        </w:tc>
-        <w:tc>
-          <w:tcPr>
-            <w:tcW w:type="dxa" w:w="1800"/>
-            <w:tcBorders>
-              <w:top w:val="none" w:color="FFFFFF" w:sz="0"/>
-              <w:left w:val="none" w:color="FFFFFF" w:sz="0"/>
-              <w:bottom w:val="none" w:color="FFFFFF" w:sz="0"/>
-              <w:right w:val="none" w:color="FFFFFF" w:sz="0"/>
-            </w:tcBorders>
-            <w:tcMar>
-              <w:top w:type="dxa" w:w="30"/>
-              <w:left w:type="dxa" w:w="60"/>
-              <w:bottom w:type="dxa" w:w="30"/>
-              <w:right w:type="dxa" w:w="60"/>
-            </w:tcMar>
-          </w:tcPr>
-          <w:p>
-            <w:pPr>
-              <w:spacing w:line="240"/>
-              <w:jc w:val="center"/>
-            </w:pPr>
-            <w:r>
-              <w:rPr>
-                <w:rFonts w:ascii="Times New Roman" w:cs="Times New Roman" w:eastAsia="Times New Roman" w:hAnsi="Times New Roman"/>
-                <w:sz w:val="16"/>
-                <w:szCs w:val="16"/>
-              </w:rPr>
-              <w:t xml:space="preserve">1.11 (0.90, 1.37)</w:t>
+              <w:t xml:space="preserve">MVM score, per 1 point</w:t>
+            </w:r>
+          </w:p>
+        </w:tc>
+        <w:tc>
+          <w:tcPr>
+            <w:tcW w:type="dxa" w:w="1400"/>
+            <w:tcBorders>
+              <w:top w:val="none" w:color="FFFFFF" w:sz="0"/>
+              <w:left w:val="none" w:color="FFFFFF" w:sz="0"/>
+              <w:bottom w:val="none" w:color="FFFFFF" w:sz="0"/>
+              <w:right w:val="none" w:color="FFFFFF" w:sz="0"/>
+            </w:tcBorders>
+            <w:tcMar>
+              <w:top w:type="dxa" w:w="30"/>
+              <w:left w:type="dxa" w:w="60"/>
+              <w:bottom w:type="dxa" w:w="30"/>
+              <w:right w:type="dxa" w:w="60"/>
+            </w:tcMar>
+          </w:tcPr>
+          <w:p>
+            <w:pPr>
+              <w:spacing w:line="240"/>
+              <w:jc w:val="center"/>
+            </w:pPr>
+            <w:r>
+              <w:rPr>
+                <w:rFonts w:ascii="Times New Roman" w:cs="Times New Roman" w:eastAsia="Times New Roman" w:hAnsi="Times New Roman"/>
+                <w:sz w:val="16"/>
+                <w:szCs w:val="16"/>
+              </w:rPr>
+              <w:t xml:space="preserve">AI score</w:t>
+            </w:r>
+          </w:p>
+        </w:tc>
+        <w:tc>
+          <w:tcPr>
+            <w:tcW w:type="dxa" w:w="1480"/>
+            <w:tcBorders>
+              <w:top w:val="none" w:color="FFFFFF" w:sz="0"/>
+              <w:left w:val="none" w:color="FFFFFF" w:sz="0"/>
+              <w:bottom w:val="none" w:color="FFFFFF" w:sz="0"/>
+              <w:right w:val="none" w:color="FFFFFF" w:sz="0"/>
+            </w:tcBorders>
+            <w:tcMar>
+              <w:top w:type="dxa" w:w="30"/>
+              <w:left w:type="dxa" w:w="60"/>
+              <w:bottom w:type="dxa" w:w="30"/>
+              <w:right w:type="dxa" w:w="60"/>
+            </w:tcMar>
+          </w:tcPr>
+          <w:p>
+            <w:pPr>
+              <w:spacing w:line="240"/>
+              <w:jc w:val="center"/>
+            </w:pPr>
+            <w:r>
+              <w:rPr>
+                <w:rFonts w:ascii="Times New Roman" w:cs="Times New Roman" w:eastAsia="Times New Roman" w:hAnsi="Times New Roman"/>
+                <w:sz w:val="16"/>
+                <w:szCs w:val="16"/>
+              </w:rPr>
+              <w:t xml:space="preserve">1.09 (1.01, 1.18)</w:t>
+            </w:r>
+          </w:p>
+        </w:tc>
+        <w:tc>
+          <w:tcPr>
+            <w:tcW w:type="dxa" w:w="1480"/>
+            <w:tcBorders>
+              <w:top w:val="none" w:color="FFFFFF" w:sz="0"/>
+              <w:left w:val="none" w:color="FFFFFF" w:sz="0"/>
+              <w:bottom w:val="none" w:color="FFFFFF" w:sz="0"/>
+              <w:right w:val="none" w:color="FFFFFF" w:sz="0"/>
+            </w:tcBorders>
+            <w:tcMar>
+              <w:top w:type="dxa" w:w="30"/>
+              <w:left w:type="dxa" w:w="60"/>
+              <w:bottom w:type="dxa" w:w="30"/>
+              <w:right w:type="dxa" w:w="60"/>
+            </w:tcMar>
+          </w:tcPr>
+          <w:p>
+            <w:pPr>
+              <w:spacing w:line="240"/>
+              <w:jc w:val="center"/>
+            </w:pPr>
+            <w:r>
+              <w:rPr>
+                <w:rFonts w:ascii="Times New Roman" w:cs="Times New Roman" w:eastAsia="Times New Roman" w:hAnsi="Times New Roman"/>
+                <w:sz w:val="16"/>
+                <w:szCs w:val="16"/>
+              </w:rPr>
+              <w:t xml:space="preserve">1.05 (0.96, 1.15)</w:t>
+            </w:r>
+          </w:p>
+        </w:tc>
+        <w:tc>
+          <w:tcPr>
+            <w:tcW w:type="dxa" w:w="1480"/>
+            <w:tcBorders>
+              <w:top w:val="none" w:color="FFFFFF" w:sz="0"/>
+              <w:left w:val="none" w:color="FFFFFF" w:sz="0"/>
+              <w:bottom w:val="none" w:color="FFFFFF" w:sz="0"/>
+              <w:right w:val="none" w:color="FFFFFF" w:sz="0"/>
+            </w:tcBorders>
+            <w:tcMar>
+              <w:top w:type="dxa" w:w="30"/>
+              <w:left w:type="dxa" w:w="60"/>
+              <w:bottom w:type="dxa" w:w="30"/>
+              <w:right w:type="dxa" w:w="60"/>
+            </w:tcMar>
+          </w:tcPr>
+          <w:p>
+            <w:pPr>
+              <w:spacing w:line="240"/>
+              <w:jc w:val="center"/>
+            </w:pPr>
+            <w:r>
+              <w:rPr>
+                <w:rFonts w:ascii="Times New Roman" w:cs="Times New Roman" w:eastAsia="Times New Roman" w:hAnsi="Times New Roman"/>
+                <w:sz w:val="16"/>
+                <w:szCs w:val="16"/>
+              </w:rPr>
+              <w:t xml:space="preserve">1.12 (1.03, 1.21)</w:t>
+            </w:r>
+          </w:p>
+        </w:tc>
+        <w:tc>
+          <w:tcPr>
+            <w:tcW w:type="dxa" w:w="1520"/>
+            <w:tcBorders>
+              <w:top w:val="none" w:color="FFFFFF" w:sz="0"/>
+              <w:left w:val="none" w:color="FFFFFF" w:sz="0"/>
+              <w:bottom w:val="none" w:color="FFFFFF" w:sz="0"/>
+              <w:right w:val="none" w:color="FFFFFF" w:sz="0"/>
+            </w:tcBorders>
+            <w:tcMar>
+              <w:top w:type="dxa" w:w="30"/>
+              <w:left w:type="dxa" w:w="60"/>
+              <w:bottom w:type="dxa" w:w="30"/>
+              <w:right w:type="dxa" w:w="60"/>
+            </w:tcMar>
+          </w:tcPr>
+          <w:p>
+            <w:pPr>
+              <w:spacing w:line="240"/>
+              <w:jc w:val="center"/>
+            </w:pPr>
+            <w:r>
+              <w:rPr>
+                <w:rFonts w:ascii="Times New Roman" w:cs="Times New Roman" w:eastAsia="Times New Roman" w:hAnsi="Times New Roman"/>
+                <w:sz w:val="16"/>
+                <w:szCs w:val="16"/>
+              </w:rPr>
+              <w:t xml:space="preserve">1.05 (0.97, 1.15)</w:t>
             </w:r>
           </w:p>
         </w:tc>
@@ -16650,7 +16913,7 @@
         </w:trPr>
         <w:tc>
           <w:tcPr>
-            <w:tcW w:type="dxa" w:w="3960"/>
+            <w:tcW w:type="dxa" w:w="2000"/>
             <w:tcBorders>
               <w:top w:val="none" w:color="FFFFFF" w:sz="0"/>
               <w:left w:val="none" w:color="FFFFFF" w:sz="0"/>
@@ -16675,100 +16938,162 @@
                 <w:sz w:val="16"/>
                 <w:szCs w:val="16"/>
               </w:rPr>
-              <w:t xml:space="preserve">RR, both vs neither</w:t>
-            </w:r>
-          </w:p>
-        </w:tc>
-        <w:tc>
-          <w:tcPr>
-            <w:tcW w:type="dxa" w:w="1800"/>
-            <w:tcBorders>
-              <w:top w:val="none" w:color="FFFFFF" w:sz="0"/>
-              <w:left w:val="none" w:color="FFFFFF" w:sz="0"/>
-              <w:bottom w:val="none" w:color="FFFFFF" w:sz="0"/>
-              <w:right w:val="none" w:color="FFFFFF" w:sz="0"/>
-            </w:tcBorders>
-            <w:tcMar>
-              <w:top w:type="dxa" w:w="30"/>
-              <w:left w:type="dxa" w:w="60"/>
-              <w:bottom w:type="dxa" w:w="30"/>
-              <w:right w:type="dxa" w:w="60"/>
-            </w:tcMar>
-          </w:tcPr>
-          <w:p>
-            <w:pPr>
-              <w:spacing w:line="240"/>
-              <w:jc w:val="center"/>
-            </w:pPr>
-            <w:r>
-              <w:rPr>
-                <w:rFonts w:ascii="Times New Roman" w:cs="Times New Roman" w:eastAsia="Times New Roman" w:hAnsi="Times New Roman"/>
-                <w:sz w:val="16"/>
-                <w:szCs w:val="16"/>
-              </w:rPr>
-              <w:t xml:space="preserve">1.55 (1.20, 1.99)</w:t>
-            </w:r>
-          </w:p>
-        </w:tc>
-        <w:tc>
-          <w:tcPr>
-            <w:tcW w:type="dxa" w:w="1800"/>
-            <w:tcBorders>
-              <w:top w:val="none" w:color="FFFFFF" w:sz="0"/>
-              <w:left w:val="none" w:color="FFFFFF" w:sz="0"/>
-              <w:bottom w:val="none" w:color="FFFFFF" w:sz="0"/>
-              <w:right w:val="none" w:color="FFFFFF" w:sz="0"/>
-            </w:tcBorders>
-            <w:tcMar>
-              <w:top w:type="dxa" w:w="30"/>
-              <w:left w:type="dxa" w:w="60"/>
-              <w:bottom w:type="dxa" w:w="30"/>
-              <w:right w:type="dxa" w:w="60"/>
-            </w:tcMar>
-          </w:tcPr>
-          <w:p>
-            <w:pPr>
-              <w:spacing w:line="240"/>
-              <w:jc w:val="center"/>
-            </w:pPr>
-            <w:r>
-              <w:rPr>
-                <w:rFonts w:ascii="Times New Roman" w:cs="Times New Roman" w:eastAsia="Times New Roman" w:hAnsi="Times New Roman"/>
-                <w:sz w:val="16"/>
-                <w:szCs w:val="16"/>
-              </w:rPr>
-              <w:t xml:space="preserve">1.37 (1.05, 1.78)</w:t>
-            </w:r>
-          </w:p>
-        </w:tc>
-        <w:tc>
-          <w:tcPr>
-            <w:tcW w:type="dxa" w:w="1800"/>
-            <w:tcBorders>
-              <w:top w:val="none" w:color="FFFFFF" w:sz="0"/>
-              <w:left w:val="none" w:color="FFFFFF" w:sz="0"/>
-              <w:bottom w:val="none" w:color="FFFFFF" w:sz="0"/>
-              <w:right w:val="none" w:color="FFFFFF" w:sz="0"/>
-            </w:tcBorders>
-            <w:tcMar>
-              <w:top w:type="dxa" w:w="30"/>
-              <w:left w:type="dxa" w:w="60"/>
-              <w:bottom w:type="dxa" w:w="30"/>
-              <w:right w:type="dxa" w:w="60"/>
-            </w:tcMar>
-          </w:tcPr>
-          <w:p>
-            <w:pPr>
-              <w:spacing w:line="240"/>
-              <w:jc w:val="center"/>
-            </w:pPr>
-            <w:r>
-              <w:rPr>
-                <w:rFonts w:ascii="Times New Roman" w:cs="Times New Roman" w:eastAsia="Times New Roman" w:hAnsi="Times New Roman"/>
-                <w:sz w:val="16"/>
-                <w:szCs w:val="16"/>
-              </w:rPr>
-              <w:t xml:space="preserve">1.57 (1.22, 2.02)</w:t>
+              <w:t xml:space="preserve">AI any vs none</w:t>
+            </w:r>
+          </w:p>
+        </w:tc>
+        <w:tc>
+          <w:tcPr>
+            <w:tcW w:type="dxa" w:w="1400"/>
+            <w:tcBorders>
+              <w:top w:val="none" w:color="FFFFFF" w:sz="0"/>
+              <w:left w:val="none" w:color="FFFFFF" w:sz="0"/>
+              <w:bottom w:val="none" w:color="FFFFFF" w:sz="0"/>
+              <w:right w:val="none" w:color="FFFFFF" w:sz="0"/>
+            </w:tcBorders>
+            <w:tcMar>
+              <w:top w:type="dxa" w:w="30"/>
+              <w:left w:type="dxa" w:w="60"/>
+              <w:bottom w:type="dxa" w:w="30"/>
+              <w:right w:type="dxa" w:w="60"/>
+            </w:tcMar>
+          </w:tcPr>
+          <w:p>
+            <w:pPr>
+              <w:spacing w:line="240"/>
+              <w:jc w:val="center"/>
+            </w:pPr>
+            <w:r>
+              <w:rPr>
+                <w:rFonts w:ascii="Times New Roman" w:cs="Times New Roman" w:eastAsia="Times New Roman" w:hAnsi="Times New Roman"/>
+                <w:sz w:val="16"/>
+                <w:szCs w:val="16"/>
+              </w:rPr>
+              <w:t xml:space="preserve">MVM any</w:t>
+            </w:r>
+          </w:p>
+        </w:tc>
+        <w:tc>
+          <w:tcPr>
+            <w:tcW w:type="dxa" w:w="1480"/>
+            <w:tcBorders>
+              <w:top w:val="none" w:color="FFFFFF" w:sz="0"/>
+              <w:left w:val="none" w:color="FFFFFF" w:sz="0"/>
+              <w:bottom w:val="none" w:color="FFFFFF" w:sz="0"/>
+              <w:right w:val="none" w:color="FFFFFF" w:sz="0"/>
+            </w:tcBorders>
+            <w:tcMar>
+              <w:top w:type="dxa" w:w="30"/>
+              <w:left w:type="dxa" w:w="60"/>
+              <w:bottom w:type="dxa" w:w="30"/>
+              <w:right w:type="dxa" w:w="60"/>
+            </w:tcMar>
+          </w:tcPr>
+          <w:p>
+            <w:pPr>
+              <w:spacing w:line="240"/>
+              <w:jc w:val="center"/>
+            </w:pPr>
+            <w:r>
+              <w:rPr>
+                <w:rFonts w:ascii="Times New Roman" w:cs="Times New Roman" w:eastAsia="Times New Roman" w:hAnsi="Times New Roman"/>
+                <w:sz w:val="16"/>
+                <w:szCs w:val="16"/>
+              </w:rPr>
+              <w:t xml:space="preserve">1.23 (1.04, 1.46)</w:t>
+            </w:r>
+          </w:p>
+        </w:tc>
+        <w:tc>
+          <w:tcPr>
+            <w:tcW w:type="dxa" w:w="1480"/>
+            <w:tcBorders>
+              <w:top w:val="none" w:color="FFFFFF" w:sz="0"/>
+              <w:left w:val="none" w:color="FFFFFF" w:sz="0"/>
+              <w:bottom w:val="none" w:color="FFFFFF" w:sz="0"/>
+              <w:right w:val="none" w:color="FFFFFF" w:sz="0"/>
+            </w:tcBorders>
+            <w:tcMar>
+              <w:top w:type="dxa" w:w="30"/>
+              <w:left w:type="dxa" w:w="60"/>
+              <w:bottom w:type="dxa" w:w="30"/>
+              <w:right w:type="dxa" w:w="60"/>
+            </w:tcMar>
+          </w:tcPr>
+          <w:p>
+            <w:pPr>
+              <w:spacing w:line="240"/>
+              <w:jc w:val="center"/>
+            </w:pPr>
+            <w:r>
+              <w:rPr>
+                <w:rFonts w:ascii="Times New Roman" w:cs="Times New Roman" w:eastAsia="Times New Roman" w:hAnsi="Times New Roman"/>
+                <w:sz w:val="16"/>
+                <w:szCs w:val="16"/>
+              </w:rPr>
+              <w:t xml:space="preserve">1.13 (0.96, 1.34)</w:t>
+            </w:r>
+          </w:p>
+        </w:tc>
+        <w:tc>
+          <w:tcPr>
+            <w:tcW w:type="dxa" w:w="1480"/>
+            <w:tcBorders>
+              <w:top w:val="none" w:color="FFFFFF" w:sz="0"/>
+              <w:left w:val="none" w:color="FFFFFF" w:sz="0"/>
+              <w:bottom w:val="none" w:color="FFFFFF" w:sz="0"/>
+              <w:right w:val="none" w:color="FFFFFF" w:sz="0"/>
+            </w:tcBorders>
+            <w:tcMar>
+              <w:top w:type="dxa" w:w="30"/>
+              <w:left w:type="dxa" w:w="60"/>
+              <w:bottom w:type="dxa" w:w="30"/>
+              <w:right w:type="dxa" w:w="60"/>
+            </w:tcMar>
+          </w:tcPr>
+          <w:p>
+            <w:pPr>
+              <w:spacing w:line="240"/>
+              <w:jc w:val="center"/>
+            </w:pPr>
+            <w:r>
+              <w:rPr>
+                <w:rFonts w:ascii="Times New Roman" w:cs="Times New Roman" w:eastAsia="Times New Roman" w:hAnsi="Times New Roman"/>
+                <w:sz w:val="16"/>
+                <w:szCs w:val="16"/>
+              </w:rPr>
+              <w:t xml:space="preserve">1.19 (1.01, 1.41)</w:t>
+            </w:r>
+          </w:p>
+        </w:tc>
+        <w:tc>
+          <w:tcPr>
+            <w:tcW w:type="dxa" w:w="1520"/>
+            <w:tcBorders>
+              <w:top w:val="none" w:color="FFFFFF" w:sz="0"/>
+              <w:left w:val="none" w:color="FFFFFF" w:sz="0"/>
+              <w:bottom w:val="none" w:color="FFFFFF" w:sz="0"/>
+              <w:right w:val="none" w:color="FFFFFF" w:sz="0"/>
+            </w:tcBorders>
+            <w:tcMar>
+              <w:top w:type="dxa" w:w="30"/>
+              <w:left w:type="dxa" w:w="60"/>
+              <w:bottom w:type="dxa" w:w="30"/>
+              <w:right w:type="dxa" w:w="60"/>
+            </w:tcMar>
+          </w:tcPr>
+          <w:p>
+            <w:pPr>
+              <w:spacing w:line="240"/>
+              <w:jc w:val="center"/>
+            </w:pPr>
+            <w:r>
+              <w:rPr>
+                <w:rFonts w:ascii="Times New Roman" w:cs="Times New Roman" w:eastAsia="Times New Roman" w:hAnsi="Times New Roman"/>
+                <w:sz w:val="16"/>
+                <w:szCs w:val="16"/>
+              </w:rPr>
+              <w:t xml:space="preserve">1.14 (0.96, 1.35)</w:t>
             </w:r>
           </w:p>
         </w:tc>
@@ -16779,11 +17104,11 @@
         </w:trPr>
         <w:tc>
           <w:tcPr>
-            <w:tcW w:type="dxa" w:w="3960"/>
-            <w:tcBorders>
-              <w:top w:val="none" w:color="FFFFFF" w:sz="0"/>
-              <w:left w:val="none" w:color="FFFFFF" w:sz="0"/>
-              <w:bottom w:val="none" w:color="FFFFFF" w:sz="0"/>
+            <w:tcW w:type="dxa" w:w="2000"/>
+            <w:tcBorders>
+              <w:top w:val="none" w:color="FFFFFF" w:sz="0"/>
+              <w:left w:val="none" w:color="FFFFFF" w:sz="0"/>
+              <w:bottom w:val="single" w:color="000000" w:sz="8"/>
               <w:right w:val="none" w:color="FFFFFF" w:sz="0"/>
             </w:tcBorders>
             <w:tcMar>
@@ -16804,369 +17129,13 @@
                 <w:sz w:val="16"/>
                 <w:szCs w:val="16"/>
               </w:rPr>
-              <w:t xml:space="preserve">RERI (additive, 0 = none)</w:t>
-            </w:r>
-          </w:p>
-        </w:tc>
-        <w:tc>
-          <w:tcPr>
-            <w:tcW w:type="dxa" w:w="1800"/>
-            <w:tcBorders>
-              <w:top w:val="none" w:color="FFFFFF" w:sz="0"/>
-              <w:left w:val="none" w:color="FFFFFF" w:sz="0"/>
-              <w:bottom w:val="none" w:color="FFFFFF" w:sz="0"/>
-              <w:right w:val="none" w:color="FFFFFF" w:sz="0"/>
-            </w:tcBorders>
-            <w:tcMar>
-              <w:top w:type="dxa" w:w="30"/>
-              <w:left w:type="dxa" w:w="60"/>
-              <w:bottom w:type="dxa" w:w="30"/>
-              <w:right w:type="dxa" w:w="60"/>
-            </w:tcMar>
-          </w:tcPr>
-          <w:p>
-            <w:pPr>
-              <w:spacing w:line="240"/>
-              <w:jc w:val="center"/>
-            </w:pPr>
-            <w:r>
-              <w:rPr>
-                <w:rFonts w:ascii="Times New Roman" w:cs="Times New Roman" w:eastAsia="Times New Roman" w:hAnsi="Times New Roman"/>
-                <w:sz w:val="16"/>
-                <w:szCs w:val="16"/>
-              </w:rPr>
-              <w:t xml:space="preserve">0.18 (−0.28, 0.65)</w:t>
-            </w:r>
-          </w:p>
-        </w:tc>
-        <w:tc>
-          <w:tcPr>
-            <w:tcW w:type="dxa" w:w="1800"/>
-            <w:tcBorders>
-              <w:top w:val="none" w:color="FFFFFF" w:sz="0"/>
-              <w:left w:val="none" w:color="FFFFFF" w:sz="0"/>
-              <w:bottom w:val="none" w:color="FFFFFF" w:sz="0"/>
-              <w:right w:val="none" w:color="FFFFFF" w:sz="0"/>
-            </w:tcBorders>
-            <w:tcMar>
-              <w:top w:type="dxa" w:w="30"/>
-              <w:left w:type="dxa" w:w="60"/>
-              <w:bottom w:type="dxa" w:w="30"/>
-              <w:right w:type="dxa" w:w="60"/>
-            </w:tcMar>
-          </w:tcPr>
-          <w:p>
-            <w:pPr>
-              <w:spacing w:line="240"/>
-              <w:jc w:val="center"/>
-            </w:pPr>
-            <w:r>
-              <w:rPr>
-                <w:rFonts w:ascii="Times New Roman" w:cs="Times New Roman" w:eastAsia="Times New Roman" w:hAnsi="Times New Roman"/>
-                <w:sz w:val="16"/>
-                <w:szCs w:val="16"/>
-              </w:rPr>
-              <w:t xml:space="preserve">0.22 (−0.20, 0.64)</w:t>
-            </w:r>
-          </w:p>
-        </w:tc>
-        <w:tc>
-          <w:tcPr>
-            <w:tcW w:type="dxa" w:w="1800"/>
-            <w:tcBorders>
-              <w:top w:val="none" w:color="FFFFFF" w:sz="0"/>
-              <w:left w:val="none" w:color="FFFFFF" w:sz="0"/>
-              <w:bottom w:val="none" w:color="FFFFFF" w:sz="0"/>
-              <w:right w:val="none" w:color="FFFFFF" w:sz="0"/>
-            </w:tcBorders>
-            <w:tcMar>
-              <w:top w:type="dxa" w:w="30"/>
-              <w:left w:type="dxa" w:w="60"/>
-              <w:bottom w:type="dxa" w:w="30"/>
-              <w:right w:type="dxa" w:w="60"/>
-            </w:tcMar>
-          </w:tcPr>
-          <w:p>
-            <w:pPr>
-              <w:spacing w:line="240"/>
-              <w:jc w:val="center"/>
-            </w:pPr>
-            <w:r>
-              <w:rPr>
-                <w:rFonts w:ascii="Times New Roman" w:cs="Times New Roman" w:eastAsia="Times New Roman" w:hAnsi="Times New Roman"/>
-                <w:sz w:val="16"/>
-                <w:szCs w:val="16"/>
-              </w:rPr>
-              <w:t xml:space="preserve">0.28 (−0.18, 0.74)</w:t>
-            </w:r>
-          </w:p>
-        </w:tc>
-      </w:tr>
-      <w:tr>
-        <w:trPr>
-          <w:cantSplit/>
-        </w:trPr>
-        <w:tc>
-          <w:tcPr>
-            <w:tcW w:type="dxa" w:w="3960"/>
-            <w:tcBorders>
-              <w:top w:val="none" w:color="FFFFFF" w:sz="0"/>
-              <w:left w:val="none" w:color="FFFFFF" w:sz="0"/>
-              <w:bottom w:val="none" w:color="FFFFFF" w:sz="0"/>
-              <w:right w:val="none" w:color="FFFFFF" w:sz="0"/>
-            </w:tcBorders>
-            <w:tcMar>
-              <w:top w:type="dxa" w:w="30"/>
-              <w:left w:type="dxa" w:w="60"/>
-              <w:bottom w:type="dxa" w:w="30"/>
-              <w:right w:type="dxa" w:w="60"/>
-            </w:tcMar>
-          </w:tcPr>
-          <w:p>
-            <w:pPr>
-              <w:spacing w:line="240"/>
-              <w:jc w:val="left"/>
-            </w:pPr>
-            <w:r>
-              <w:rPr>
-                <w:rFonts w:ascii="Times New Roman" w:cs="Times New Roman" w:eastAsia="Times New Roman" w:hAnsi="Times New Roman"/>
-                <w:sz w:val="16"/>
-                <w:szCs w:val="16"/>
-              </w:rPr>
-              <w:t xml:space="preserve">Attributable proportion, AP (additive, 0 = none)</w:t>
-            </w:r>
-          </w:p>
-        </w:tc>
-        <w:tc>
-          <w:tcPr>
-            <w:tcW w:type="dxa" w:w="1800"/>
-            <w:tcBorders>
-              <w:top w:val="none" w:color="FFFFFF" w:sz="0"/>
-              <w:left w:val="none" w:color="FFFFFF" w:sz="0"/>
-              <w:bottom w:val="none" w:color="FFFFFF" w:sz="0"/>
-              <w:right w:val="none" w:color="FFFFFF" w:sz="0"/>
-            </w:tcBorders>
-            <w:tcMar>
-              <w:top w:type="dxa" w:w="30"/>
-              <w:left w:type="dxa" w:w="60"/>
-              <w:bottom w:type="dxa" w:w="30"/>
-              <w:right w:type="dxa" w:w="60"/>
-            </w:tcMar>
-          </w:tcPr>
-          <w:p>
-            <w:pPr>
-              <w:spacing w:line="240"/>
-              <w:jc w:val="center"/>
-            </w:pPr>
-            <w:r>
-              <w:rPr>
-                <w:rFonts w:ascii="Times New Roman" w:cs="Times New Roman" w:eastAsia="Times New Roman" w:hAnsi="Times New Roman"/>
-                <w:sz w:val="16"/>
-                <w:szCs w:val="16"/>
-              </w:rPr>
-              <w:t xml:space="preserve">0.12 (−0.16, 0.40)</w:t>
-            </w:r>
-          </w:p>
-        </w:tc>
-        <w:tc>
-          <w:tcPr>
-            <w:tcW w:type="dxa" w:w="1800"/>
-            <w:tcBorders>
-              <w:top w:val="none" w:color="FFFFFF" w:sz="0"/>
-              <w:left w:val="none" w:color="FFFFFF" w:sz="0"/>
-              <w:bottom w:val="none" w:color="FFFFFF" w:sz="0"/>
-              <w:right w:val="none" w:color="FFFFFF" w:sz="0"/>
-            </w:tcBorders>
-            <w:tcMar>
-              <w:top w:type="dxa" w:w="30"/>
-              <w:left w:type="dxa" w:w="60"/>
-              <w:bottom w:type="dxa" w:w="30"/>
-              <w:right w:type="dxa" w:w="60"/>
-            </w:tcMar>
-          </w:tcPr>
-          <w:p>
-            <w:pPr>
-              <w:spacing w:line="240"/>
-              <w:jc w:val="center"/>
-            </w:pPr>
-            <w:r>
-              <w:rPr>
-                <w:rFonts w:ascii="Times New Roman" w:cs="Times New Roman" w:eastAsia="Times New Roman" w:hAnsi="Times New Roman"/>
-                <w:sz w:val="16"/>
-                <w:szCs w:val="16"/>
-              </w:rPr>
-              <w:t xml:space="preserve">0.16 (−0.12, 0.44)</w:t>
-            </w:r>
-          </w:p>
-        </w:tc>
-        <w:tc>
-          <w:tcPr>
-            <w:tcW w:type="dxa" w:w="1800"/>
-            <w:tcBorders>
-              <w:top w:val="none" w:color="FFFFFF" w:sz="0"/>
-              <w:left w:val="none" w:color="FFFFFF" w:sz="0"/>
-              <w:bottom w:val="none" w:color="FFFFFF" w:sz="0"/>
-              <w:right w:val="none" w:color="FFFFFF" w:sz="0"/>
-            </w:tcBorders>
-            <w:tcMar>
-              <w:top w:type="dxa" w:w="30"/>
-              <w:left w:type="dxa" w:w="60"/>
-              <w:bottom w:type="dxa" w:w="30"/>
-              <w:right w:type="dxa" w:w="60"/>
-            </w:tcMar>
-          </w:tcPr>
-          <w:p>
-            <w:pPr>
-              <w:spacing w:line="240"/>
-              <w:jc w:val="center"/>
-            </w:pPr>
-            <w:r>
-              <w:rPr>
-                <w:rFonts w:ascii="Times New Roman" w:cs="Times New Roman" w:eastAsia="Times New Roman" w:hAnsi="Times New Roman"/>
-                <w:sz w:val="16"/>
-                <w:szCs w:val="16"/>
-              </w:rPr>
-              <w:t xml:space="preserve">0.18 (−0.09, 0.45)</w:t>
-            </w:r>
-          </w:p>
-        </w:tc>
-      </w:tr>
-      <w:tr>
-        <w:trPr>
-          <w:cantSplit/>
-        </w:trPr>
-        <w:tc>
-          <w:tcPr>
-            <w:tcW w:type="dxa" w:w="3960"/>
-            <w:tcBorders>
-              <w:top w:val="none" w:color="FFFFFF" w:sz="0"/>
-              <w:left w:val="none" w:color="FFFFFF" w:sz="0"/>
-              <w:bottom w:val="none" w:color="FFFFFF" w:sz="0"/>
-              <w:right w:val="none" w:color="FFFFFF" w:sz="0"/>
-            </w:tcBorders>
-            <w:tcMar>
-              <w:top w:type="dxa" w:w="30"/>
-              <w:left w:type="dxa" w:w="60"/>
-              <w:bottom w:type="dxa" w:w="30"/>
-              <w:right w:type="dxa" w:w="60"/>
-            </w:tcMar>
-          </w:tcPr>
-          <w:p>
-            <w:pPr>
-              <w:spacing w:line="240"/>
-              <w:jc w:val="left"/>
-            </w:pPr>
-            <w:r>
-              <w:rPr>
-                <w:rFonts w:ascii="Times New Roman" w:cs="Times New Roman" w:eastAsia="Times New Roman" w:hAnsi="Times New Roman"/>
-                <w:sz w:val="16"/>
-                <w:szCs w:val="16"/>
-              </w:rPr>
-              <w:t xml:space="preserve">Synergy index, S (additive, 1 = none)</w:t>
-            </w:r>
-          </w:p>
-        </w:tc>
-        <w:tc>
-          <w:tcPr>
-            <w:tcW w:type="dxa" w:w="1800"/>
-            <w:tcBorders>
-              <w:top w:val="none" w:color="FFFFFF" w:sz="0"/>
-              <w:left w:val="none" w:color="FFFFFF" w:sz="0"/>
-              <w:bottom w:val="none" w:color="FFFFFF" w:sz="0"/>
-              <w:right w:val="none" w:color="FFFFFF" w:sz="0"/>
-            </w:tcBorders>
-            <w:tcMar>
-              <w:top w:type="dxa" w:w="30"/>
-              <w:left w:type="dxa" w:w="60"/>
-              <w:bottom w:type="dxa" w:w="30"/>
-              <w:right w:type="dxa" w:w="60"/>
-            </w:tcMar>
-          </w:tcPr>
-          <w:p>
-            <w:pPr>
-              <w:spacing w:line="240"/>
-              <w:jc w:val="center"/>
-            </w:pPr>
-            <w:r>
-              <w:rPr>
-                <w:rFonts w:ascii="Times New Roman" w:cs="Times New Roman" w:eastAsia="Times New Roman" w:hAnsi="Times New Roman"/>
-                <w:sz w:val="16"/>
-                <w:szCs w:val="16"/>
-              </w:rPr>
-              <w:t xml:space="preserve">1.51 (0.51, 4.46)</w:t>
-            </w:r>
-          </w:p>
-        </w:tc>
-        <w:tc>
-          <w:tcPr>
-            <w:tcW w:type="dxa" w:w="1800"/>
-            <w:tcBorders>
-              <w:top w:val="none" w:color="FFFFFF" w:sz="0"/>
-              <w:left w:val="none" w:color="FFFFFF" w:sz="0"/>
-              <w:bottom w:val="none" w:color="FFFFFF" w:sz="0"/>
-              <w:right w:val="none" w:color="FFFFFF" w:sz="0"/>
-            </w:tcBorders>
-            <w:tcMar>
-              <w:top w:type="dxa" w:w="30"/>
-              <w:left w:type="dxa" w:w="60"/>
-              <w:bottom w:type="dxa" w:w="30"/>
-              <w:right w:type="dxa" w:w="60"/>
-            </w:tcMar>
-          </w:tcPr>
-          <w:p>
-            <w:pPr>
-              <w:spacing w:line="240"/>
-              <w:jc w:val="center"/>
-            </w:pPr>
-            <w:r>
-              <w:rPr>
-                <w:rFonts w:ascii="Times New Roman" w:cs="Times New Roman" w:eastAsia="Times New Roman" w:hAnsi="Times New Roman"/>
-                <w:sz w:val="16"/>
-                <w:szCs w:val="16"/>
-              </w:rPr>
-              <w:t xml:space="preserve">2.46 (0.27, 22.76)</w:t>
-            </w:r>
-          </w:p>
-        </w:tc>
-        <w:tc>
-          <w:tcPr>
-            <w:tcW w:type="dxa" w:w="1800"/>
-            <w:tcBorders>
-              <w:top w:val="none" w:color="FFFFFF" w:sz="0"/>
-              <w:left w:val="none" w:color="FFFFFF" w:sz="0"/>
-              <w:bottom w:val="none" w:color="FFFFFF" w:sz="0"/>
-              <w:right w:val="none" w:color="FFFFFF" w:sz="0"/>
-            </w:tcBorders>
-            <w:tcMar>
-              <w:top w:type="dxa" w:w="30"/>
-              <w:left w:type="dxa" w:w="60"/>
-              <w:bottom w:type="dxa" w:w="30"/>
-              <w:right w:type="dxa" w:w="60"/>
-            </w:tcMar>
-          </w:tcPr>
-          <w:p>
-            <w:pPr>
-              <w:spacing w:line="240"/>
-              <w:jc w:val="center"/>
-            </w:pPr>
-            <w:r>
-              <w:rPr>
-                <w:rFonts w:ascii="Times New Roman" w:cs="Times New Roman" w:eastAsia="Times New Roman" w:hAnsi="Times New Roman"/>
-                <w:sz w:val="16"/>
-                <w:szCs w:val="16"/>
-              </w:rPr>
-              <w:t xml:space="preserve">1.97 (0.56, 6.94)</w:t>
-            </w:r>
-          </w:p>
-        </w:tc>
-      </w:tr>
-      <w:tr>
-        <w:trPr>
-          <w:cantSplit/>
-        </w:trPr>
-        <w:tc>
-          <w:tcPr>
-            <w:tcW w:type="dxa" w:w="3960"/>
+              <w:t xml:space="preserve">AI score, per 1 compartment</w:t>
+            </w:r>
+          </w:p>
+        </w:tc>
+        <w:tc>
+          <w:tcPr>
+            <w:tcW w:type="dxa" w:w="1400"/>
             <w:tcBorders>
               <w:top w:val="none" w:color="FFFFFF" w:sz="0"/>
               <w:left w:val="none" w:color="FFFFFF" w:sz="0"/>
@@ -17183,21 +17152,21 @@
           <w:p>
             <w:pPr>
               <w:spacing w:line="240"/>
-              <w:jc w:val="left"/>
-            </w:pPr>
-            <w:r>
-              <w:rPr>
-                <w:rFonts w:ascii="Times New Roman" w:cs="Times New Roman" w:eastAsia="Times New Roman" w:hAnsi="Times New Roman"/>
-                <w:sz w:val="16"/>
-                <w:szCs w:val="16"/>
-              </w:rPr>
-              <w:t xml:space="preserve">Ratio of RRs (multiplicative, 1 = none)</w:t>
-            </w:r>
-          </w:p>
-        </w:tc>
-        <w:tc>
-          <w:tcPr>
-            <w:tcW w:type="dxa" w:w="1800"/>
+              <w:jc w:val="center"/>
+            </w:pPr>
+            <w:r>
+              <w:rPr>
+                <w:rFonts w:ascii="Times New Roman" w:cs="Times New Roman" w:eastAsia="Times New Roman" w:hAnsi="Times New Roman"/>
+                <w:sz w:val="16"/>
+                <w:szCs w:val="16"/>
+              </w:rPr>
+              <w:t xml:space="preserve">MVM score</w:t>
+            </w:r>
+          </w:p>
+        </w:tc>
+        <w:tc>
+          <w:tcPr>
+            <w:tcW w:type="dxa" w:w="1480"/>
             <w:tcBorders>
               <w:top w:val="none" w:color="FFFFFF" w:sz="0"/>
               <w:left w:val="none" w:color="FFFFFF" w:sz="0"/>
@@ -17222,13 +17191,13 @@
                 <w:sz w:val="16"/>
                 <w:szCs w:val="16"/>
               </w:rPr>
-              <w:t xml:space="preserve">1.11 (0.78, 1.57)</w:t>
-            </w:r>
-          </w:p>
-        </w:tc>
-        <w:tc>
-          <w:tcPr>
-            <w:tcW w:type="dxa" w:w="1800"/>
+              <w:t xml:space="preserve">1.03 (0.98, 1.08)</w:t>
+            </w:r>
+          </w:p>
+        </w:tc>
+        <w:tc>
+          <w:tcPr>
+            <w:tcW w:type="dxa" w:w="1480"/>
             <w:tcBorders>
               <w:top w:val="none" w:color="FFFFFF" w:sz="0"/>
               <w:left w:val="none" w:color="FFFFFF" w:sz="0"/>
@@ -17253,13 +17222,13 @@
                 <w:sz w:val="16"/>
                 <w:szCs w:val="16"/>
               </w:rPr>
-              <w:t xml:space="preserve">1.18 (0.83, 1.68)</w:t>
-            </w:r>
-          </w:p>
-        </w:tc>
-        <w:tc>
-          <w:tcPr>
-            <w:tcW w:type="dxa" w:w="1800"/>
+              <w:t xml:space="preserve">1.03 (0.98, 1.08)</w:t>
+            </w:r>
+          </w:p>
+        </w:tc>
+        <w:tc>
+          <w:tcPr>
+            <w:tcW w:type="dxa" w:w="1480"/>
             <w:tcBorders>
               <w:top w:val="none" w:color="FFFFFF" w:sz="0"/>
               <w:left w:val="none" w:color="FFFFFF" w:sz="0"/>
@@ -17284,7 +17253,38 @@
                 <w:sz w:val="16"/>
                 <w:szCs w:val="16"/>
               </w:rPr>
-              <w:t xml:space="preserve">1.20 (0.85, 1.70)</w:t>
+              <w:t xml:space="preserve">1.04 (0.99, 1.09)</w:t>
+            </w:r>
+          </w:p>
+        </w:tc>
+        <w:tc>
+          <w:tcPr>
+            <w:tcW w:type="dxa" w:w="1520"/>
+            <w:tcBorders>
+              <w:top w:val="none" w:color="FFFFFF" w:sz="0"/>
+              <w:left w:val="none" w:color="FFFFFF" w:sz="0"/>
+              <w:bottom w:val="single" w:color="000000" w:sz="8"/>
+              <w:right w:val="none" w:color="FFFFFF" w:sz="0"/>
+            </w:tcBorders>
+            <w:tcMar>
+              <w:top w:type="dxa" w:w="30"/>
+              <w:left w:type="dxa" w:w="60"/>
+              <w:bottom w:type="dxa" w:w="30"/>
+              <w:right w:type="dxa" w:w="60"/>
+            </w:tcMar>
+          </w:tcPr>
+          <w:p>
+            <w:pPr>
+              <w:spacing w:line="240"/>
+              <w:jc w:val="center"/>
+            </w:pPr>
+            <w:r>
+              <w:rPr>
+                <w:rFonts w:ascii="Times New Roman" w:cs="Times New Roman" w:eastAsia="Times New Roman" w:hAnsi="Times New Roman"/>
+                <w:sz w:val="16"/>
+                <w:szCs w:val="16"/>
+              </w:rPr>
+              <w:t xml:space="preserve">1.03 (0.98, 1.08)</w:t>
             </w:r>
           </w:p>
         </w:tc>
@@ -17300,7 +17300,7 @@
           <w:sz w:val="16"/>
           <w:szCs w:val="16"/>
         </w:rPr>
-        <w:t xml:space="preserve">Estimates (95% CI) from the four-level joint exposure (reference: neither). CIs by the delta method using the pooled variance-covariance matrix. RERI, relative excess risk due to interaction. The synergy index is unstable when the single-exposure RRs are close to 1 and is shown for completeness. Primary: adjusted for 11 covariates and study site, with inverse probability of censoring weights. Secondary: as primary without study site. Definite IH, 700 cases among 40,700 infants, unless stated otherwise.</w:t>
+        <w:t xml:space="preserve">Relative risks (95% CI). Primary: adjusted for 11 covariates and study site, with inverse probability of censoring weights. Secondary: as primary without study site. Definite IH, 700 cases among 40,700 infants, unless stated otherwise.</w:t>
       </w:r>
     </w:p>
     <w:p>
